--- a/07-SRS/数据需求规格说明书(DRD).docx
+++ b/07-SRS/数据需求规格说明书(DRD).docx
@@ -148,7 +148,7 @@
           </w:tcPr>
           <w:p>
             <w:r>
-              <w:t>V1.0</w:t>
+              <w:t>V1.1</w:t>
             </w:r>
           </w:p>
         </w:tc>
@@ -170,7 +170,7 @@
           </w:tcPr>
           <w:p>
             <w:r>
-              <w:t>初始基线</w:t>
+              <w:t>扩写基线</w:t>
             </w:r>
           </w:p>
         </w:tc>
@@ -192,7 +192,7 @@
           </w:tcPr>
           <w:p>
             <w:r>
-              <w:t>2026-05-23</w:t>
+              <w:t>2026-05-30</w:t>
             </w:r>
           </w:p>
         </w:tc>
@@ -326,13 +326,55 @@
           </w:p>
         </w:tc>
       </w:tr>
+      <w:tr>
+        <w:tc>
+          <w:tcPr>
+            <w:tcW w:type="dxa" w:w="2340"/>
+          </w:tcPr>
+          <w:p>
+            <w:r>
+              <w:t>V1.1</w:t>
+            </w:r>
+          </w:p>
+        </w:tc>
+        <w:tc>
+          <w:tcPr>
+            <w:tcW w:type="dxa" w:w="2340"/>
+          </w:tcPr>
+          <w:p>
+            <w:r>
+              <w:t>2026-05-30</w:t>
+            </w:r>
+          </w:p>
+        </w:tc>
+        <w:tc>
+          <w:tcPr>
+            <w:tcW w:type="dxa" w:w="2340"/>
+          </w:tcPr>
+          <w:p>
+            <w:r>
+              <w:t>同步SRS V1.1的角色和功能扩展，补充数据来源、实体映射、权限边界和跨系统同步说明。</w:t>
+            </w:r>
+          </w:p>
+        </w:tc>
+        <w:tc>
+          <w:tcPr>
+            <w:tcW w:type="dxa" w:w="2340"/>
+          </w:tcPr>
+          <w:p>
+            <w:r>
+              <w:t>需求分析团队</w:t>
+            </w:r>
+          </w:p>
+        </w:tc>
+      </w:tr>
     </w:tbl>
     <w:p>
       <w:pPr>
         <w:pStyle w:val="FirstParagraph"/>
       </w:pPr>
       <w:r>
-        <w:t>文档编号: DRD-SCHOOL-QA-001 版本: V1.0 创建日期: 2026-05-23 最后更新: 2026-05-23 状态: 初始基线 作者: 需求分析团队</w:t>
+        <w:t>文档编号: DRD-SCHOOL-QA-001 版本: V1.1 创建日期: 2026-05-23 最后更新: 2026-05-30 状态: 扩写基线 作者: 需求分析团队</w:t>
       </w:r>
     </w:p>
     <w:p>
@@ -12787,6 +12829,241 @@
     </w:p>
     <w:bookmarkEnd w:id="36"/>
     <w:bookmarkEnd w:id="37"/>
+    <w:p>
+      <w:pPr>
+        <w:pStyle w:val="Heading1"/>
+      </w:pPr>
+      <w:r>
+        <w:t>9. V1.1 SRS扩写同步补充</w:t>
+      </w:r>
+    </w:p>
+    <w:p>
+      <w:r>
+        <w:t>本节同步SRS V1.1扩写后的用户群和功能范围，补充数据实体、来源系统和权限边界。</w:t>
+      </w:r>
+    </w:p>
+    <w:tbl>
+      <w:tblPr>
+        <w:tblW w:type="auto" w:w="0"/>
+        <w:tblLook w:firstColumn="1" w:firstRow="1" w:lastColumn="0" w:lastRow="0" w:noHBand="0" w:noVBand="1" w:val="04A0"/>
+      </w:tblPr>
+      <w:tblGrid>
+        <w:gridCol w:w="2340"/>
+        <w:gridCol w:w="2340"/>
+        <w:gridCol w:w="2340"/>
+        <w:gridCol w:w="2340"/>
+      </w:tblGrid>
+      <w:tr>
+        <w:tc>
+          <w:tcPr>
+            <w:tcW w:type="dxa" w:w="2340"/>
+          </w:tcPr>
+          <w:p>
+            <w:r>
+              <w:t>SRS需求域</w:t>
+            </w:r>
+          </w:p>
+        </w:tc>
+        <w:tc>
+          <w:tcPr>
+            <w:tcW w:type="dxa" w:w="2340"/>
+          </w:tcPr>
+          <w:p>
+            <w:r>
+              <w:t>新增/强化数据对象</w:t>
+            </w:r>
+          </w:p>
+        </w:tc>
+        <w:tc>
+          <w:tcPr>
+            <w:tcW w:type="dxa" w:w="2340"/>
+          </w:tcPr>
+          <w:p>
+            <w:r>
+              <w:t>来源系统</w:t>
+            </w:r>
+          </w:p>
+        </w:tc>
+        <w:tc>
+          <w:tcPr>
+            <w:tcW w:type="dxa" w:w="2340"/>
+          </w:tcPr>
+          <w:p>
+            <w:r>
+              <w:t>DRD处理要求</w:t>
+            </w:r>
+          </w:p>
+        </w:tc>
+      </w:tr>
+      <w:tr>
+        <w:tc>
+          <w:tcPr>
+            <w:tcW w:type="dxa" w:w="2340"/>
+          </w:tcPr>
+          <w:p>
+            <w:r>
+              <w:t>研究生服务</w:t>
+            </w:r>
+          </w:p>
+        </w:tc>
+        <w:tc>
+          <w:tcPr>
+            <w:tcW w:type="dxa" w:w="2340"/>
+          </w:tcPr>
+          <w:p>
+            <w:r>
+              <w:t>培养方案、导师、论文流程、实验室设备、学术活动</w:t>
+            </w:r>
+          </w:p>
+        </w:tc>
+        <w:tc>
+          <w:tcPr>
+            <w:tcW w:type="dxa" w:w="2340"/>
+          </w:tcPr>
+          <w:p>
+            <w:r>
+              <w:t>研究生院系统、科研系统、实验室管理系统</w:t>
+            </w:r>
+          </w:p>
+        </w:tc>
+        <w:tc>
+          <w:tcPr>
+            <w:tcW w:type="dxa" w:w="2340"/>
+          </w:tcPr>
+          <w:p>
+            <w:r>
+              <w:t>按院系、导师和学生身份控制查询权限。</w:t>
+            </w:r>
+          </w:p>
+        </w:tc>
+      </w:tr>
+      <w:tr>
+        <w:tc>
+          <w:tcPr>
+            <w:tcW w:type="dxa" w:w="2340"/>
+          </w:tcPr>
+          <w:p>
+            <w:r>
+              <w:t>辅导员服务</w:t>
+            </w:r>
+          </w:p>
+        </w:tc>
+        <w:tc>
+          <w:tcPr>
+            <w:tcW w:type="dxa" w:w="2340"/>
+          </w:tcPr>
+          <w:p>
+            <w:r>
+              <w:t>学业预警、请假、资助、违纪、就业指导</w:t>
+            </w:r>
+          </w:p>
+        </w:tc>
+        <w:tc>
+          <w:tcPr>
+            <w:tcW w:type="dxa" w:w="2340"/>
+          </w:tcPr>
+          <w:p>
+            <w:r>
+              <w:t>学工系统、就业系统、奖助系统</w:t>
+            </w:r>
+          </w:p>
+        </w:tc>
+        <w:tc>
+          <w:tcPr>
+            <w:tcW w:type="dxa" w:w="2340"/>
+          </w:tcPr>
+          <w:p>
+            <w:r>
+              <w:t>涉及敏感信息的数据字段必须记录访问审计。</w:t>
+            </w:r>
+          </w:p>
+        </w:tc>
+      </w:tr>
+      <w:tr>
+        <w:tc>
+          <w:tcPr>
+            <w:tcW w:type="dxa" w:w="2340"/>
+          </w:tcPr>
+          <w:p>
+            <w:r>
+              <w:t>家长服务</w:t>
+            </w:r>
+          </w:p>
+        </w:tc>
+        <w:tc>
+          <w:tcPr>
+            <w:tcW w:type="dxa" w:w="2340"/>
+          </w:tcPr>
+          <w:p>
+            <w:r>
+              <w:t>学生状态、费用、假期通知、校园活动</w:t>
+            </w:r>
+          </w:p>
+        </w:tc>
+        <w:tc>
+          <w:tcPr>
+            <w:tcW w:type="dxa" w:w="2340"/>
+          </w:tcPr>
+          <w:p>
+            <w:r>
+              <w:t>授权关系表、财务系统、通知系统</w:t>
+            </w:r>
+          </w:p>
+        </w:tc>
+        <w:tc>
+          <w:tcPr>
+            <w:tcW w:type="dxa" w:w="2340"/>
+          </w:tcPr>
+          <w:p>
+            <w:r>
+              <w:t>必须以学生授权或学校合规授权为前置条件。</w:t>
+            </w:r>
+          </w:p>
+        </w:tc>
+      </w:tr>
+      <w:tr>
+        <w:tc>
+          <w:tcPr>
+            <w:tcW w:type="dxa" w:w="2340"/>
+          </w:tcPr>
+          <w:p>
+            <w:r>
+              <w:t>知识库治理</w:t>
+            </w:r>
+          </w:p>
+        </w:tc>
+        <w:tc>
+          <w:tcPr>
+            <w:tcW w:type="dxa" w:w="2340"/>
+          </w:tcPr>
+          <w:p>
+            <w:r>
+              <w:t>知识条目版本、未命中问题、反馈、审核记录</w:t>
+            </w:r>
+          </w:p>
+        </w:tc>
+        <w:tc>
+          <w:tcPr>
+            <w:tcW w:type="dxa" w:w="2340"/>
+          </w:tcPr>
+          <w:p>
+            <w:r>
+              <w:t>知识库后台、问答日志</w:t>
+            </w:r>
+          </w:p>
+        </w:tc>
+        <w:tc>
+          <w:tcPr>
+            <w:tcW w:type="dxa" w:w="2340"/>
+          </w:tcPr>
+          <w:p>
+            <w:r>
+              <w:t>每次发布和回滚必须生成审计日志。</w:t>
+            </w:r>
+          </w:p>
+        </w:tc>
+      </w:tr>
+    </w:tbl>
     <w:sectPr>
       <w:footnotePr>
         <w:numRestart w:val="eachSect"/>

--- a/07-SRS/数据需求规格说明书(DRD).docx
+++ b/07-SRS/数据需求规格说明书(DRD).docx
@@ -148,7 +148,7 @@
           </w:tcPr>
           <w:p>
             <w:r>
-              <w:t>V1.1</w:t>
+              <w:t>V1.2</w:t>
             </w:r>
           </w:p>
         </w:tc>
@@ -170,7 +170,7 @@
           </w:tcPr>
           <w:p>
             <w:r>
-              <w:t>扩写基线</w:t>
+              <w:t>评审修订稿</w:t>
             </w:r>
           </w:p>
         </w:tc>
@@ -192,7 +192,7 @@
           </w:tcPr>
           <w:p>
             <w:r>
-              <w:t>2026-05-30</w:t>
+              <w:t>2026-06-12</w:t>
             </w:r>
           </w:p>
         </w:tc>
@@ -368,13 +368,55 @@
           </w:p>
         </w:tc>
       </w:tr>
+      <w:tr>
+        <w:tc>
+          <w:tcPr>
+            <w:tcW w:type="dxa" w:w="2340"/>
+          </w:tcPr>
+          <w:p>
+            <w:r>
+              <w:t>V1.2</w:t>
+            </w:r>
+          </w:p>
+        </w:tc>
+        <w:tc>
+          <w:tcPr>
+            <w:tcW w:type="dxa" w:w="2340"/>
+          </w:tcPr>
+          <w:p>
+            <w:r>
+              <w:t>2026-06-12</w:t>
+            </w:r>
+          </w:p>
+        </w:tc>
+        <w:tc>
+          <w:tcPr>
+            <w:tcW w:type="dxa" w:w="2340"/>
+          </w:tcPr>
+          <w:p>
+            <w:r>
+              <w:t>补充数据质量规则、保留期限、脱敏策略、审计日志、备份恢复和测试验收数据口径。</w:t>
+            </w:r>
+          </w:p>
+        </w:tc>
+        <w:tc>
+          <w:tcPr>
+            <w:tcW w:type="dxa" w:w="2340"/>
+          </w:tcPr>
+          <w:p>
+            <w:r>
+              <w:t>需求分析团队</w:t>
+            </w:r>
+          </w:p>
+        </w:tc>
+      </w:tr>
     </w:tbl>
     <w:p>
       <w:pPr>
         <w:pStyle w:val="FirstParagraph"/>
       </w:pPr>
       <w:r>
-        <w:t>文档编号: DRD-SCHOOL-QA-001 版本: V1.1 创建日期: 2026-05-23 最后更新: 2026-05-30 状态: 扩写基线 作者: 需求分析团队</w:t>
+        <w:t>文档编号: DRD-SCHOOL-QA-001 版本: V1.2 创建日期: 2026-05-23 最后更新: 2026-06-12 状态: 评审修订稿 作者: 需求分析团队</w:t>
       </w:r>
     </w:p>
     <w:p>
@@ -13059,6 +13101,329 @@
           <w:p>
             <w:r>
               <w:t>每次发布和回滚必须生成审计日志。</w:t>
+            </w:r>
+          </w:p>
+        </w:tc>
+      </w:tr>
+    </w:tbl>
+    <w:p>
+      <w:pPr>
+        <w:pStyle w:val="Heading1"/>
+      </w:pPr>
+      <w:r>
+        <w:t>10. V1.2 数据质量与合规补充</w:t>
+      </w:r>
+    </w:p>
+    <w:p>
+      <w:r>
+        <w:t>V1.2将数据需求从字段描述扩展到可验收的数据质量、保留、脱敏和备份恢复规则。</w:t>
+      </w:r>
+    </w:p>
+    <w:tbl>
+      <w:tblPr>
+        <w:tblW w:type="auto" w:w="0"/>
+        <w:tblLook w:firstColumn="1" w:firstRow="1" w:lastColumn="0" w:lastRow="0" w:noHBand="0" w:noVBand="1" w:val="04A0"/>
+      </w:tblPr>
+      <w:tblGrid>
+        <w:gridCol w:w="3120"/>
+        <w:gridCol w:w="3120"/>
+        <w:gridCol w:w="3120"/>
+      </w:tblGrid>
+      <w:tr>
+        <w:tc>
+          <w:tcPr>
+            <w:tcW w:type="dxa" w:w="3120"/>
+          </w:tcPr>
+          <w:p>
+            <w:r>
+              <w:t>规则类别</w:t>
+            </w:r>
+          </w:p>
+        </w:tc>
+        <w:tc>
+          <w:tcPr>
+            <w:tcW w:type="dxa" w:w="3120"/>
+          </w:tcPr>
+          <w:p>
+            <w:r>
+              <w:t>要求</w:t>
+            </w:r>
+          </w:p>
+        </w:tc>
+        <w:tc>
+          <w:tcPr>
+            <w:tcW w:type="dxa" w:w="3120"/>
+          </w:tcPr>
+          <w:p>
+            <w:r>
+              <w:t>验收方式</w:t>
+            </w:r>
+          </w:p>
+        </w:tc>
+      </w:tr>
+      <w:tr>
+        <w:tc>
+          <w:tcPr>
+            <w:tcW w:type="dxa" w:w="3120"/>
+          </w:tcPr>
+          <w:p>
+            <w:r>
+              <w:t>完整性</w:t>
+            </w:r>
+          </w:p>
+        </w:tc>
+        <w:tc>
+          <w:tcPr>
+            <w:tcW w:type="dxa" w:w="3120"/>
+          </w:tcPr>
+          <w:p>
+            <w:r>
+              <w:t>核心用户、会话、消息、知识条目、反馈和审计表的必填字段不得为空。</w:t>
+            </w:r>
+          </w:p>
+        </w:tc>
+        <w:tc>
+          <w:tcPr>
+            <w:tcW w:type="dxa" w:w="3120"/>
+          </w:tcPr>
+          <w:p>
+            <w:r>
+              <w:t>抽样SQL检查和接口返回校验。</w:t>
+            </w:r>
+          </w:p>
+        </w:tc>
+      </w:tr>
+      <w:tr>
+        <w:tc>
+          <w:tcPr>
+            <w:tcW w:type="dxa" w:w="3120"/>
+          </w:tcPr>
+          <w:p>
+            <w:r>
+              <w:t>一致性</w:t>
+            </w:r>
+          </w:p>
+        </w:tc>
+        <w:tc>
+          <w:tcPr>
+            <w:tcW w:type="dxa" w:w="3120"/>
+          </w:tcPr>
+          <w:p>
+            <w:r>
+              <w:t>用户角色、组织机构、课程、考试和成绩字段须与来源系统主数据保持一致。</w:t>
+            </w:r>
+          </w:p>
+        </w:tc>
+        <w:tc>
+          <w:tcPr>
+            <w:tcW w:type="dxa" w:w="3120"/>
+          </w:tcPr>
+          <w:p>
+            <w:r>
+              <w:t>同步批次校验和差异报告。</w:t>
+            </w:r>
+          </w:p>
+        </w:tc>
+      </w:tr>
+      <w:tr>
+        <w:tc>
+          <w:tcPr>
+            <w:tcW w:type="dxa" w:w="3120"/>
+          </w:tcPr>
+          <w:p>
+            <w:r>
+              <w:t>准确性</w:t>
+            </w:r>
+          </w:p>
+        </w:tc>
+        <w:tc>
+          <w:tcPr>
+            <w:tcW w:type="dxa" w:w="3120"/>
+          </w:tcPr>
+          <w:p>
+            <w:r>
+              <w:t>知识库答案必须保留来源、维护人、审核人和生效时间。</w:t>
+            </w:r>
+          </w:p>
+        </w:tc>
+        <w:tc>
+          <w:tcPr>
+            <w:tcW w:type="dxa" w:w="3120"/>
+          </w:tcPr>
+          <w:p>
+            <w:r>
+              <w:t>知识条目抽样复核。</w:t>
+            </w:r>
+          </w:p>
+        </w:tc>
+      </w:tr>
+      <w:tr>
+        <w:tc>
+          <w:tcPr>
+            <w:tcW w:type="dxa" w:w="3120"/>
+          </w:tcPr>
+          <w:p>
+            <w:r>
+              <w:t>时效性</w:t>
+            </w:r>
+          </w:p>
+        </w:tc>
+        <w:tc>
+          <w:tcPr>
+            <w:tcW w:type="dxa" w:w="3120"/>
+          </w:tcPr>
+          <w:p>
+            <w:r>
+              <w:t>课表、考试、通知类数据应在来源系统变更后按约定周期同步。</w:t>
+            </w:r>
+          </w:p>
+        </w:tc>
+        <w:tc>
+          <w:tcPr>
+            <w:tcW w:type="dxa" w:w="3120"/>
+          </w:tcPr>
+          <w:p>
+            <w:r>
+              <w:t>同步日志和监控告警记录。</w:t>
+            </w:r>
+          </w:p>
+        </w:tc>
+      </w:tr>
+    </w:tbl>
+    <w:tbl>
+      <w:tblPr>
+        <w:tblW w:type="auto" w:w="0"/>
+        <w:tblLook w:firstColumn="1" w:firstRow="1" w:lastColumn="0" w:lastRow="0" w:noHBand="0" w:noVBand="1" w:val="04A0"/>
+      </w:tblPr>
+      <w:tblGrid>
+        <w:gridCol w:w="3120"/>
+        <w:gridCol w:w="3120"/>
+        <w:gridCol w:w="3120"/>
+      </w:tblGrid>
+      <w:tr>
+        <w:tc>
+          <w:tcPr>
+            <w:tcW w:type="dxa" w:w="3120"/>
+          </w:tcPr>
+          <w:p>
+            <w:r>
+              <w:t>数据类别</w:t>
+            </w:r>
+          </w:p>
+        </w:tc>
+        <w:tc>
+          <w:tcPr>
+            <w:tcW w:type="dxa" w:w="3120"/>
+          </w:tcPr>
+          <w:p>
+            <w:r>
+              <w:t>保留期限</w:t>
+            </w:r>
+          </w:p>
+        </w:tc>
+        <w:tc>
+          <w:tcPr>
+            <w:tcW w:type="dxa" w:w="3120"/>
+          </w:tcPr>
+          <w:p>
+            <w:r>
+              <w:t>脱敏/删除要求</w:t>
+            </w:r>
+          </w:p>
+        </w:tc>
+      </w:tr>
+      <w:tr>
+        <w:tc>
+          <w:tcPr>
+            <w:tcW w:type="dxa" w:w="3120"/>
+          </w:tcPr>
+          <w:p>
+            <w:r>
+              <w:t>会话消息</w:t>
+            </w:r>
+          </w:p>
+        </w:tc>
+        <w:tc>
+          <w:tcPr>
+            <w:tcW w:type="dxa" w:w="3120"/>
+          </w:tcPr>
+          <w:p>
+            <w:r>
+              <w:t>默认保留12个月，统计汇总可长期保留。</w:t>
+            </w:r>
+          </w:p>
+        </w:tc>
+        <w:tc>
+          <w:tcPr>
+            <w:tcW w:type="dxa" w:w="3120"/>
+          </w:tcPr>
+          <w:p>
+            <w:r>
+              <w:t>超过期限后删除明文内容，仅保留匿名统计。</w:t>
+            </w:r>
+          </w:p>
+        </w:tc>
+      </w:tr>
+      <w:tr>
+        <w:tc>
+          <w:tcPr>
+            <w:tcW w:type="dxa" w:w="3120"/>
+          </w:tcPr>
+          <w:p>
+            <w:r>
+              <w:t>审计日志</w:t>
+            </w:r>
+          </w:p>
+        </w:tc>
+        <w:tc>
+          <w:tcPr>
+            <w:tcW w:type="dxa" w:w="3120"/>
+          </w:tcPr>
+          <w:p>
+            <w:r>
+              <w:t>不少于6个月，涉及安全事件的日志按事件闭环要求延长。</w:t>
+            </w:r>
+          </w:p>
+        </w:tc>
+        <w:tc>
+          <w:tcPr>
+            <w:tcW w:type="dxa" w:w="3120"/>
+          </w:tcPr>
+          <w:p>
+            <w:r>
+              <w:t>禁止普通管理员删除或改写。</w:t>
+            </w:r>
+          </w:p>
+        </w:tc>
+      </w:tr>
+      <w:tr>
+        <w:tc>
+          <w:tcPr>
+            <w:tcW w:type="dxa" w:w="3120"/>
+          </w:tcPr>
+          <w:p>
+            <w:r>
+              <w:t>个人敏感信息</w:t>
+            </w:r>
+          </w:p>
+        </w:tc>
+        <w:tc>
+          <w:tcPr>
+            <w:tcW w:type="dxa" w:w="3120"/>
+          </w:tcPr>
+          <w:p>
+            <w:r>
+              <w:t>按业务必要性保存。</w:t>
+            </w:r>
+          </w:p>
+        </w:tc>
+        <w:tc>
+          <w:tcPr>
+            <w:tcW w:type="dxa" w:w="3120"/>
+          </w:tcPr>
+          <w:p>
+            <w:r>
+              <w:t>展示和导出时默认脱敏，导出需审批。</w:t>
             </w:r>
           </w:p>
         </w:tc>

--- a/07-SRS/数据需求规格说明书(DRD).docx
+++ b/07-SRS/数据需求规格说明书(DRD).docx
@@ -148,7 +148,7 @@
           </w:tcPr>
           <w:p>
             <w:r>
-              <w:t>V1.2</w:t>
+              <w:t>V1.3</w:t>
             </w:r>
           </w:p>
         </w:tc>
@@ -170,7 +170,7 @@
           </w:tcPr>
           <w:p>
             <w:r>
-              <w:t>评审修订稿</w:t>
+              <w:t>正式基线</w:t>
             </w:r>
           </w:p>
         </w:tc>
@@ -192,7 +192,7 @@
           </w:tcPr>
           <w:p>
             <w:r>
-              <w:t>2026-06-12</w:t>
+              <w:t>2026-06-19</w:t>
             </w:r>
           </w:p>
         </w:tc>
@@ -410,13 +410,55 @@
           </w:p>
         </w:tc>
       </w:tr>
+      <w:tr>
+        <w:tc>
+          <w:tcPr>
+            <w:tcW w:type="dxa" w:w="2340"/>
+          </w:tcPr>
+          <w:p>
+            <w:r>
+              <w:t>V1.3</w:t>
+            </w:r>
+          </w:p>
+        </w:tc>
+        <w:tc>
+          <w:tcPr>
+            <w:tcW w:type="dxa" w:w="2340"/>
+          </w:tcPr>
+          <w:p>
+            <w:r>
+              <w:t>2026-06-19</w:t>
+            </w:r>
+          </w:p>
+        </w:tc>
+        <w:tc>
+          <w:tcPr>
+            <w:tcW w:type="dxa" w:w="2340"/>
+          </w:tcPr>
+          <w:p>
+            <w:r>
+              <w:t>形成数据需求正式基线，固化与SRS/NFR的一致性、未决事项跟踪和变更控制要求。</w:t>
+            </w:r>
+          </w:p>
+        </w:tc>
+        <w:tc>
+          <w:tcPr>
+            <w:tcW w:type="dxa" w:w="2340"/>
+          </w:tcPr>
+          <w:p>
+            <w:r>
+              <w:t>需求分析团队</w:t>
+            </w:r>
+          </w:p>
+        </w:tc>
+      </w:tr>
     </w:tbl>
     <w:p>
       <w:pPr>
         <w:pStyle w:val="FirstParagraph"/>
       </w:pPr>
       <w:r>
-        <w:t>文档编号: DRD-SCHOOL-QA-001 版本: V1.2 创建日期: 2026-05-23 最后更新: 2026-06-12 状态: 评审修订稿 作者: 需求分析团队</w:t>
+        <w:t>文档编号: DRD-SCHOOL-QA-001 版本: V1.3 创建日期: 2026-05-23 最后更新: 2026-06-19 状态: 正式基线 作者: 需求分析团队</w:t>
       </w:r>
     </w:p>
     <w:p>
@@ -13424,6 +13466,190 @@
           <w:p>
             <w:r>
               <w:t>展示和导出时默认脱敏，导出需审批。</w:t>
+            </w:r>
+          </w:p>
+        </w:tc>
+      </w:tr>
+    </w:tbl>
+    <w:p>
+      <w:pPr>
+        <w:pStyle w:val="Heading1"/>
+      </w:pPr>
+      <w:r>
+        <w:t>11. V1.3 数据需求基线确认</w:t>
+      </w:r>
+    </w:p>
+    <w:p>
+      <w:r>
+        <w:t>V1.3作为数据需求正式基线，与SRS V1.3和NFR V1.3共同作为设计、开发、测试和验收依据。</w:t>
+      </w:r>
+    </w:p>
+    <w:tbl>
+      <w:tblPr>
+        <w:tblW w:type="auto" w:w="0"/>
+        <w:tblLook w:firstColumn="1" w:firstRow="1" w:lastColumn="0" w:lastRow="0" w:noHBand="0" w:noVBand="1" w:val="04A0"/>
+      </w:tblPr>
+      <w:tblGrid>
+        <w:gridCol w:w="3120"/>
+        <w:gridCol w:w="3120"/>
+        <w:gridCol w:w="3120"/>
+      </w:tblGrid>
+      <w:tr>
+        <w:tc>
+          <w:tcPr>
+            <w:tcW w:type="dxa" w:w="3120"/>
+          </w:tcPr>
+          <w:p>
+            <w:r>
+              <w:t>基线项</w:t>
+            </w:r>
+          </w:p>
+        </w:tc>
+        <w:tc>
+          <w:tcPr>
+            <w:tcW w:type="dxa" w:w="3120"/>
+          </w:tcPr>
+          <w:p>
+            <w:r>
+              <w:t>确认内容</w:t>
+            </w:r>
+          </w:p>
+        </w:tc>
+        <w:tc>
+          <w:tcPr>
+            <w:tcW w:type="dxa" w:w="3120"/>
+          </w:tcPr>
+          <w:p>
+            <w:r>
+              <w:t>后续变更规则</w:t>
+            </w:r>
+          </w:p>
+        </w:tc>
+      </w:tr>
+      <w:tr>
+        <w:tc>
+          <w:tcPr>
+            <w:tcW w:type="dxa" w:w="3120"/>
+          </w:tcPr>
+          <w:p>
+            <w:r>
+              <w:t>实体范围</w:t>
+            </w:r>
+          </w:p>
+        </w:tc>
+        <w:tc>
+          <w:tcPr>
+            <w:tcW w:type="dxa" w:w="3120"/>
+          </w:tcPr>
+          <w:p>
+            <w:r>
+              <w:t>用户、学生、教师、家长授权、会话、消息、知识条目、反馈、未命中问题、审计日志。</w:t>
+            </w:r>
+          </w:p>
+        </w:tc>
+        <w:tc>
+          <w:tcPr>
+            <w:tcW w:type="dxa" w:w="3120"/>
+          </w:tcPr>
+          <w:p>
+            <w:r>
+              <w:t>新增实体需同步更新ER图、数据字典和权限矩阵。</w:t>
+            </w:r>
+          </w:p>
+        </w:tc>
+      </w:tr>
+      <w:tr>
+        <w:tc>
+          <w:tcPr>
+            <w:tcW w:type="dxa" w:w="3120"/>
+          </w:tcPr>
+          <w:p>
+            <w:r>
+              <w:t>字段范围</w:t>
+            </w:r>
+          </w:p>
+        </w:tc>
+        <w:tc>
+          <w:tcPr>
+            <w:tcW w:type="dxa" w:w="3120"/>
+          </w:tcPr>
+          <w:p>
+            <w:r>
+              <w:t>字段名称、含义、类型、长度、约束、来源和敏感级别。</w:t>
+            </w:r>
+          </w:p>
+        </w:tc>
+        <w:tc>
+          <w:tcPr>
+            <w:tcW w:type="dxa" w:w="3120"/>
+          </w:tcPr>
+          <w:p>
+            <w:r>
+              <w:t>字段调整需记录兼容影响和迁移方案。</w:t>
+            </w:r>
+          </w:p>
+        </w:tc>
+      </w:tr>
+      <w:tr>
+        <w:tc>
+          <w:tcPr>
+            <w:tcW w:type="dxa" w:w="3120"/>
+          </w:tcPr>
+          <w:p>
+            <w:r>
+              <w:t>接口数据</w:t>
+            </w:r>
+          </w:p>
+        </w:tc>
+        <w:tc>
+          <w:tcPr>
+            <w:tcW w:type="dxa" w:w="3120"/>
+          </w:tcPr>
+          <w:p>
+            <w:r>
+              <w:t>外部系统同步字段和内部生成字段。</w:t>
+            </w:r>
+          </w:p>
+        </w:tc>
+        <w:tc>
+          <w:tcPr>
+            <w:tcW w:type="dxa" w:w="3120"/>
+          </w:tcPr>
+          <w:p>
+            <w:r>
+              <w:t>接口方确认后更新接口映射表。</w:t>
+            </w:r>
+          </w:p>
+        </w:tc>
+      </w:tr>
+      <w:tr>
+        <w:tc>
+          <w:tcPr>
+            <w:tcW w:type="dxa" w:w="3120"/>
+          </w:tcPr>
+          <w:p>
+            <w:r>
+              <w:t>合规要求</w:t>
+            </w:r>
+          </w:p>
+        </w:tc>
+        <w:tc>
+          <w:tcPr>
+            <w:tcW w:type="dxa" w:w="3120"/>
+          </w:tcPr>
+          <w:p>
+            <w:r>
+              <w:t>最小化采集、授权访问、脱敏展示、审计留痕、备份恢复。</w:t>
+            </w:r>
+          </w:p>
+        </w:tc>
+        <w:tc>
+          <w:tcPr>
+            <w:tcW w:type="dxa" w:w="3120"/>
+          </w:tcPr>
+          <w:p>
+            <w:r>
+              <w:t>不得在维护版本中降低保护级别。</w:t>
             </w:r>
           </w:p>
         </w:tc>

--- a/07-SRS/数据需求规格说明书(DRD).docx
+++ b/07-SRS/数据需求规格说明书(DRD).docx
@@ -2,7 +2,209 @@
 <file path=word/document.xml><?xml version="1.0" encoding="utf-8"?>
 <w:document xmlns:w="http://schemas.openxmlformats.org/wordprocessingml/2006/main" xmlns:m="http://schemas.openxmlformats.org/officeDocument/2006/math" xmlns:r="http://schemas.openxmlformats.org/officeDocument/2006/relationships" xmlns:o="urn:schemas-microsoft-com:office:office" xmlns:v="urn:schemas-microsoft-com:vml" xmlns:w10="urn:schemas-microsoft-com:office:word" xmlns:a="http://schemas.openxmlformats.org/drawingml/2006/main" xmlns:pic="http://schemas.openxmlformats.org/drawingml/2006/picture" xmlns:wp="http://schemas.openxmlformats.org/drawingml/2006/wordprocessingDrawing">
   <w:body>
-    <w:bookmarkStart w:id="37" w:name="数据需求规格说明书-drd-校务问答机器人"/>
+    <w:p>
+      <w:pPr>
+        <w:spacing w:before="0" w:after="360"/>
+        <w:jc w:val="center"/>
+      </w:pPr>
+      <w:r>
+        <w:rPr>
+          <w:rFonts w:ascii="宋体" w:hAnsi="宋体" w:eastAsia="宋体"/>
+          <w:b w:val="0"/>
+          <w:sz w:val="16"/>
+        </w:rPr>
+      </w:r>
+    </w:p>
+    <w:p>
+      <w:pPr>
+        <w:spacing w:before="0" w:after="160"/>
+        <w:jc w:val="center"/>
+      </w:pPr>
+      <w:r>
+        <w:rPr>
+          <w:rFonts w:ascii="宋体" w:hAnsi="宋体" w:eastAsia="宋体"/>
+          <w:b/>
+          <w:sz w:val="48"/>
+        </w:rPr>
+        <w:t>校务问答机器人</w:t>
+      </w:r>
+    </w:p>
+    <w:p>
+      <w:pPr>
+        <w:spacing w:before="0" w:after="360"/>
+        <w:jc w:val="center"/>
+      </w:pPr>
+      <w:r>
+        <w:rPr>
+          <w:rFonts w:ascii="宋体" w:hAnsi="宋体" w:eastAsia="宋体"/>
+          <w:b/>
+          <w:sz w:val="40"/>
+        </w:rPr>
+        <w:t>数据需求规格说明书(DRD)</w:t>
+      </w:r>
+    </w:p>
+    <w:p>
+      <w:pPr>
+        <w:spacing w:after="480"/>
+        <w:jc w:val="center"/>
+      </w:pPr>
+      <w:r>
+        <w:drawing>
+          <wp:inline>
+            <wp:extent cx="1143000" cy="953011"/>
+            <wp:docPr id="2" name="Picture 2"/>
+            <wp:cNvGraphicFramePr>
+              <a:graphicFrameLocks noChangeAspect="1"/>
+            </wp:cNvGraphicFramePr>
+            <a:graphic>
+              <a:graphicData uri="http://schemas.openxmlformats.org/drawingml/2006/picture">
+                <pic:pic>
+                  <pic:nvPicPr>
+                    <pic:cNvPr id="0" name="image.png"/>
+                    <pic:cNvPicPr/>
+                  </pic:nvPicPr>
+                  <pic:blipFill>
+                    <a:blip r:embed="rId9"/>
+                    <a:stretch>
+                      <a:fillRect/>
+                    </a:stretch>
+                  </pic:blipFill>
+                  <pic:spPr>
+                    <a:xfrm>
+                      <a:off x="0" y="0"/>
+                      <a:ext cx="1143000" cy="953011"/>
+                    </a:xfrm>
+                    <a:prstGeom prst="rect"/>
+                  </pic:spPr>
+                </pic:pic>
+              </a:graphicData>
+            </a:graphic>
+          </wp:inline>
+        </w:drawing>
+      </w:r>
+    </w:p>
+    <w:p>
+      <w:pPr>
+        <w:spacing w:before="0" w:after="80"/>
+        <w:jc w:val="center"/>
+      </w:pPr>
+      <w:r>
+        <w:rPr>
+          <w:rFonts w:ascii="宋体" w:hAnsi="宋体" w:eastAsia="宋体"/>
+          <w:b w:val="0"/>
+          <w:sz w:val="24"/>
+        </w:rPr>
+        <w:t>项目名称：智慧校园助手（SRA2026）校务问答机器人</w:t>
+      </w:r>
+    </w:p>
+    <w:p>
+      <w:pPr>
+        <w:spacing w:before="0" w:after="80"/>
+        <w:jc w:val="center"/>
+      </w:pPr>
+      <w:r>
+        <w:rPr>
+          <w:rFonts w:ascii="宋体" w:hAnsi="宋体" w:eastAsia="宋体"/>
+          <w:b w:val="0"/>
+          <w:sz w:val="24"/>
+        </w:rPr>
+        <w:t>文档编号：DRD-SCHOOL-QA-001</w:t>
+      </w:r>
+    </w:p>
+    <w:p>
+      <w:pPr>
+        <w:spacing w:before="0" w:after="80"/>
+        <w:jc w:val="center"/>
+      </w:pPr>
+      <w:r>
+        <w:rPr>
+          <w:rFonts w:ascii="宋体" w:hAnsi="宋体" w:eastAsia="宋体"/>
+          <w:b w:val="0"/>
+          <w:sz w:val="24"/>
+        </w:rPr>
+        <w:t>版本：V1.3</w:t>
+      </w:r>
+    </w:p>
+    <w:p>
+      <w:pPr>
+        <w:spacing w:before="0" w:after="80"/>
+        <w:jc w:val="center"/>
+      </w:pPr>
+      <w:r>
+        <w:rPr>
+          <w:rFonts w:ascii="宋体" w:hAnsi="宋体" w:eastAsia="宋体"/>
+          <w:b w:val="0"/>
+          <w:sz w:val="24"/>
+        </w:rPr>
+        <w:t>状态：基线定稿</w:t>
+      </w:r>
+    </w:p>
+    <w:p>
+      <w:pPr>
+        <w:spacing w:before="0" w:after="80"/>
+        <w:jc w:val="center"/>
+      </w:pPr>
+      <w:r>
+        <w:rPr>
+          <w:rFonts w:ascii="宋体" w:hAnsi="宋体" w:eastAsia="宋体"/>
+          <w:b w:val="0"/>
+          <w:sz w:val="24"/>
+        </w:rPr>
+        <w:t>编制日期：2026年6月19日</w:t>
+      </w:r>
+    </w:p>
+    <w:p>
+      <w:pPr>
+        <w:spacing w:before="0" w:after="80"/>
+        <w:jc w:val="center"/>
+      </w:pPr>
+      <w:r>
+        <w:rPr>
+          <w:rFonts w:ascii="宋体" w:hAnsi="宋体" w:eastAsia="宋体"/>
+          <w:b w:val="0"/>
+          <w:sz w:val="24"/>
+        </w:rPr>
+        <w:t>编制团队：SRA2026-G10 项目组</w:t>
+      </w:r>
+    </w:p>
+    <w:p>
+      <w:pPr>
+        <w:spacing w:before="0" w:after="0"/>
+        <w:jc w:val="center"/>
+      </w:pPr>
+      <w:r>
+        <w:rPr>
+          <w:rFonts w:ascii="宋体" w:hAnsi="宋体" w:eastAsia="宋体"/>
+          <w:b w:val="0"/>
+          <w:color w:val="666666"/>
+          <w:sz w:val="21"/>
+        </w:rPr>
+        <w:t>适用范围：软件需求工程课程项目交付文档</w:t>
+      </w:r>
+    </w:p>
+    <w:p>
+      <w:pPr>
+        <w:spacing w:before="480" w:after="0"/>
+        <w:jc w:val="center"/>
+      </w:pPr>
+      <w:r>
+        <w:rPr>
+          <w:rFonts w:ascii="宋体" w:hAnsi="宋体" w:eastAsia="宋体"/>
+          <w:b w:val="0"/>
+          <w:color w:val="666666"/>
+          <w:sz w:val="18"/>
+        </w:rPr>
+        <w:t>依据：SRS、RG、UG、UC、PT、设计、测试、评审与配置管理基线材料</w:t>
+      </w:r>
+    </w:p>
+    <w:p>
+      <w:pPr>
+        <w:spacing w:after="0"/>
+      </w:pPr>
+      <w:r>
+        <w:br w:type="page"/>
+      </w:r>
+    </w:p>
     <w:p>
       <w:pPr>
         <w:pStyle w:val="Heading1"/>
@@ -21,17 +223,6 @@
           <w:rFonts w:hint="eastAsia"/>
         </w:rPr>
         <w:t xml:space="preserve">校务问答机器人</w:t>
-      </w:r>
-    </w:p>
-    <w:p>
-      <w:pPr>
-        <w:pStyle w:val="Heading1"/>
-      </w:pPr>
-      <w:r>
-        <w:rPr>
-          <w:b/>
-        </w:rPr>
-        <w:t>文档版本信息</w:t>
       </w:r>
     </w:p>
     <w:tbl>
@@ -454,36 +645,12 @@
       </w:tr>
     </w:tbl>
     <w:p>
-      <w:pPr>
-        <w:pStyle w:val="FirstParagraph"/>
-      </w:pPr>
-      <w:r>
-        <w:t>文档编号: DRD-SCHOOL-QA-001 版本: V1.3 创建日期: 2026-05-23 最后更新: 2026-06-19 状态: 正式基线 作者: 需求分析团队</w:t>
-      </w:r>
-    </w:p>
-    <w:p>
       <w:r>
         <w:pict>
           <v:rect style="width:0;height:1.5pt" o:hralign="center" o:hrstd="t" o:hr="t"/>
         </w:pict>
       </w:r>
     </w:p>
-    <w:bookmarkStart w:id="12" w:name="引言"/>
-    <w:p>
-      <w:pPr>
-        <w:pStyle w:val="Heading2"/>
-      </w:pPr>
-      <w:r>
-        <w:t xml:space="preserve">1. </w:t>
-      </w:r>
-      <w:r>
-        <w:rPr>
-          <w:rFonts w:hint="eastAsia"/>
-        </w:rPr>
-        <w:t xml:space="preserve">引言</w:t>
-      </w:r>
-    </w:p>
-    <w:bookmarkStart w:id="9" w:name="目的"/>
     <w:p>
       <w:pPr>
         <w:pStyle w:val="Heading3"/>
@@ -500,19 +667,6 @@
     </w:p>
     <w:p>
       <w:pPr>
-        <w:pStyle w:val="FirstParagraph"/>
-      </w:pPr>
-      <w:r>
-        <w:rPr>
-          <w:rFonts w:hint="eastAsia"/>
-        </w:rPr>
-        <w:t xml:space="preserve">本文档定义校务问答机器人的数据需求，描述系统所需数据的类型、结构、来源、存储和安全要求，作为数据库设计和数据治理的依据。</w:t>
-      </w:r>
-    </w:p>
-    <w:bookmarkEnd w:id="9"/>
-    <w:bookmarkStart w:id="10" w:name="范围"/>
-    <w:p>
-      <w:pPr>
         <w:pStyle w:val="Heading3"/>
       </w:pPr>
       <w:r>
@@ -525,79 +679,6 @@
         <w:t xml:space="preserve">范围</w:t>
       </w:r>
     </w:p>
-    <w:p>
-      <w:pPr>
-        <w:pStyle w:val="FirstParagraph"/>
-      </w:pPr>
-      <w:r>
-        <w:rPr>
-          <w:rFonts w:hint="eastAsia"/>
-        </w:rPr>
-        <w:t xml:space="preserve">本文档涵盖：</w:t>
-      </w:r>
-      <w:r>
-        <w:t xml:space="preserve"> </w:t>
-      </w:r>
-      <w:r>
-        <w:t xml:space="preserve">- </w:t>
-      </w:r>
-      <w:r>
-        <w:rPr>
-          <w:rFonts w:hint="eastAsia"/>
-        </w:rPr>
-        <w:t xml:space="preserve">系统涉及的静态数据和动态数据</w:t>
-      </w:r>
-      <w:r>
-        <w:t xml:space="preserve"> </w:t>
-      </w:r>
-      <w:r>
-        <w:t xml:space="preserve">- </w:t>
-      </w:r>
-      <w:r>
-        <w:rPr>
-          <w:rFonts w:hint="eastAsia"/>
-        </w:rPr>
-        <w:t xml:space="preserve">数据实体及关系</w:t>
-      </w:r>
-      <w:r>
-        <w:t xml:space="preserve"> </w:t>
-      </w:r>
-      <w:r>
-        <w:t xml:space="preserve">- </w:t>
-      </w:r>
-      <w:r>
-        <w:rPr>
-          <w:rFonts w:hint="eastAsia"/>
-        </w:rPr>
-        <w:t xml:space="preserve">数据字典定义</w:t>
-      </w:r>
-      <w:r>
-        <w:t xml:space="preserve"> </w:t>
-      </w:r>
-      <w:r>
-        <w:t xml:space="preserve">- </w:t>
-      </w:r>
-      <w:r>
-        <w:rPr>
-          <w:rFonts w:hint="eastAsia"/>
-        </w:rPr>
-        <w:t xml:space="preserve">数据采集来源和方式</w:t>
-      </w:r>
-      <w:r>
-        <w:t xml:space="preserve"> </w:t>
-      </w:r>
-      <w:r>
-        <w:t xml:space="preserve">- </w:t>
-      </w:r>
-      <w:r>
-        <w:rPr>
-          <w:rFonts w:hint="eastAsia"/>
-        </w:rPr>
-        <w:t xml:space="preserve">数据安全与隐私保护要求</w:t>
-      </w:r>
-    </w:p>
-    <w:bookmarkEnd w:id="10"/>
-    <w:bookmarkStart w:id="11" w:name="参考文档"/>
     <w:p>
       <w:pPr>
         <w:pStyle w:val="Heading3"/>
@@ -836,16 +917,6 @@
       </w:tr>
     </w:tbl>
     <w:p>
-      <w:r>
-        <w:pict>
-          <v:rect style="width:0;height:1.5pt" o:hralign="center" o:hrstd="t" o:hr="t"/>
-        </w:pict>
-      </w:r>
-    </w:p>
-    <w:bookmarkEnd w:id="11"/>
-    <w:bookmarkEnd w:id="12"/>
-    <w:bookmarkStart w:id="16" w:name="数据描述"/>
-    <w:p>
       <w:pPr>
         <w:pStyle w:val="Heading2"/>
       </w:pPr>
@@ -857,21 +928,6 @@
           <w:rFonts w:hint="eastAsia"/>
         </w:rPr>
         <w:t xml:space="preserve">数据描述</w:t>
-      </w:r>
-    </w:p>
-    <w:bookmarkStart w:id="13" w:name="静态数据"/>
-    <w:p>
-      <w:pPr>
-        <w:pStyle w:val="Heading3"/>
-      </w:pPr>
-      <w:r>
-        <w:t xml:space="preserve">2.1 </w:t>
-      </w:r>
-      <w:r>
-        <w:rPr>
-          <w:rFonts w:hint="eastAsia"/>
-        </w:rPr>
-        <w:t xml:space="preserve">静态数据</w:t>
       </w:r>
     </w:p>
     <w:p>
@@ -1551,8 +1607,6 @@
         </w:tc>
       </w:tr>
     </w:tbl>
-    <w:bookmarkEnd w:id="13"/>
-    <w:bookmarkStart w:id="14" w:name="动态数据"/>
     <w:p>
       <w:pPr>
         <w:pStyle w:val="Heading3"/>
@@ -2446,8 +2500,6 @@
         </w:tc>
       </w:tr>
     </w:tbl>
-    <w:bookmarkEnd w:id="14"/>
-    <w:bookmarkStart w:id="15" w:name="数据流图-dfd"/>
     <w:p>
       <w:pPr>
         <w:pStyle w:val="Heading3"/>
@@ -2467,488 +2519,6 @@
     </w:p>
     <w:p>
       <w:pPr>
-        <w:pStyle w:val="SourceCode"/>
-      </w:pPr>
-      <w:r>
-        <w:rPr>
-          <w:rStyle w:val="VerbatimChar"/>
-        </w:rPr>
-        <w:t xml:space="preserve">                        ┌─────────────┐</w:t>
-      </w:r>
-      <w:r>
-        <w:br/>
-      </w:r>
-      <w:r>
-        <w:rPr>
-          <w:rStyle w:val="VerbatimChar"/>
-        </w:rPr>
-        <w:t xml:space="preserve">                        │  </w:t>
-      </w:r>
-      <w:r>
-        <w:rPr>
-          <w:rStyle w:val="VerbatimChar"/>
-          <w:rFonts w:hint="eastAsia"/>
-        </w:rPr>
-        <w:t xml:space="preserve">教务系统</w:t>
-      </w:r>
-      <w:r>
-        <w:rPr>
-          <w:rStyle w:val="VerbatimChar"/>
-        </w:rPr>
-        <w:t xml:space="preserve">    │──┐</w:t>
-      </w:r>
-      <w:r>
-        <w:br/>
-      </w:r>
-      <w:r>
-        <w:rPr>
-          <w:rStyle w:val="VerbatimChar"/>
-        </w:rPr>
-        <w:t xml:space="preserve">                        └─────────────┘  │  </w:t>
-      </w:r>
-      <w:r>
-        <w:rPr>
-          <w:rStyle w:val="VerbatimChar"/>
-          <w:rFonts w:hint="eastAsia"/>
-        </w:rPr>
-        <w:t xml:space="preserve">课程/成绩/考试/课表</w:t>
-      </w:r>
-      <w:r>
-        <w:br/>
-      </w:r>
-      <w:r>
-        <w:rPr>
-          <w:rStyle w:val="VerbatimChar"/>
-        </w:rPr>
-        <w:t xml:space="preserve">                        ┌─────────────┐  │</w:t>
-      </w:r>
-      <w:r>
-        <w:br/>
-      </w:r>
-      <w:r>
-        <w:rPr>
-          <w:rStyle w:val="VerbatimChar"/>
-        </w:rPr>
-        <w:t xml:space="preserve">                        │  </w:t>
-      </w:r>
-      <w:r>
-        <w:rPr>
-          <w:rStyle w:val="VerbatimChar"/>
-          <w:rFonts w:hint="eastAsia"/>
-        </w:rPr>
-        <w:t xml:space="preserve">OA系统</w:t>
-      </w:r>
-      <w:r>
-        <w:rPr>
-          <w:rStyle w:val="VerbatimChar"/>
-        </w:rPr>
-        <w:t xml:space="preserve">     │──┤  </w:t>
-      </w:r>
-      <w:r>
-        <w:rPr>
-          <w:rStyle w:val="VerbatimChar"/>
-          <w:rFonts w:hint="eastAsia"/>
-        </w:rPr>
-        <w:t xml:space="preserve">办事流程/规章制度</w:t>
-      </w:r>
-      <w:r>
-        <w:br/>
-      </w:r>
-      <w:r>
-        <w:rPr>
-          <w:rStyle w:val="VerbatimChar"/>
-        </w:rPr>
-        <w:t xml:space="preserve">                        └─────────────┘  │</w:t>
-      </w:r>
-      <w:r>
-        <w:br/>
-      </w:r>
-      <w:r>
-        <w:rPr>
-          <w:rStyle w:val="VerbatimChar"/>
-        </w:rPr>
-        <w:t xml:space="preserve">                        ┌─────────────┐  │   ┌──────────────┐     ┌──────────────┐</w:t>
-      </w:r>
-      <w:r>
-        <w:br/>
-      </w:r>
-      <w:r>
-        <w:rPr>
-          <w:rStyle w:val="VerbatimChar"/>
-        </w:rPr>
-        <w:t xml:space="preserve">                        │ </w:t>
-      </w:r>
-      <w:r>
-        <w:rPr>
-          <w:rStyle w:val="VerbatimChar"/>
-          <w:rFonts w:hint="eastAsia"/>
-        </w:rPr>
-        <w:t xml:space="preserve">一卡通系统</w:t>
-      </w:r>
-      <w:r>
-        <w:rPr>
-          <w:rStyle w:val="VerbatimChar"/>
-        </w:rPr>
-        <w:t xml:space="preserve">   │──┼──→│              │────→│   </w:t>
-      </w:r>
-      <w:r>
-        <w:rPr>
-          <w:rStyle w:val="VerbatimChar"/>
-          <w:rFonts w:hint="eastAsia"/>
-        </w:rPr>
-        <w:t xml:space="preserve">问答引擎</w:t>
-      </w:r>
-      <w:r>
-        <w:rPr>
-          <w:rStyle w:val="VerbatimChar"/>
-        </w:rPr>
-        <w:t xml:space="preserve">    │</w:t>
-      </w:r>
-      <w:r>
-        <w:br/>
-      </w:r>
-      <w:r>
-        <w:rPr>
-          <w:rStyle w:val="VerbatimChar"/>
-        </w:rPr>
-        <w:t xml:space="preserve">                        └─────────────┘  │   │   </w:t>
-      </w:r>
-      <w:r>
-        <w:rPr>
-          <w:rStyle w:val="VerbatimChar"/>
-          <w:rFonts w:hint="eastAsia"/>
-        </w:rPr>
-        <w:t xml:space="preserve">数据同步</w:t>
-      </w:r>
-      <w:r>
-        <w:rPr>
-          <w:rStyle w:val="VerbatimChar"/>
-        </w:rPr>
-        <w:t xml:space="preserve">    │     └──────┬───────┘</w:t>
-      </w:r>
-      <w:r>
-        <w:br/>
-      </w:r>
-      <w:r>
-        <w:rPr>
-          <w:rStyle w:val="VerbatimChar"/>
-        </w:rPr>
-        <w:t xml:space="preserve">                        ┌─────────────┐  │   │   </w:t>
-      </w:r>
-      <w:r>
-        <w:rPr>
-          <w:rStyle w:val="VerbatimChar"/>
-          <w:rFonts w:hint="eastAsia"/>
-        </w:rPr>
-        <w:t xml:space="preserve">模块</w:t>
-      </w:r>
-      <w:r>
-        <w:rPr>
-          <w:rStyle w:val="VerbatimChar"/>
-        </w:rPr>
-        <w:t xml:space="preserve">        │            │</w:t>
-      </w:r>
-      <w:r>
-        <w:br/>
-      </w:r>
-      <w:r>
-        <w:rPr>
-          <w:rStyle w:val="VerbatimChar"/>
-        </w:rPr>
-        <w:t xml:space="preserve">                        │  </w:t>
-      </w:r>
-      <w:r>
-        <w:rPr>
-          <w:rStyle w:val="VerbatimChar"/>
-          <w:rFonts w:hint="eastAsia"/>
-        </w:rPr>
-        <w:t xml:space="preserve">图书馆系统</w:t>
-      </w:r>
-      <w:r>
-        <w:rPr>
-          <w:rStyle w:val="VerbatimChar"/>
-        </w:rPr>
-        <w:t xml:space="preserve">  │──┘   └──────┬───────┘     ┌──────┴───────┐</w:t>
-      </w:r>
-      <w:r>
-        <w:br/>
-      </w:r>
-      <w:r>
-        <w:rPr>
-          <w:rStyle w:val="VerbatimChar"/>
-        </w:rPr>
-        <w:t xml:space="preserve">                        └─────────────┘           │             │   Web/API    │</w:t>
-      </w:r>
-      <w:r>
-        <w:br/>
-      </w:r>
-      <w:r>
-        <w:rPr>
-          <w:rStyle w:val="VerbatimChar"/>
-        </w:rPr>
-        <w:t xml:space="preserve">                                                   ↓             └──────┬───────┘</w:t>
-      </w:r>
-      <w:r>
-        <w:br/>
-      </w:r>
-      <w:r>
-        <w:rPr>
-          <w:rStyle w:val="VerbatimChar"/>
-        </w:rPr>
-        <w:t xml:space="preserve">                        ┌─────────────┐     ┌──────────────┐           │</w:t>
-      </w:r>
-      <w:r>
-        <w:br/>
-      </w:r>
-      <w:r>
-        <w:rPr>
-          <w:rStyle w:val="VerbatimChar"/>
-        </w:rPr>
-        <w:t xml:space="preserve">                        │  </w:t>
-      </w:r>
-      <w:r>
-        <w:rPr>
-          <w:rStyle w:val="VerbatimChar"/>
-          <w:rFonts w:hint="eastAsia"/>
-        </w:rPr>
-        <w:t xml:space="preserve">CAS认证</w:t>
-      </w:r>
-      <w:r>
-        <w:rPr>
-          <w:rStyle w:val="VerbatimChar"/>
-        </w:rPr>
-        <w:t xml:space="preserve">     │────→│   MySQL 8.0  │←──────────┘</w:t>
-      </w:r>
-      <w:r>
-        <w:br/>
-      </w:r>
-      <w:r>
-        <w:rPr>
-          <w:rStyle w:val="VerbatimChar"/>
-        </w:rPr>
-        <w:t xml:space="preserve">                        └─────────────┘     │   </w:t>
-      </w:r>
-      <w:r>
-        <w:rPr>
-          <w:rStyle w:val="VerbatimChar"/>
-          <w:rFonts w:hint="eastAsia"/>
-        </w:rPr>
-        <w:t xml:space="preserve">(主从)</w:t>
-      </w:r>
-      <w:r>
-        <w:rPr>
-          <w:rStyle w:val="VerbatimChar"/>
-        </w:rPr>
-        <w:t xml:space="preserve">      │</w:t>
-      </w:r>
-      <w:r>
-        <w:br/>
-      </w:r>
-      <w:r>
-        <w:rPr>
-          <w:rStyle w:val="VerbatimChar"/>
-        </w:rPr>
-        <w:t xml:space="preserve">                                             └──────┬───────┘</w:t>
-      </w:r>
-      <w:r>
-        <w:br/>
-      </w:r>
-      <w:r>
-        <w:rPr>
-          <w:rStyle w:val="VerbatimChar"/>
-        </w:rPr>
-        <w:t xml:space="preserve">                        ┌─────────────┐            │</w:t>
-      </w:r>
-      <w:r>
-        <w:br/>
-      </w:r>
-      <w:r>
-        <w:rPr>
-          <w:rStyle w:val="VerbatimChar"/>
-        </w:rPr>
-        <w:t xml:space="preserve">                        │  </w:t>
-      </w:r>
-      <w:r>
-        <w:rPr>
-          <w:rStyle w:val="VerbatimChar"/>
-          <w:rFonts w:hint="eastAsia"/>
-        </w:rPr>
-        <w:t xml:space="preserve">用户/Bot</w:t>
-      </w:r>
-      <w:r>
-        <w:rPr>
-          <w:rStyle w:val="VerbatimChar"/>
-        </w:rPr>
-        <w:t xml:space="preserve">    │←───────────┤</w:t>
-      </w:r>
-      <w:r>
-        <w:br/>
-      </w:r>
-      <w:r>
-        <w:rPr>
-          <w:rStyle w:val="VerbatimChar"/>
-        </w:rPr>
-        <w:t xml:space="preserve">                        └─────────────┘            ↓</w:t>
-      </w:r>
-      <w:r>
-        <w:br/>
-      </w:r>
-      <w:r>
-        <w:rPr>
-          <w:rStyle w:val="VerbatimChar"/>
-        </w:rPr>
-        <w:t xml:space="preserve">                                             ┌──────────────┐     ┌──────────────┐</w:t>
-      </w:r>
-      <w:r>
-        <w:br/>
-      </w:r>
-      <w:r>
-        <w:rPr>
-          <w:rStyle w:val="VerbatimChar"/>
-        </w:rPr>
-        <w:t xml:space="preserve">                                             │ Elasticsearch│←────│  </w:t>
-      </w:r>
-      <w:r>
-        <w:rPr>
-          <w:rStyle w:val="VerbatimChar"/>
-          <w:rFonts w:hint="eastAsia"/>
-        </w:rPr>
-        <w:t xml:space="preserve">Milvus向量DB</w:t>
-      </w:r>
-      <w:r>
-        <w:rPr>
-          <w:rStyle w:val="VerbatimChar"/>
-        </w:rPr>
-        <w:t xml:space="preserve"> │</w:t>
-      </w:r>
-      <w:r>
-        <w:br/>
-      </w:r>
-      <w:r>
-        <w:rPr>
-          <w:rStyle w:val="VerbatimChar"/>
-        </w:rPr>
-        <w:t xml:space="preserve">                                             │  </w:t>
-      </w:r>
-      <w:r>
-        <w:rPr>
-          <w:rStyle w:val="VerbatimChar"/>
-          <w:rFonts w:hint="eastAsia"/>
-        </w:rPr>
-        <w:t xml:space="preserve">(全文检索)</w:t>
-      </w:r>
-      <w:r>
-        <w:rPr>
-          <w:rStyle w:val="VerbatimChar"/>
-        </w:rPr>
-        <w:t xml:space="preserve">   │     │  </w:t>
-      </w:r>
-      <w:r>
-        <w:rPr>
-          <w:rStyle w:val="VerbatimChar"/>
-          <w:rFonts w:hint="eastAsia"/>
-        </w:rPr>
-        <w:t xml:space="preserve">(语义检索)</w:t>
-      </w:r>
-      <w:r>
-        <w:rPr>
-          <w:rStyle w:val="VerbatimChar"/>
-        </w:rPr>
-        <w:t xml:space="preserve">   │</w:t>
-      </w:r>
-      <w:r>
-        <w:br/>
-      </w:r>
-      <w:r>
-        <w:rPr>
-          <w:rStyle w:val="VerbatimChar"/>
-        </w:rPr>
-        <w:t xml:space="preserve">                                             └──────────────┘     └──────────────┘</w:t>
-      </w:r>
-      <w:r>
-        <w:br/>
-      </w:r>
-      <w:r>
-        <w:rPr>
-          <w:rStyle w:val="VerbatimChar"/>
-        </w:rPr>
-        <w:t xml:space="preserve">                                                    ↑                      ↑</w:t>
-      </w:r>
-      <w:r>
-        <w:br/>
-      </w:r>
-      <w:r>
-        <w:rPr>
-          <w:rStyle w:val="VerbatimChar"/>
-        </w:rPr>
-        <w:t xml:space="preserve">                                             ┌──────┴───────┐     ┌──────┴───────┐</w:t>
-      </w:r>
-      <w:r>
-        <w:br/>
-      </w:r>
-      <w:r>
-        <w:rPr>
-          <w:rStyle w:val="VerbatimChar"/>
-        </w:rPr>
-        <w:t xml:space="preserve">                                             │  Redis 7.x   │     │   MinIO OSS  │</w:t>
-      </w:r>
-      <w:r>
-        <w:br/>
-      </w:r>
-      <w:r>
-        <w:rPr>
-          <w:rStyle w:val="VerbatimChar"/>
-        </w:rPr>
-        <w:t xml:space="preserve">                                             │  </w:t>
-      </w:r>
-      <w:r>
-        <w:rPr>
-          <w:rStyle w:val="VerbatimChar"/>
-          <w:rFonts w:hint="eastAsia"/>
-        </w:rPr>
-        <w:t xml:space="preserve">(缓存/限流)</w:t>
-      </w:r>
-      <w:r>
-        <w:rPr>
-          <w:rStyle w:val="VerbatimChar"/>
-        </w:rPr>
-        <w:t xml:space="preserve">  │     │  </w:t>
-      </w:r>
-      <w:r>
-        <w:rPr>
-          <w:rStyle w:val="VerbatimChar"/>
-          <w:rFonts w:hint="eastAsia"/>
-        </w:rPr>
-        <w:t xml:space="preserve">(文件存储)</w:t>
-      </w:r>
-      <w:r>
-        <w:rPr>
-          <w:rStyle w:val="VerbatimChar"/>
-        </w:rPr>
-        <w:t xml:space="preserve">   │</w:t>
-      </w:r>
-      <w:r>
-        <w:br/>
-      </w:r>
-      <w:r>
-        <w:rPr>
-          <w:rStyle w:val="VerbatimChar"/>
-        </w:rPr>
-        <w:t xml:space="preserve">                                             └──────────────┘     └──────────────┘</w:t>
-      </w:r>
-    </w:p>
-    <w:p>
-      <w:r>
-        <w:pict>
-          <v:rect style="width:0;height:1.5pt" o:hralign="center" o:hrstd="t" o:hr="t"/>
-        </w:pict>
-      </w:r>
-    </w:p>
-    <w:bookmarkEnd w:id="15"/>
-    <w:bookmarkEnd w:id="16"/>
-    <w:bookmarkStart w:id="20" w:name="数据实体与关系"/>
-    <w:p>
-      <w:pPr>
         <w:pStyle w:val="Heading2"/>
       </w:pPr>
       <w:r>
@@ -2959,21 +2529,6 @@
           <w:rFonts w:hint="eastAsia"/>
         </w:rPr>
         <w:t xml:space="preserve">数据实体与关系</w:t>
-      </w:r>
-    </w:p>
-    <w:bookmarkStart w:id="17" w:name="核心实体"/>
-    <w:p>
-      <w:pPr>
-        <w:pStyle w:val="Heading3"/>
-      </w:pPr>
-      <w:r>
-        <w:t xml:space="preserve">3.1 </w:t>
-      </w:r>
-      <w:r>
-        <w:rPr>
-          <w:rFonts w:hint="eastAsia"/>
-        </w:rPr>
-        <w:t xml:space="preserve">核心实体</w:t>
       </w:r>
     </w:p>
     <w:tbl>
@@ -3961,8 +3516,6 @@
         </w:tc>
       </w:tr>
     </w:tbl>
-    <w:bookmarkEnd w:id="17"/>
-    <w:bookmarkStart w:id="18" w:name="实体关系"/>
     <w:p>
       <w:pPr>
         <w:pStyle w:val="Heading3"/>
@@ -4607,8 +4160,6 @@
         </w:tc>
       </w:tr>
     </w:tbl>
-    <w:bookmarkEnd w:id="18"/>
-    <w:bookmarkStart w:id="19" w:name="er-图"/>
     <w:p>
       <w:pPr>
         <w:pStyle w:val="Heading3"/>
@@ -4625,55 +4176,6 @@
     </w:p>
     <w:p>
       <w:pPr>
-        <w:pStyle w:val="FirstParagraph"/>
-      </w:pPr>
-      <w:r>
-        <w:rPr>
-          <w:rFonts w:hint="eastAsia"/>
-        </w:rPr>
-        <w:t xml:space="preserve">参见</w:t>
-      </w:r>
-      <w:r>
-        <w:t xml:space="preserve"> </w:t>
-      </w:r>
-      <w:r>
-        <w:rPr>
-          <w:rStyle w:val="VerbatimChar"/>
-          <w:rFonts w:hint="eastAsia"/>
-        </w:rPr>
-        <w:t xml:space="preserve">docs/数据库设计说明书(DBDD).md</w:t>
-      </w:r>
-      <w:r>
-        <w:t xml:space="preserve"> </w:t>
-      </w:r>
-      <w:r>
-        <w:rPr>
-          <w:rFonts w:hint="eastAsia"/>
-        </w:rPr>
-        <w:t xml:space="preserve">第2章完整</w:t>
-      </w:r>
-      <w:r>
-        <w:t xml:space="preserve"> ER </w:t>
-      </w:r>
-      <w:r>
-        <w:rPr>
-          <w:rFonts w:hint="eastAsia"/>
-        </w:rPr>
-        <w:t xml:space="preserve">图。</w:t>
-      </w:r>
-    </w:p>
-    <w:p>
-      <w:r>
-        <w:pict>
-          <v:rect style="width:0;height:1.5pt" o:hralign="center" o:hrstd="t" o:hr="t"/>
-        </w:pict>
-      </w:r>
-    </w:p>
-    <w:bookmarkEnd w:id="19"/>
-    <w:bookmarkEnd w:id="20"/>
-    <w:bookmarkStart w:id="25" w:name="数据字典"/>
-    <w:p>
-      <w:pPr>
         <w:pStyle w:val="Heading2"/>
       </w:pPr>
       <w:r>
@@ -4684,24 +4186,6 @@
           <w:rFonts w:hint="eastAsia"/>
         </w:rPr>
         <w:t xml:space="preserve">数据字典</w:t>
-      </w:r>
-    </w:p>
-    <w:bookmarkStart w:id="21" w:name="用户数据-users"/>
-    <w:p>
-      <w:pPr>
-        <w:pStyle w:val="Heading3"/>
-      </w:pPr>
-      <w:r>
-        <w:t xml:space="preserve">4.1 </w:t>
-      </w:r>
-      <w:r>
-        <w:rPr>
-          <w:rFonts w:hint="eastAsia"/>
-        </w:rPr>
-        <w:t xml:space="preserve">用户数据</w:t>
-      </w:r>
-      <w:r>
-        <w:t xml:space="preserve"> (users)</w:t>
       </w:r>
     </w:p>
     <w:tbl>
@@ -6093,8 +5577,6 @@
         </w:tc>
       </w:tr>
     </w:tbl>
-    <w:bookmarkEnd w:id="21"/>
-    <w:bookmarkStart w:id="22" w:name="学生数据-students"/>
     <w:p>
       <w:pPr>
         <w:pStyle w:val="Heading3"/>
@@ -6112,997 +5594,6 @@
         <w:t xml:space="preserve"> (students)</w:t>
       </w:r>
     </w:p>
-    <w:tbl>
-      <w:tblPr>
-        <w:tblStyle w:val="Table"/>
-        <w:tblW w:type="auto" w:w="0"/>
-        <w:tblLook w:firstRow="1" w:lastRow="0" w:firstColumn="0" w:lastColumn="0" w:noHBand="0" w:noVBand="0" w:val="0020"/>
-      </w:tblPr>
-      <w:tblGrid>
-        <w:gridCol w:w="1320"/>
-        <w:gridCol w:w="1320"/>
-        <w:gridCol w:w="1320"/>
-        <w:gridCol w:w="1320"/>
-        <w:gridCol w:w="1320"/>
-        <w:gridCol w:w="1320"/>
-      </w:tblGrid>
-      <w:tr>
-        <w:trPr>
-          <w:tblHeader w:val="on"/>
-        </w:trPr>
-        <w:tc>
-          <w:tcPr/>
-          <w:p>
-            <w:pPr>
-              <w:pStyle w:val="Compact"/>
-            </w:pPr>
-            <w:r>
-              <w:rPr>
-                <w:rFonts w:hint="eastAsia"/>
-              </w:rPr>
-              <w:t xml:space="preserve">字段名</w:t>
-            </w:r>
-          </w:p>
-        </w:tc>
-        <w:tc>
-          <w:tcPr/>
-          <w:p>
-            <w:pPr>
-              <w:pStyle w:val="Compact"/>
-            </w:pPr>
-            <w:r>
-              <w:rPr>
-                <w:rFonts w:hint="eastAsia"/>
-              </w:rPr>
-              <w:t xml:space="preserve">类型</w:t>
-            </w:r>
-          </w:p>
-        </w:tc>
-        <w:tc>
-          <w:tcPr/>
-          <w:p>
-            <w:pPr>
-              <w:pStyle w:val="Compact"/>
-            </w:pPr>
-            <w:r>
-              <w:rPr>
-                <w:rFonts w:hint="eastAsia"/>
-              </w:rPr>
-              <w:t xml:space="preserve">长度</w:t>
-            </w:r>
-          </w:p>
-        </w:tc>
-        <w:tc>
-          <w:tcPr/>
-          <w:p>
-            <w:pPr>
-              <w:pStyle w:val="Compact"/>
-            </w:pPr>
-            <w:r>
-              <w:rPr>
-                <w:rFonts w:hint="eastAsia"/>
-              </w:rPr>
-              <w:t xml:space="preserve">必填</w:t>
-            </w:r>
-          </w:p>
-        </w:tc>
-        <w:tc>
-          <w:tcPr/>
-          <w:p>
-            <w:pPr>
-              <w:pStyle w:val="Compact"/>
-            </w:pPr>
-            <w:r>
-              <w:rPr>
-                <w:rFonts w:hint="eastAsia"/>
-              </w:rPr>
-              <w:t xml:space="preserve">约束</w:t>
-            </w:r>
-          </w:p>
-        </w:tc>
-        <w:tc>
-          <w:tcPr/>
-          <w:p>
-            <w:pPr>
-              <w:pStyle w:val="Compact"/>
-            </w:pPr>
-            <w:r>
-              <w:rPr>
-                <w:rFonts w:hint="eastAsia"/>
-              </w:rPr>
-              <w:t xml:space="preserve">说明</w:t>
-            </w:r>
-          </w:p>
-        </w:tc>
-      </w:tr>
-      <w:tr>
-        <w:tc>
-          <w:tcPr/>
-          <w:p>
-            <w:pPr>
-              <w:pStyle w:val="Compact"/>
-            </w:pPr>
-            <w:r>
-              <w:t xml:space="preserve">id</w:t>
-            </w:r>
-          </w:p>
-        </w:tc>
-        <w:tc>
-          <w:tcPr/>
-          <w:p>
-            <w:pPr>
-              <w:pStyle w:val="Compact"/>
-            </w:pPr>
-            <w:r>
-              <w:t xml:space="preserve">BIGINT</w:t>
-            </w:r>
-          </w:p>
-        </w:tc>
-        <w:tc>
-          <w:tcPr/>
-          <w:p>
-            <w:pPr>
-              <w:pStyle w:val="Compact"/>
-            </w:pPr>
-            <w:r>
-              <w:t xml:space="preserve">—</w:t>
-            </w:r>
-          </w:p>
-        </w:tc>
-        <w:tc>
-          <w:tcPr/>
-          <w:p>
-            <w:pPr>
-              <w:pStyle w:val="Compact"/>
-            </w:pPr>
-            <w:r>
-              <w:rPr>
-                <w:rFonts w:hint="eastAsia"/>
-              </w:rPr>
-              <w:t xml:space="preserve">是</w:t>
-            </w:r>
-          </w:p>
-        </w:tc>
-        <w:tc>
-          <w:tcPr/>
-          <w:p>
-            <w:pPr>
-              <w:pStyle w:val="Compact"/>
-            </w:pPr>
-            <w:r>
-              <w:t xml:space="preserve">PK</w:t>
-            </w:r>
-          </w:p>
-        </w:tc>
-        <w:tc>
-          <w:tcPr/>
-          <w:p>
-            <w:pPr>
-              <w:pStyle w:val="Compact"/>
-            </w:pPr>
-            <w:r>
-              <w:rPr>
-                <w:rFonts w:hint="eastAsia"/>
-              </w:rPr>
-              <w:t xml:space="preserve">自增主键</w:t>
-            </w:r>
-          </w:p>
-        </w:tc>
-      </w:tr>
-      <w:tr>
-        <w:tc>
-          <w:tcPr/>
-          <w:p>
-            <w:pPr>
-              <w:pStyle w:val="Compact"/>
-            </w:pPr>
-            <w:r>
-              <w:t xml:space="preserve">user_id</w:t>
-            </w:r>
-          </w:p>
-        </w:tc>
-        <w:tc>
-          <w:tcPr/>
-          <w:p>
-            <w:pPr>
-              <w:pStyle w:val="Compact"/>
-            </w:pPr>
-            <w:r>
-              <w:t xml:space="preserve">VARCHAR</w:t>
-            </w:r>
-          </w:p>
-        </w:tc>
-        <w:tc>
-          <w:tcPr/>
-          <w:p>
-            <w:pPr>
-              <w:pStyle w:val="Compact"/>
-            </w:pPr>
-            <w:r>
-              <w:t xml:space="preserve">32</w:t>
-            </w:r>
-          </w:p>
-        </w:tc>
-        <w:tc>
-          <w:tcPr/>
-          <w:p>
-            <w:pPr>
-              <w:pStyle w:val="Compact"/>
-            </w:pPr>
-            <w:r>
-              <w:rPr>
-                <w:rFonts w:hint="eastAsia"/>
-              </w:rPr>
-              <w:t xml:space="preserve">是</w:t>
-            </w:r>
-          </w:p>
-        </w:tc>
-        <w:tc>
-          <w:tcPr/>
-          <w:p>
-            <w:pPr>
-              <w:pStyle w:val="Compact"/>
-            </w:pPr>
-            <w:r>
-              <w:t xml:space="preserve">UNIQUE, FK→users</w:t>
-            </w:r>
-          </w:p>
-        </w:tc>
-        <w:tc>
-          <w:tcPr/>
-          <w:p>
-            <w:pPr>
-              <w:pStyle w:val="Compact"/>
-            </w:pPr>
-            <w:r>
-              <w:rPr>
-                <w:rFonts w:hint="eastAsia"/>
-              </w:rPr>
-              <w:t xml:space="preserve">关联用户</w:t>
-            </w:r>
-          </w:p>
-        </w:tc>
-      </w:tr>
-      <w:tr>
-        <w:tc>
-          <w:tcPr/>
-          <w:p>
-            <w:pPr>
-              <w:pStyle w:val="Compact"/>
-            </w:pPr>
-            <w:r>
-              <w:t xml:space="preserve">student_no</w:t>
-            </w:r>
-          </w:p>
-        </w:tc>
-        <w:tc>
-          <w:tcPr/>
-          <w:p>
-            <w:pPr>
-              <w:pStyle w:val="Compact"/>
-            </w:pPr>
-            <w:r>
-              <w:t xml:space="preserve">VARCHAR</w:t>
-            </w:r>
-          </w:p>
-        </w:tc>
-        <w:tc>
-          <w:tcPr/>
-          <w:p>
-            <w:pPr>
-              <w:pStyle w:val="Compact"/>
-            </w:pPr>
-            <w:r>
-              <w:t xml:space="preserve">20</w:t>
-            </w:r>
-          </w:p>
-        </w:tc>
-        <w:tc>
-          <w:tcPr/>
-          <w:p>
-            <w:pPr>
-              <w:pStyle w:val="Compact"/>
-            </w:pPr>
-            <w:r>
-              <w:rPr>
-                <w:rFonts w:hint="eastAsia"/>
-              </w:rPr>
-              <w:t xml:space="preserve">是</w:t>
-            </w:r>
-          </w:p>
-        </w:tc>
-        <w:tc>
-          <w:tcPr/>
-          <w:p>
-            <w:pPr>
-              <w:pStyle w:val="Compact"/>
-            </w:pPr>
-            <w:r>
-              <w:t xml:space="preserve">UNIQUE</w:t>
-            </w:r>
-          </w:p>
-        </w:tc>
-        <w:tc>
-          <w:tcPr/>
-          <w:p>
-            <w:pPr>
-              <w:pStyle w:val="Compact"/>
-            </w:pPr>
-            <w:r>
-              <w:rPr>
-                <w:rFonts w:hint="eastAsia"/>
-              </w:rPr>
-              <w:t xml:space="preserve">学号</w:t>
-            </w:r>
-          </w:p>
-        </w:tc>
-      </w:tr>
-      <w:tr>
-        <w:tc>
-          <w:tcPr/>
-          <w:p>
-            <w:pPr>
-              <w:pStyle w:val="Compact"/>
-            </w:pPr>
-            <w:r>
-              <w:t xml:space="preserve">class_id</w:t>
-            </w:r>
-          </w:p>
-        </w:tc>
-        <w:tc>
-          <w:tcPr/>
-          <w:p>
-            <w:pPr>
-              <w:pStyle w:val="Compact"/>
-            </w:pPr>
-            <w:r>
-              <w:t xml:space="preserve">VARCHAR</w:t>
-            </w:r>
-          </w:p>
-        </w:tc>
-        <w:tc>
-          <w:tcPr/>
-          <w:p>
-            <w:pPr>
-              <w:pStyle w:val="Compact"/>
-            </w:pPr>
-            <w:r>
-              <w:t xml:space="preserve">32</w:t>
-            </w:r>
-          </w:p>
-        </w:tc>
-        <w:tc>
-          <w:tcPr/>
-          <w:p>
-            <w:pPr>
-              <w:pStyle w:val="Compact"/>
-            </w:pPr>
-            <w:r>
-              <w:rPr>
-                <w:rFonts w:hint="eastAsia"/>
-              </w:rPr>
-              <w:t xml:space="preserve">否</w:t>
-            </w:r>
-          </w:p>
-        </w:tc>
-        <w:tc>
-          <w:tcPr/>
-          <w:p>
-            <w:pPr>
-              <w:pStyle w:val="Compact"/>
-            </w:pPr>
-            <w:r>
-              <w:t xml:space="preserve">—</w:t>
-            </w:r>
-          </w:p>
-        </w:tc>
-        <w:tc>
-          <w:tcPr/>
-          <w:p>
-            <w:pPr>
-              <w:pStyle w:val="Compact"/>
-            </w:pPr>
-            <w:r>
-              <w:rPr>
-                <w:rFonts w:hint="eastAsia"/>
-              </w:rPr>
-              <w:t xml:space="preserve">班级ID</w:t>
-            </w:r>
-          </w:p>
-        </w:tc>
-      </w:tr>
-      <w:tr>
-        <w:tc>
-          <w:tcPr/>
-          <w:p>
-            <w:pPr>
-              <w:pStyle w:val="Compact"/>
-            </w:pPr>
-            <w:r>
-              <w:t xml:space="preserve">class_name</w:t>
-            </w:r>
-          </w:p>
-        </w:tc>
-        <w:tc>
-          <w:tcPr/>
-          <w:p>
-            <w:pPr>
-              <w:pStyle w:val="Compact"/>
-            </w:pPr>
-            <w:r>
-              <w:t xml:space="preserve">VARCHAR</w:t>
-            </w:r>
-          </w:p>
-        </w:tc>
-        <w:tc>
-          <w:tcPr/>
-          <w:p>
-            <w:pPr>
-              <w:pStyle w:val="Compact"/>
-            </w:pPr>
-            <w:r>
-              <w:t xml:space="preserve">100</w:t>
-            </w:r>
-          </w:p>
-        </w:tc>
-        <w:tc>
-          <w:tcPr/>
-          <w:p>
-            <w:pPr>
-              <w:pStyle w:val="Compact"/>
-            </w:pPr>
-            <w:r>
-              <w:rPr>
-                <w:rFonts w:hint="eastAsia"/>
-              </w:rPr>
-              <w:t xml:space="preserve">否</w:t>
-            </w:r>
-          </w:p>
-        </w:tc>
-        <w:tc>
-          <w:tcPr/>
-          <w:p>
-            <w:pPr>
-              <w:pStyle w:val="Compact"/>
-            </w:pPr>
-            <w:r>
-              <w:t xml:space="preserve">—</w:t>
-            </w:r>
-          </w:p>
-        </w:tc>
-        <w:tc>
-          <w:tcPr/>
-          <w:p>
-            <w:pPr>
-              <w:pStyle w:val="Compact"/>
-            </w:pPr>
-            <w:r>
-              <w:rPr>
-                <w:rFonts w:hint="eastAsia"/>
-              </w:rPr>
-              <w:t xml:space="preserve">班级名称</w:t>
-            </w:r>
-          </w:p>
-        </w:tc>
-      </w:tr>
-      <w:tr>
-        <w:tc>
-          <w:tcPr/>
-          <w:p>
-            <w:pPr>
-              <w:pStyle w:val="Compact"/>
-            </w:pPr>
-            <w:r>
-              <w:t xml:space="preserve">major</w:t>
-            </w:r>
-          </w:p>
-        </w:tc>
-        <w:tc>
-          <w:tcPr/>
-          <w:p>
-            <w:pPr>
-              <w:pStyle w:val="Compact"/>
-            </w:pPr>
-            <w:r>
-              <w:t xml:space="preserve">VARCHAR</w:t>
-            </w:r>
-          </w:p>
-        </w:tc>
-        <w:tc>
-          <w:tcPr/>
-          <w:p>
-            <w:pPr>
-              <w:pStyle w:val="Compact"/>
-            </w:pPr>
-            <w:r>
-              <w:t xml:space="preserve">100</w:t>
-            </w:r>
-          </w:p>
-        </w:tc>
-        <w:tc>
-          <w:tcPr/>
-          <w:p>
-            <w:pPr>
-              <w:pStyle w:val="Compact"/>
-            </w:pPr>
-            <w:r>
-              <w:rPr>
-                <w:rFonts w:hint="eastAsia"/>
-              </w:rPr>
-              <w:t xml:space="preserve">否</w:t>
-            </w:r>
-          </w:p>
-        </w:tc>
-        <w:tc>
-          <w:tcPr/>
-          <w:p>
-            <w:pPr>
-              <w:pStyle w:val="Compact"/>
-            </w:pPr>
-            <w:r>
-              <w:t xml:space="preserve">—</w:t>
-            </w:r>
-          </w:p>
-        </w:tc>
-        <w:tc>
-          <w:tcPr/>
-          <w:p>
-            <w:pPr>
-              <w:pStyle w:val="Compact"/>
-            </w:pPr>
-            <w:r>
-              <w:rPr>
-                <w:rFonts w:hint="eastAsia"/>
-              </w:rPr>
-              <w:t xml:space="preserve">专业</w:t>
-            </w:r>
-          </w:p>
-        </w:tc>
-      </w:tr>
-      <w:tr>
-        <w:tc>
-          <w:tcPr/>
-          <w:p>
-            <w:pPr>
-              <w:pStyle w:val="Compact"/>
-            </w:pPr>
-            <w:r>
-              <w:t xml:space="preserve">college</w:t>
-            </w:r>
-          </w:p>
-        </w:tc>
-        <w:tc>
-          <w:tcPr/>
-          <w:p>
-            <w:pPr>
-              <w:pStyle w:val="Compact"/>
-            </w:pPr>
-            <w:r>
-              <w:t xml:space="preserve">VARCHAR</w:t>
-            </w:r>
-          </w:p>
-        </w:tc>
-        <w:tc>
-          <w:tcPr/>
-          <w:p>
-            <w:pPr>
-              <w:pStyle w:val="Compact"/>
-            </w:pPr>
-            <w:r>
-              <w:t xml:space="preserve">100</w:t>
-            </w:r>
-          </w:p>
-        </w:tc>
-        <w:tc>
-          <w:tcPr/>
-          <w:p>
-            <w:pPr>
-              <w:pStyle w:val="Compact"/>
-            </w:pPr>
-            <w:r>
-              <w:rPr>
-                <w:rFonts w:hint="eastAsia"/>
-              </w:rPr>
-              <w:t xml:space="preserve">否</w:t>
-            </w:r>
-          </w:p>
-        </w:tc>
-        <w:tc>
-          <w:tcPr/>
-          <w:p>
-            <w:pPr>
-              <w:pStyle w:val="Compact"/>
-            </w:pPr>
-            <w:r>
-              <w:t xml:space="preserve">—</w:t>
-            </w:r>
-          </w:p>
-        </w:tc>
-        <w:tc>
-          <w:tcPr/>
-          <w:p>
-            <w:pPr>
-              <w:pStyle w:val="Compact"/>
-            </w:pPr>
-            <w:r>
-              <w:rPr>
-                <w:rFonts w:hint="eastAsia"/>
-              </w:rPr>
-              <w:t xml:space="preserve">学院</w:t>
-            </w:r>
-          </w:p>
-        </w:tc>
-      </w:tr>
-      <w:tr>
-        <w:tc>
-          <w:tcPr/>
-          <w:p>
-            <w:pPr>
-              <w:pStyle w:val="Compact"/>
-            </w:pPr>
-            <w:r>
-              <w:t xml:space="preserve">grade</w:t>
-            </w:r>
-          </w:p>
-        </w:tc>
-        <w:tc>
-          <w:tcPr/>
-          <w:p>
-            <w:pPr>
-              <w:pStyle w:val="Compact"/>
-            </w:pPr>
-            <w:r>
-              <w:t xml:space="preserve">INT</w:t>
-            </w:r>
-          </w:p>
-        </w:tc>
-        <w:tc>
-          <w:tcPr/>
-          <w:p>
-            <w:pPr>
-              <w:pStyle w:val="Compact"/>
-            </w:pPr>
-            <w:r>
-              <w:t xml:space="preserve">—</w:t>
-            </w:r>
-          </w:p>
-        </w:tc>
-        <w:tc>
-          <w:tcPr/>
-          <w:p>
-            <w:pPr>
-              <w:pStyle w:val="Compact"/>
-            </w:pPr>
-            <w:r>
-              <w:rPr>
-                <w:rFonts w:hint="eastAsia"/>
-              </w:rPr>
-              <w:t xml:space="preserve">否</w:t>
-            </w:r>
-          </w:p>
-        </w:tc>
-        <w:tc>
-          <w:tcPr/>
-          <w:p>
-            <w:pPr>
-              <w:pStyle w:val="Compact"/>
-            </w:pPr>
-            <w:r>
-              <w:t xml:space="preserve">—</w:t>
-            </w:r>
-          </w:p>
-        </w:tc>
-        <w:tc>
-          <w:tcPr/>
-          <w:p>
-            <w:pPr>
-              <w:pStyle w:val="Compact"/>
-            </w:pPr>
-            <w:r>
-              <w:rPr>
-                <w:rFonts w:hint="eastAsia"/>
-              </w:rPr>
-              <w:t xml:space="preserve">入学年份</w:t>
-            </w:r>
-          </w:p>
-        </w:tc>
-      </w:tr>
-      <w:tr>
-        <w:tc>
-          <w:tcPr/>
-          <w:p>
-            <w:pPr>
-              <w:pStyle w:val="Compact"/>
-            </w:pPr>
-            <w:r>
-              <w:t xml:space="preserve">education_level</w:t>
-            </w:r>
-          </w:p>
-        </w:tc>
-        <w:tc>
-          <w:tcPr/>
-          <w:p>
-            <w:pPr>
-              <w:pStyle w:val="Compact"/>
-            </w:pPr>
-            <w:r>
-              <w:t xml:space="preserve">ENUM</w:t>
-            </w:r>
-          </w:p>
-        </w:tc>
-        <w:tc>
-          <w:tcPr/>
-          <w:p>
-            <w:pPr>
-              <w:pStyle w:val="Compact"/>
-            </w:pPr>
-            <w:r>
-              <w:t xml:space="preserve">—</w:t>
-            </w:r>
-          </w:p>
-        </w:tc>
-        <w:tc>
-          <w:tcPr/>
-          <w:p>
-            <w:pPr>
-              <w:pStyle w:val="Compact"/>
-            </w:pPr>
-            <w:r>
-              <w:rPr>
-                <w:rFonts w:hint="eastAsia"/>
-              </w:rPr>
-              <w:t xml:space="preserve">否</w:t>
-            </w:r>
-          </w:p>
-        </w:tc>
-        <w:tc>
-          <w:tcPr/>
-          <w:p>
-            <w:pPr>
-              <w:pStyle w:val="Compact"/>
-            </w:pPr>
-            <w:r>
-              <w:t xml:space="preserve">—</w:t>
-            </w:r>
-          </w:p>
-        </w:tc>
-        <w:tc>
-          <w:tcPr/>
-          <w:p>
-            <w:pPr>
-              <w:pStyle w:val="Compact"/>
-            </w:pPr>
-            <w:r>
-              <w:t xml:space="preserve">undergraduate/master/doctor</w:t>
-            </w:r>
-          </w:p>
-        </w:tc>
-      </w:tr>
-      <w:tr>
-        <w:tc>
-          <w:tcPr/>
-          <w:p>
-            <w:pPr>
-              <w:pStyle w:val="Compact"/>
-            </w:pPr>
-            <w:r>
-              <w:t xml:space="preserve">dormitory</w:t>
-            </w:r>
-          </w:p>
-        </w:tc>
-        <w:tc>
-          <w:tcPr/>
-          <w:p>
-            <w:pPr>
-              <w:pStyle w:val="Compact"/>
-            </w:pPr>
-            <w:r>
-              <w:t xml:space="preserve">VARCHAR</w:t>
-            </w:r>
-          </w:p>
-        </w:tc>
-        <w:tc>
-          <w:tcPr/>
-          <w:p>
-            <w:pPr>
-              <w:pStyle w:val="Compact"/>
-            </w:pPr>
-            <w:r>
-              <w:t xml:space="preserve">50</w:t>
-            </w:r>
-          </w:p>
-        </w:tc>
-        <w:tc>
-          <w:tcPr/>
-          <w:p>
-            <w:pPr>
-              <w:pStyle w:val="Compact"/>
-            </w:pPr>
-            <w:r>
-              <w:rPr>
-                <w:rFonts w:hint="eastAsia"/>
-              </w:rPr>
-              <w:t xml:space="preserve">否</w:t>
-            </w:r>
-          </w:p>
-        </w:tc>
-        <w:tc>
-          <w:tcPr/>
-          <w:p>
-            <w:pPr>
-              <w:pStyle w:val="Compact"/>
-            </w:pPr>
-            <w:r>
-              <w:t xml:space="preserve">—</w:t>
-            </w:r>
-          </w:p>
-        </w:tc>
-        <w:tc>
-          <w:tcPr/>
-          <w:p>
-            <w:pPr>
-              <w:pStyle w:val="Compact"/>
-            </w:pPr>
-            <w:r>
-              <w:rPr>
-                <w:rFonts w:hint="eastAsia"/>
-              </w:rPr>
-              <w:t xml:space="preserve">宿舍信息</w:t>
-            </w:r>
-          </w:p>
-        </w:tc>
-      </w:tr>
-      <w:tr>
-        <w:tc>
-          <w:tcPr/>
-          <w:p>
-            <w:pPr>
-              <w:pStyle w:val="Compact"/>
-            </w:pPr>
-            <w:r>
-              <w:t xml:space="preserve">counselor_id</w:t>
-            </w:r>
-          </w:p>
-        </w:tc>
-        <w:tc>
-          <w:tcPr/>
-          <w:p>
-            <w:pPr>
-              <w:pStyle w:val="Compact"/>
-            </w:pPr>
-            <w:r>
-              <w:t xml:space="preserve">VARCHAR</w:t>
-            </w:r>
-          </w:p>
-        </w:tc>
-        <w:tc>
-          <w:tcPr/>
-          <w:p>
-            <w:pPr>
-              <w:pStyle w:val="Compact"/>
-            </w:pPr>
-            <w:r>
-              <w:t xml:space="preserve">32</w:t>
-            </w:r>
-          </w:p>
-        </w:tc>
-        <w:tc>
-          <w:tcPr/>
-          <w:p>
-            <w:pPr>
-              <w:pStyle w:val="Compact"/>
-            </w:pPr>
-            <w:r>
-              <w:rPr>
-                <w:rFonts w:hint="eastAsia"/>
-              </w:rPr>
-              <w:t xml:space="preserve">否</w:t>
-            </w:r>
-          </w:p>
-        </w:tc>
-        <w:tc>
-          <w:tcPr/>
-          <w:p>
-            <w:pPr>
-              <w:pStyle w:val="Compact"/>
-            </w:pPr>
-            <w:r>
-              <w:t xml:space="preserve">FK→counselors</w:t>
-            </w:r>
-          </w:p>
-        </w:tc>
-        <w:tc>
-          <w:tcPr/>
-          <w:p>
-            <w:pPr>
-              <w:pStyle w:val="Compact"/>
-            </w:pPr>
-            <w:r>
-              <w:rPr>
-                <w:rFonts w:hint="eastAsia"/>
-              </w:rPr>
-              <w:t xml:space="preserve">辅导员ID</w:t>
-            </w:r>
-          </w:p>
-        </w:tc>
-      </w:tr>
-      <w:tr>
-        <w:tc>
-          <w:tcPr/>
-          <w:p>
-            <w:pPr>
-              <w:pStyle w:val="Compact"/>
-            </w:pPr>
-            <w:r>
-              <w:t xml:space="preserve">created_at</w:t>
-            </w:r>
-          </w:p>
-        </w:tc>
-        <w:tc>
-          <w:tcPr/>
-          <w:p>
-            <w:pPr>
-              <w:pStyle w:val="Compact"/>
-            </w:pPr>
-            <w:r>
-              <w:t xml:space="preserve">DATETIME</w:t>
-            </w:r>
-          </w:p>
-        </w:tc>
-        <w:tc>
-          <w:tcPr/>
-          <w:p>
-            <w:pPr>
-              <w:pStyle w:val="Compact"/>
-            </w:pPr>
-            <w:r>
-              <w:t xml:space="preserve">—</w:t>
-            </w:r>
-          </w:p>
-        </w:tc>
-        <w:tc>
-          <w:tcPr/>
-          <w:p>
-            <w:pPr>
-              <w:pStyle w:val="Compact"/>
-            </w:pPr>
-            <w:r>
-              <w:rPr>
-                <w:rFonts w:hint="eastAsia"/>
-              </w:rPr>
-              <w:t xml:space="preserve">是</w:t>
-            </w:r>
-          </w:p>
-        </w:tc>
-        <w:tc>
-          <w:tcPr/>
-          <w:p>
-            <w:pPr>
-              <w:pStyle w:val="Compact"/>
-            </w:pPr>
-            <w:r>
-              <w:t xml:space="preserve">NOW()</w:t>
-            </w:r>
-          </w:p>
-        </w:tc>
-        <w:tc>
-          <w:tcPr/>
-          <w:p>
-            <w:pPr>
-              <w:pStyle w:val="Compact"/>
-            </w:pPr>
-            <w:r>
-              <w:rPr>
-                <w:rFonts w:hint="eastAsia"/>
-              </w:rPr>
-              <w:t xml:space="preserve">创建时间</w:t>
-            </w:r>
-          </w:p>
-        </w:tc>
-      </w:tr>
-    </w:tbl>
-    <w:bookmarkEnd w:id="22"/>
-    <w:bookmarkStart w:id="23" w:name="对话数据-conversations"/>
     <w:p>
       <w:pPr>
         <w:pStyle w:val="Heading3"/>
@@ -7120,775 +5611,6 @@
         <w:t xml:space="preserve"> (conversations)</w:t>
       </w:r>
     </w:p>
-    <w:tbl>
-      <w:tblPr>
-        <w:tblStyle w:val="Table"/>
-        <w:tblW w:type="auto" w:w="0"/>
-        <w:tblLook w:firstRow="1" w:lastRow="0" w:firstColumn="0" w:lastColumn="0" w:noHBand="0" w:noVBand="0" w:val="0020"/>
-      </w:tblPr>
-      <w:tblGrid>
-        <w:gridCol w:w="1320"/>
-        <w:gridCol w:w="1320"/>
-        <w:gridCol w:w="1320"/>
-        <w:gridCol w:w="1320"/>
-        <w:gridCol w:w="1320"/>
-        <w:gridCol w:w="1320"/>
-      </w:tblGrid>
-      <w:tr>
-        <w:trPr>
-          <w:tblHeader w:val="on"/>
-        </w:trPr>
-        <w:tc>
-          <w:tcPr/>
-          <w:p>
-            <w:pPr>
-              <w:pStyle w:val="Compact"/>
-            </w:pPr>
-            <w:r>
-              <w:rPr>
-                <w:rFonts w:hint="eastAsia"/>
-              </w:rPr>
-              <w:t xml:space="preserve">字段名</w:t>
-            </w:r>
-          </w:p>
-        </w:tc>
-        <w:tc>
-          <w:tcPr/>
-          <w:p>
-            <w:pPr>
-              <w:pStyle w:val="Compact"/>
-            </w:pPr>
-            <w:r>
-              <w:rPr>
-                <w:rFonts w:hint="eastAsia"/>
-              </w:rPr>
-              <w:t xml:space="preserve">类型</w:t>
-            </w:r>
-          </w:p>
-        </w:tc>
-        <w:tc>
-          <w:tcPr/>
-          <w:p>
-            <w:pPr>
-              <w:pStyle w:val="Compact"/>
-            </w:pPr>
-            <w:r>
-              <w:rPr>
-                <w:rFonts w:hint="eastAsia"/>
-              </w:rPr>
-              <w:t xml:space="preserve">长度</w:t>
-            </w:r>
-          </w:p>
-        </w:tc>
-        <w:tc>
-          <w:tcPr/>
-          <w:p>
-            <w:pPr>
-              <w:pStyle w:val="Compact"/>
-            </w:pPr>
-            <w:r>
-              <w:rPr>
-                <w:rFonts w:hint="eastAsia"/>
-              </w:rPr>
-              <w:t xml:space="preserve">必填</w:t>
-            </w:r>
-          </w:p>
-        </w:tc>
-        <w:tc>
-          <w:tcPr/>
-          <w:p>
-            <w:pPr>
-              <w:pStyle w:val="Compact"/>
-            </w:pPr>
-            <w:r>
-              <w:rPr>
-                <w:rFonts w:hint="eastAsia"/>
-              </w:rPr>
-              <w:t xml:space="preserve">约束</w:t>
-            </w:r>
-          </w:p>
-        </w:tc>
-        <w:tc>
-          <w:tcPr/>
-          <w:p>
-            <w:pPr>
-              <w:pStyle w:val="Compact"/>
-            </w:pPr>
-            <w:r>
-              <w:rPr>
-                <w:rFonts w:hint="eastAsia"/>
-              </w:rPr>
-              <w:t xml:space="preserve">说明</w:t>
-            </w:r>
-          </w:p>
-        </w:tc>
-      </w:tr>
-      <w:tr>
-        <w:tc>
-          <w:tcPr/>
-          <w:p>
-            <w:pPr>
-              <w:pStyle w:val="Compact"/>
-            </w:pPr>
-            <w:r>
-              <w:t xml:space="preserve">id</w:t>
-            </w:r>
-          </w:p>
-        </w:tc>
-        <w:tc>
-          <w:tcPr/>
-          <w:p>
-            <w:pPr>
-              <w:pStyle w:val="Compact"/>
-            </w:pPr>
-            <w:r>
-              <w:t xml:space="preserve">BIGINT</w:t>
-            </w:r>
-          </w:p>
-        </w:tc>
-        <w:tc>
-          <w:tcPr/>
-          <w:p>
-            <w:pPr>
-              <w:pStyle w:val="Compact"/>
-            </w:pPr>
-            <w:r>
-              <w:t xml:space="preserve">—</w:t>
-            </w:r>
-          </w:p>
-        </w:tc>
-        <w:tc>
-          <w:tcPr/>
-          <w:p>
-            <w:pPr>
-              <w:pStyle w:val="Compact"/>
-            </w:pPr>
-            <w:r>
-              <w:rPr>
-                <w:rFonts w:hint="eastAsia"/>
-              </w:rPr>
-              <w:t xml:space="preserve">是</w:t>
-            </w:r>
-          </w:p>
-        </w:tc>
-        <w:tc>
-          <w:tcPr/>
-          <w:p>
-            <w:pPr>
-              <w:pStyle w:val="Compact"/>
-            </w:pPr>
-            <w:r>
-              <w:t xml:space="preserve">PK</w:t>
-            </w:r>
-          </w:p>
-        </w:tc>
-        <w:tc>
-          <w:tcPr/>
-          <w:p>
-            <w:pPr>
-              <w:pStyle w:val="Compact"/>
-            </w:pPr>
-            <w:r>
-              <w:rPr>
-                <w:rFonts w:hint="eastAsia"/>
-              </w:rPr>
-              <w:t xml:space="preserve">自增主键</w:t>
-            </w:r>
-          </w:p>
-        </w:tc>
-      </w:tr>
-      <w:tr>
-        <w:tc>
-          <w:tcPr/>
-          <w:p>
-            <w:pPr>
-              <w:pStyle w:val="Compact"/>
-            </w:pPr>
-            <w:r>
-              <w:t xml:space="preserve">conversation_id</w:t>
-            </w:r>
-          </w:p>
-        </w:tc>
-        <w:tc>
-          <w:tcPr/>
-          <w:p>
-            <w:pPr>
-              <w:pStyle w:val="Compact"/>
-            </w:pPr>
-            <w:r>
-              <w:t xml:space="preserve">VARCHAR</w:t>
-            </w:r>
-          </w:p>
-        </w:tc>
-        <w:tc>
-          <w:tcPr/>
-          <w:p>
-            <w:pPr>
-              <w:pStyle w:val="Compact"/>
-            </w:pPr>
-            <w:r>
-              <w:t xml:space="preserve">32</w:t>
-            </w:r>
-          </w:p>
-        </w:tc>
-        <w:tc>
-          <w:tcPr/>
-          <w:p>
-            <w:pPr>
-              <w:pStyle w:val="Compact"/>
-            </w:pPr>
-            <w:r>
-              <w:rPr>
-                <w:rFonts w:hint="eastAsia"/>
-              </w:rPr>
-              <w:t xml:space="preserve">是</w:t>
-            </w:r>
-          </w:p>
-        </w:tc>
-        <w:tc>
-          <w:tcPr/>
-          <w:p>
-            <w:pPr>
-              <w:pStyle w:val="Compact"/>
-            </w:pPr>
-            <w:r>
-              <w:t xml:space="preserve">UNIQUE</w:t>
-            </w:r>
-          </w:p>
-        </w:tc>
-        <w:tc>
-          <w:tcPr/>
-          <w:p>
-            <w:pPr>
-              <w:pStyle w:val="Compact"/>
-            </w:pPr>
-            <w:r>
-              <w:rPr>
-                <w:rFonts w:hint="eastAsia"/>
-              </w:rPr>
-              <w:t xml:space="preserve">会话UUID</w:t>
-            </w:r>
-          </w:p>
-        </w:tc>
-      </w:tr>
-      <w:tr>
-        <w:tc>
-          <w:tcPr/>
-          <w:p>
-            <w:pPr>
-              <w:pStyle w:val="Compact"/>
-            </w:pPr>
-            <w:r>
-              <w:t xml:space="preserve">user_id</w:t>
-            </w:r>
-          </w:p>
-        </w:tc>
-        <w:tc>
-          <w:tcPr/>
-          <w:p>
-            <w:pPr>
-              <w:pStyle w:val="Compact"/>
-            </w:pPr>
-            <w:r>
-              <w:t xml:space="preserve">VARCHAR</w:t>
-            </w:r>
-          </w:p>
-        </w:tc>
-        <w:tc>
-          <w:tcPr/>
-          <w:p>
-            <w:pPr>
-              <w:pStyle w:val="Compact"/>
-            </w:pPr>
-            <w:r>
-              <w:t xml:space="preserve">32</w:t>
-            </w:r>
-          </w:p>
-        </w:tc>
-        <w:tc>
-          <w:tcPr/>
-          <w:p>
-            <w:pPr>
-              <w:pStyle w:val="Compact"/>
-            </w:pPr>
-            <w:r>
-              <w:rPr>
-                <w:rFonts w:hint="eastAsia"/>
-              </w:rPr>
-              <w:t xml:space="preserve">是</w:t>
-            </w:r>
-          </w:p>
-        </w:tc>
-        <w:tc>
-          <w:tcPr/>
-          <w:p>
-            <w:pPr>
-              <w:pStyle w:val="Compact"/>
-            </w:pPr>
-            <w:r>
-              <w:t xml:space="preserve">FK→users, INDEX</w:t>
-            </w:r>
-          </w:p>
-        </w:tc>
-        <w:tc>
-          <w:tcPr/>
-          <w:p>
-            <w:pPr>
-              <w:pStyle w:val="Compact"/>
-            </w:pPr>
-            <w:r>
-              <w:rPr>
-                <w:rFonts w:hint="eastAsia"/>
-              </w:rPr>
-              <w:t xml:space="preserve">用户ID</w:t>
-            </w:r>
-          </w:p>
-        </w:tc>
-      </w:tr>
-      <w:tr>
-        <w:tc>
-          <w:tcPr/>
-          <w:p>
-            <w:pPr>
-              <w:pStyle w:val="Compact"/>
-            </w:pPr>
-            <w:r>
-              <w:t xml:space="preserve">channel</w:t>
-            </w:r>
-          </w:p>
-        </w:tc>
-        <w:tc>
-          <w:tcPr/>
-          <w:p>
-            <w:pPr>
-              <w:pStyle w:val="Compact"/>
-            </w:pPr>
-            <w:r>
-              <w:t xml:space="preserve">ENUM</w:t>
-            </w:r>
-          </w:p>
-        </w:tc>
-        <w:tc>
-          <w:tcPr/>
-          <w:p>
-            <w:pPr>
-              <w:pStyle w:val="Compact"/>
-            </w:pPr>
-            <w:r>
-              <w:t xml:space="preserve">—</w:t>
-            </w:r>
-          </w:p>
-        </w:tc>
-        <w:tc>
-          <w:tcPr/>
-          <w:p>
-            <w:pPr>
-              <w:pStyle w:val="Compact"/>
-            </w:pPr>
-            <w:r>
-              <w:rPr>
-                <w:rFonts w:hint="eastAsia"/>
-              </w:rPr>
-              <w:t xml:space="preserve">是</w:t>
-            </w:r>
-          </w:p>
-        </w:tc>
-        <w:tc>
-          <w:tcPr/>
-          <w:p>
-            <w:pPr>
-              <w:pStyle w:val="Compact"/>
-            </w:pPr>
-            <w:r>
-              <w:t xml:space="preserve">—</w:t>
-            </w:r>
-          </w:p>
-        </w:tc>
-        <w:tc>
-          <w:tcPr/>
-          <w:p>
-            <w:pPr>
-              <w:pStyle w:val="Compact"/>
-            </w:pPr>
-            <w:r>
-              <w:t xml:space="preserve">wechat/web/h5</w:t>
-            </w:r>
-          </w:p>
-        </w:tc>
-      </w:tr>
-      <w:tr>
-        <w:tc>
-          <w:tcPr/>
-          <w:p>
-            <w:pPr>
-              <w:pStyle w:val="Compact"/>
-            </w:pPr>
-            <w:r>
-              <w:t xml:space="preserve">start_time</w:t>
-            </w:r>
-          </w:p>
-        </w:tc>
-        <w:tc>
-          <w:tcPr/>
-          <w:p>
-            <w:pPr>
-              <w:pStyle w:val="Compact"/>
-            </w:pPr>
-            <w:r>
-              <w:t xml:space="preserve">DATETIME</w:t>
-            </w:r>
-          </w:p>
-        </w:tc>
-        <w:tc>
-          <w:tcPr/>
-          <w:p>
-            <w:pPr>
-              <w:pStyle w:val="Compact"/>
-            </w:pPr>
-            <w:r>
-              <w:t xml:space="preserve">—</w:t>
-            </w:r>
-          </w:p>
-        </w:tc>
-        <w:tc>
-          <w:tcPr/>
-          <w:p>
-            <w:pPr>
-              <w:pStyle w:val="Compact"/>
-            </w:pPr>
-            <w:r>
-              <w:rPr>
-                <w:rFonts w:hint="eastAsia"/>
-              </w:rPr>
-              <w:t xml:space="preserve">是</w:t>
-            </w:r>
-          </w:p>
-        </w:tc>
-        <w:tc>
-          <w:tcPr/>
-          <w:p>
-            <w:pPr>
-              <w:pStyle w:val="Compact"/>
-            </w:pPr>
-            <w:r>
-              <w:t xml:space="preserve">—</w:t>
-            </w:r>
-          </w:p>
-        </w:tc>
-        <w:tc>
-          <w:tcPr/>
-          <w:p>
-            <w:pPr>
-              <w:pStyle w:val="Compact"/>
-            </w:pPr>
-            <w:r>
-              <w:rPr>
-                <w:rFonts w:hint="eastAsia"/>
-              </w:rPr>
-              <w:t xml:space="preserve">会话开始时间</w:t>
-            </w:r>
-          </w:p>
-        </w:tc>
-      </w:tr>
-      <w:tr>
-        <w:tc>
-          <w:tcPr/>
-          <w:p>
-            <w:pPr>
-              <w:pStyle w:val="Compact"/>
-            </w:pPr>
-            <w:r>
-              <w:t xml:space="preserve">end_time</w:t>
-            </w:r>
-          </w:p>
-        </w:tc>
-        <w:tc>
-          <w:tcPr/>
-          <w:p>
-            <w:pPr>
-              <w:pStyle w:val="Compact"/>
-            </w:pPr>
-            <w:r>
-              <w:t xml:space="preserve">DATETIME</w:t>
-            </w:r>
-          </w:p>
-        </w:tc>
-        <w:tc>
-          <w:tcPr/>
-          <w:p>
-            <w:pPr>
-              <w:pStyle w:val="Compact"/>
-            </w:pPr>
-            <w:r>
-              <w:t xml:space="preserve">—</w:t>
-            </w:r>
-          </w:p>
-        </w:tc>
-        <w:tc>
-          <w:tcPr/>
-          <w:p>
-            <w:pPr>
-              <w:pStyle w:val="Compact"/>
-            </w:pPr>
-            <w:r>
-              <w:rPr>
-                <w:rFonts w:hint="eastAsia"/>
-              </w:rPr>
-              <w:t xml:space="preserve">否</w:t>
-            </w:r>
-          </w:p>
-        </w:tc>
-        <w:tc>
-          <w:tcPr/>
-          <w:p>
-            <w:pPr>
-              <w:pStyle w:val="Compact"/>
-            </w:pPr>
-            <w:r>
-              <w:t xml:space="preserve">—</w:t>
-            </w:r>
-          </w:p>
-        </w:tc>
-        <w:tc>
-          <w:tcPr/>
-          <w:p>
-            <w:pPr>
-              <w:pStyle w:val="Compact"/>
-            </w:pPr>
-            <w:r>
-              <w:rPr>
-                <w:rFonts w:hint="eastAsia"/>
-              </w:rPr>
-              <w:t xml:space="preserve">会话结束时间</w:t>
-            </w:r>
-          </w:p>
-        </w:tc>
-      </w:tr>
-      <w:tr>
-        <w:tc>
-          <w:tcPr/>
-          <w:p>
-            <w:pPr>
-              <w:pStyle w:val="Compact"/>
-            </w:pPr>
-            <w:r>
-              <w:t xml:space="preserve">message_count</w:t>
-            </w:r>
-          </w:p>
-        </w:tc>
-        <w:tc>
-          <w:tcPr/>
-          <w:p>
-            <w:pPr>
-              <w:pStyle w:val="Compact"/>
-            </w:pPr>
-            <w:r>
-              <w:t xml:space="preserve">INT</w:t>
-            </w:r>
-          </w:p>
-        </w:tc>
-        <w:tc>
-          <w:tcPr/>
-          <w:p>
-            <w:pPr>
-              <w:pStyle w:val="Compact"/>
-            </w:pPr>
-            <w:r>
-              <w:t xml:space="preserve">—</w:t>
-            </w:r>
-          </w:p>
-        </w:tc>
-        <w:tc>
-          <w:tcPr/>
-          <w:p>
-            <w:pPr>
-              <w:pStyle w:val="Compact"/>
-            </w:pPr>
-            <w:r>
-              <w:rPr>
-                <w:rFonts w:hint="eastAsia"/>
-              </w:rPr>
-              <w:t xml:space="preserve">是</w:t>
-            </w:r>
-          </w:p>
-        </w:tc>
-        <w:tc>
-          <w:tcPr/>
-          <w:p>
-            <w:pPr>
-              <w:pStyle w:val="Compact"/>
-            </w:pPr>
-            <w:r>
-              <w:t xml:space="preserve">DEFAULT 0</w:t>
-            </w:r>
-          </w:p>
-        </w:tc>
-        <w:tc>
-          <w:tcPr/>
-          <w:p>
-            <w:pPr>
-              <w:pStyle w:val="Compact"/>
-            </w:pPr>
-            <w:r>
-              <w:rPr>
-                <w:rFonts w:hint="eastAsia"/>
-              </w:rPr>
-              <w:t xml:space="preserve">消息数量</w:t>
-            </w:r>
-          </w:p>
-        </w:tc>
-      </w:tr>
-      <w:tr>
-        <w:tc>
-          <w:tcPr/>
-          <w:p>
-            <w:pPr>
-              <w:pStyle w:val="Compact"/>
-            </w:pPr>
-            <w:r>
-              <w:t xml:space="preserve">satisfaction_score</w:t>
-            </w:r>
-          </w:p>
-        </w:tc>
-        <w:tc>
-          <w:tcPr/>
-          <w:p>
-            <w:pPr>
-              <w:pStyle w:val="Compact"/>
-            </w:pPr>
-            <w:r>
-              <w:t xml:space="preserve">TINYINT</w:t>
-            </w:r>
-          </w:p>
-        </w:tc>
-        <w:tc>
-          <w:tcPr/>
-          <w:p>
-            <w:pPr>
-              <w:pStyle w:val="Compact"/>
-            </w:pPr>
-            <w:r>
-              <w:t xml:space="preserve">—</w:t>
-            </w:r>
-          </w:p>
-        </w:tc>
-        <w:tc>
-          <w:tcPr/>
-          <w:p>
-            <w:pPr>
-              <w:pStyle w:val="Compact"/>
-            </w:pPr>
-            <w:r>
-              <w:rPr>
-                <w:rFonts w:hint="eastAsia"/>
-              </w:rPr>
-              <w:t xml:space="preserve">否</w:t>
-            </w:r>
-          </w:p>
-        </w:tc>
-        <w:tc>
-          <w:tcPr/>
-          <w:p>
-            <w:pPr>
-              <w:pStyle w:val="Compact"/>
-            </w:pPr>
-            <w:r>
-              <w:t xml:space="preserve">—</w:t>
-            </w:r>
-          </w:p>
-        </w:tc>
-        <w:tc>
-          <w:tcPr/>
-          <w:p>
-            <w:pPr>
-              <w:pStyle w:val="Compact"/>
-            </w:pPr>
-            <w:r>
-              <w:rPr>
-                <w:rFonts w:hint="eastAsia"/>
-              </w:rPr>
-              <w:t xml:space="preserve">会话满意度(1-5)</w:t>
-            </w:r>
-          </w:p>
-        </w:tc>
-      </w:tr>
-      <w:tr>
-        <w:tc>
-          <w:tcPr/>
-          <w:p>
-            <w:pPr>
-              <w:pStyle w:val="Compact"/>
-            </w:pPr>
-            <w:r>
-              <w:t xml:space="preserve">created_at</w:t>
-            </w:r>
-          </w:p>
-        </w:tc>
-        <w:tc>
-          <w:tcPr/>
-          <w:p>
-            <w:pPr>
-              <w:pStyle w:val="Compact"/>
-            </w:pPr>
-            <w:r>
-              <w:t xml:space="preserve">DATETIME</w:t>
-            </w:r>
-          </w:p>
-        </w:tc>
-        <w:tc>
-          <w:tcPr/>
-          <w:p>
-            <w:pPr>
-              <w:pStyle w:val="Compact"/>
-            </w:pPr>
-            <w:r>
-              <w:t xml:space="preserve">—</w:t>
-            </w:r>
-          </w:p>
-        </w:tc>
-        <w:tc>
-          <w:tcPr/>
-          <w:p>
-            <w:pPr>
-              <w:pStyle w:val="Compact"/>
-            </w:pPr>
-            <w:r>
-              <w:rPr>
-                <w:rFonts w:hint="eastAsia"/>
-              </w:rPr>
-              <w:t xml:space="preserve">是</w:t>
-            </w:r>
-          </w:p>
-        </w:tc>
-        <w:tc>
-          <w:tcPr/>
-          <w:p>
-            <w:pPr>
-              <w:pStyle w:val="Compact"/>
-            </w:pPr>
-            <w:r>
-              <w:t xml:space="preserve">NOW()</w:t>
-            </w:r>
-          </w:p>
-        </w:tc>
-        <w:tc>
-          <w:tcPr/>
-          <w:p>
-            <w:pPr>
-              <w:pStyle w:val="Compact"/>
-            </w:pPr>
-            <w:r>
-              <w:rPr>
-                <w:rFonts w:hint="eastAsia"/>
-              </w:rPr>
-              <w:t xml:space="preserve">创建时间</w:t>
-            </w:r>
-          </w:p>
-        </w:tc>
-      </w:tr>
-    </w:tbl>
-    <w:bookmarkEnd w:id="23"/>
-    <w:bookmarkStart w:id="24" w:name="知识条目数据-knowledge_entries"/>
     <w:p>
       <w:pPr>
         <w:pStyle w:val="Heading3"/>
@@ -7906,1449 +5628,6 @@
         <w:t xml:space="preserve"> (knowledge_entries)</w:t>
       </w:r>
     </w:p>
-    <w:tbl>
-      <w:tblPr>
-        <w:tblStyle w:val="Table"/>
-        <w:tblW w:type="auto" w:w="0"/>
-        <w:tblLook w:firstRow="1" w:lastRow="0" w:firstColumn="0" w:lastColumn="0" w:noHBand="0" w:noVBand="0" w:val="0020"/>
-      </w:tblPr>
-      <w:tblGrid>
-        <w:gridCol w:w="1320"/>
-        <w:gridCol w:w="1320"/>
-        <w:gridCol w:w="1320"/>
-        <w:gridCol w:w="1320"/>
-        <w:gridCol w:w="1320"/>
-        <w:gridCol w:w="1320"/>
-      </w:tblGrid>
-      <w:tr>
-        <w:trPr>
-          <w:tblHeader w:val="on"/>
-        </w:trPr>
-        <w:tc>
-          <w:tcPr/>
-          <w:p>
-            <w:pPr>
-              <w:pStyle w:val="Compact"/>
-            </w:pPr>
-            <w:r>
-              <w:rPr>
-                <w:rFonts w:hint="eastAsia"/>
-              </w:rPr>
-              <w:t xml:space="preserve">字段名</w:t>
-            </w:r>
-          </w:p>
-        </w:tc>
-        <w:tc>
-          <w:tcPr/>
-          <w:p>
-            <w:pPr>
-              <w:pStyle w:val="Compact"/>
-            </w:pPr>
-            <w:r>
-              <w:rPr>
-                <w:rFonts w:hint="eastAsia"/>
-              </w:rPr>
-              <w:t xml:space="preserve">类型</w:t>
-            </w:r>
-          </w:p>
-        </w:tc>
-        <w:tc>
-          <w:tcPr/>
-          <w:p>
-            <w:pPr>
-              <w:pStyle w:val="Compact"/>
-            </w:pPr>
-            <w:r>
-              <w:rPr>
-                <w:rFonts w:hint="eastAsia"/>
-              </w:rPr>
-              <w:t xml:space="preserve">长度</w:t>
-            </w:r>
-          </w:p>
-        </w:tc>
-        <w:tc>
-          <w:tcPr/>
-          <w:p>
-            <w:pPr>
-              <w:pStyle w:val="Compact"/>
-            </w:pPr>
-            <w:r>
-              <w:rPr>
-                <w:rFonts w:hint="eastAsia"/>
-              </w:rPr>
-              <w:t xml:space="preserve">必填</w:t>
-            </w:r>
-          </w:p>
-        </w:tc>
-        <w:tc>
-          <w:tcPr/>
-          <w:p>
-            <w:pPr>
-              <w:pStyle w:val="Compact"/>
-            </w:pPr>
-            <w:r>
-              <w:rPr>
-                <w:rFonts w:hint="eastAsia"/>
-              </w:rPr>
-              <w:t xml:space="preserve">约束</w:t>
-            </w:r>
-          </w:p>
-        </w:tc>
-        <w:tc>
-          <w:tcPr/>
-          <w:p>
-            <w:pPr>
-              <w:pStyle w:val="Compact"/>
-            </w:pPr>
-            <w:r>
-              <w:rPr>
-                <w:rFonts w:hint="eastAsia"/>
-              </w:rPr>
-              <w:t xml:space="preserve">说明</w:t>
-            </w:r>
-          </w:p>
-        </w:tc>
-      </w:tr>
-      <w:tr>
-        <w:tc>
-          <w:tcPr/>
-          <w:p>
-            <w:pPr>
-              <w:pStyle w:val="Compact"/>
-            </w:pPr>
-            <w:r>
-              <w:t xml:space="preserve">id</w:t>
-            </w:r>
-          </w:p>
-        </w:tc>
-        <w:tc>
-          <w:tcPr/>
-          <w:p>
-            <w:pPr>
-              <w:pStyle w:val="Compact"/>
-            </w:pPr>
-            <w:r>
-              <w:t xml:space="preserve">BIGINT</w:t>
-            </w:r>
-          </w:p>
-        </w:tc>
-        <w:tc>
-          <w:tcPr/>
-          <w:p>
-            <w:pPr>
-              <w:pStyle w:val="Compact"/>
-            </w:pPr>
-            <w:r>
-              <w:t xml:space="preserve">—</w:t>
-            </w:r>
-          </w:p>
-        </w:tc>
-        <w:tc>
-          <w:tcPr/>
-          <w:p>
-            <w:pPr>
-              <w:pStyle w:val="Compact"/>
-            </w:pPr>
-            <w:r>
-              <w:rPr>
-                <w:rFonts w:hint="eastAsia"/>
-              </w:rPr>
-              <w:t xml:space="preserve">是</w:t>
-            </w:r>
-          </w:p>
-        </w:tc>
-        <w:tc>
-          <w:tcPr/>
-          <w:p>
-            <w:pPr>
-              <w:pStyle w:val="Compact"/>
-            </w:pPr>
-            <w:r>
-              <w:t xml:space="preserve">PK</w:t>
-            </w:r>
-          </w:p>
-        </w:tc>
-        <w:tc>
-          <w:tcPr/>
-          <w:p>
-            <w:pPr>
-              <w:pStyle w:val="Compact"/>
-            </w:pPr>
-            <w:r>
-              <w:rPr>
-                <w:rFonts w:hint="eastAsia"/>
-              </w:rPr>
-              <w:t xml:space="preserve">自增主键</w:t>
-            </w:r>
-          </w:p>
-        </w:tc>
-      </w:tr>
-      <w:tr>
-        <w:tc>
-          <w:tcPr/>
-          <w:p>
-            <w:pPr>
-              <w:pStyle w:val="Compact"/>
-            </w:pPr>
-            <w:r>
-              <w:t xml:space="preserve">entry_id</w:t>
-            </w:r>
-          </w:p>
-        </w:tc>
-        <w:tc>
-          <w:tcPr/>
-          <w:p>
-            <w:pPr>
-              <w:pStyle w:val="Compact"/>
-            </w:pPr>
-            <w:r>
-              <w:t xml:space="preserve">VARCHAR</w:t>
-            </w:r>
-          </w:p>
-        </w:tc>
-        <w:tc>
-          <w:tcPr/>
-          <w:p>
-            <w:pPr>
-              <w:pStyle w:val="Compact"/>
-            </w:pPr>
-            <w:r>
-              <w:t xml:space="preserve">32</w:t>
-            </w:r>
-          </w:p>
-        </w:tc>
-        <w:tc>
-          <w:tcPr/>
-          <w:p>
-            <w:pPr>
-              <w:pStyle w:val="Compact"/>
-            </w:pPr>
-            <w:r>
-              <w:rPr>
-                <w:rFonts w:hint="eastAsia"/>
-              </w:rPr>
-              <w:t xml:space="preserve">是</w:t>
-            </w:r>
-          </w:p>
-        </w:tc>
-        <w:tc>
-          <w:tcPr/>
-          <w:p>
-            <w:pPr>
-              <w:pStyle w:val="Compact"/>
-            </w:pPr>
-            <w:r>
-              <w:t xml:space="preserve">UNIQUE</w:t>
-            </w:r>
-          </w:p>
-        </w:tc>
-        <w:tc>
-          <w:tcPr/>
-          <w:p>
-            <w:pPr>
-              <w:pStyle w:val="Compact"/>
-            </w:pPr>
-            <w:r>
-              <w:rPr>
-                <w:rFonts w:hint="eastAsia"/>
-              </w:rPr>
-              <w:t xml:space="preserve">条目UUID</w:t>
-            </w:r>
-          </w:p>
-        </w:tc>
-      </w:tr>
-      <w:tr>
-        <w:tc>
-          <w:tcPr/>
-          <w:p>
-            <w:pPr>
-              <w:pStyle w:val="Compact"/>
-            </w:pPr>
-            <w:r>
-              <w:t xml:space="preserve">title</w:t>
-            </w:r>
-          </w:p>
-        </w:tc>
-        <w:tc>
-          <w:tcPr/>
-          <w:p>
-            <w:pPr>
-              <w:pStyle w:val="Compact"/>
-            </w:pPr>
-            <w:r>
-              <w:t xml:space="preserve">VARCHAR</w:t>
-            </w:r>
-          </w:p>
-        </w:tc>
-        <w:tc>
-          <w:tcPr/>
-          <w:p>
-            <w:pPr>
-              <w:pStyle w:val="Compact"/>
-            </w:pPr>
-            <w:r>
-              <w:t xml:space="preserve">200</w:t>
-            </w:r>
-          </w:p>
-        </w:tc>
-        <w:tc>
-          <w:tcPr/>
-          <w:p>
-            <w:pPr>
-              <w:pStyle w:val="Compact"/>
-            </w:pPr>
-            <w:r>
-              <w:rPr>
-                <w:rFonts w:hint="eastAsia"/>
-              </w:rPr>
-              <w:t xml:space="preserve">是</w:t>
-            </w:r>
-          </w:p>
-        </w:tc>
-        <w:tc>
-          <w:tcPr/>
-          <w:p>
-            <w:pPr>
-              <w:pStyle w:val="Compact"/>
-            </w:pPr>
-            <w:r>
-              <w:t xml:space="preserve">FULLTEXT INDEX</w:t>
-            </w:r>
-          </w:p>
-        </w:tc>
-        <w:tc>
-          <w:tcPr/>
-          <w:p>
-            <w:pPr>
-              <w:pStyle w:val="Compact"/>
-            </w:pPr>
-            <w:r>
-              <w:rPr>
-                <w:rFonts w:hint="eastAsia"/>
-              </w:rPr>
-              <w:t xml:space="preserve">知识标题</w:t>
-            </w:r>
-          </w:p>
-        </w:tc>
-      </w:tr>
-      <w:tr>
-        <w:tc>
-          <w:tcPr/>
-          <w:p>
-            <w:pPr>
-              <w:pStyle w:val="Compact"/>
-            </w:pPr>
-            <w:r>
-              <w:t xml:space="preserve">content</w:t>
-            </w:r>
-          </w:p>
-        </w:tc>
-        <w:tc>
-          <w:tcPr/>
-          <w:p>
-            <w:pPr>
-              <w:pStyle w:val="Compact"/>
-            </w:pPr>
-            <w:r>
-              <w:t xml:space="preserve">TEXT</w:t>
-            </w:r>
-          </w:p>
-        </w:tc>
-        <w:tc>
-          <w:tcPr/>
-          <w:p>
-            <w:pPr>
-              <w:pStyle w:val="Compact"/>
-            </w:pPr>
-            <w:r>
-              <w:t xml:space="preserve">—</w:t>
-            </w:r>
-          </w:p>
-        </w:tc>
-        <w:tc>
-          <w:tcPr/>
-          <w:p>
-            <w:pPr>
-              <w:pStyle w:val="Compact"/>
-            </w:pPr>
-            <w:r>
-              <w:rPr>
-                <w:rFonts w:hint="eastAsia"/>
-              </w:rPr>
-              <w:t xml:space="preserve">是</w:t>
-            </w:r>
-          </w:p>
-        </w:tc>
-        <w:tc>
-          <w:tcPr/>
-          <w:p>
-            <w:pPr>
-              <w:pStyle w:val="Compact"/>
-            </w:pPr>
-            <w:r>
-              <w:t xml:space="preserve">FULLTEXT INDEX</w:t>
-            </w:r>
-          </w:p>
-        </w:tc>
-        <w:tc>
-          <w:tcPr/>
-          <w:p>
-            <w:pPr>
-              <w:pStyle w:val="Compact"/>
-            </w:pPr>
-            <w:r>
-              <w:rPr>
-                <w:rFonts w:hint="eastAsia"/>
-              </w:rPr>
-              <w:t xml:space="preserve">知识内容(Markdown)</w:t>
-            </w:r>
-          </w:p>
-        </w:tc>
-      </w:tr>
-      <w:tr>
-        <w:tc>
-          <w:tcPr/>
-          <w:p>
-            <w:pPr>
-              <w:pStyle w:val="Compact"/>
-            </w:pPr>
-            <w:r>
-              <w:t xml:space="preserve">category_id</w:t>
-            </w:r>
-          </w:p>
-        </w:tc>
-        <w:tc>
-          <w:tcPr/>
-          <w:p>
-            <w:pPr>
-              <w:pStyle w:val="Compact"/>
-            </w:pPr>
-            <w:r>
-              <w:t xml:space="preserve">VARCHAR</w:t>
-            </w:r>
-          </w:p>
-        </w:tc>
-        <w:tc>
-          <w:tcPr/>
-          <w:p>
-            <w:pPr>
-              <w:pStyle w:val="Compact"/>
-            </w:pPr>
-            <w:r>
-              <w:t xml:space="preserve">32</w:t>
-            </w:r>
-          </w:p>
-        </w:tc>
-        <w:tc>
-          <w:tcPr/>
-          <w:p>
-            <w:pPr>
-              <w:pStyle w:val="Compact"/>
-            </w:pPr>
-            <w:r>
-              <w:rPr>
-                <w:rFonts w:hint="eastAsia"/>
-              </w:rPr>
-              <w:t xml:space="preserve">是</w:t>
-            </w:r>
-          </w:p>
-        </w:tc>
-        <w:tc>
-          <w:tcPr/>
-          <w:p>
-            <w:pPr>
-              <w:pStyle w:val="Compact"/>
-            </w:pPr>
-            <w:r>
-              <w:t xml:space="preserve">FK→categories, INDEX</w:t>
-            </w:r>
-          </w:p>
-        </w:tc>
-        <w:tc>
-          <w:tcPr/>
-          <w:p>
-            <w:pPr>
-              <w:pStyle w:val="Compact"/>
-            </w:pPr>
-            <w:r>
-              <w:rPr>
-                <w:rFonts w:hint="eastAsia"/>
-              </w:rPr>
-              <w:t xml:space="preserve">所属分类</w:t>
-            </w:r>
-          </w:p>
-        </w:tc>
-      </w:tr>
-      <w:tr>
-        <w:tc>
-          <w:tcPr/>
-          <w:p>
-            <w:pPr>
-              <w:pStyle w:val="Compact"/>
-            </w:pPr>
-            <w:r>
-              <w:t xml:space="preserve">keywords</w:t>
-            </w:r>
-          </w:p>
-        </w:tc>
-        <w:tc>
-          <w:tcPr/>
-          <w:p>
-            <w:pPr>
-              <w:pStyle w:val="Compact"/>
-            </w:pPr>
-            <w:r>
-              <w:t xml:space="preserve">JSON</w:t>
-            </w:r>
-          </w:p>
-        </w:tc>
-        <w:tc>
-          <w:tcPr/>
-          <w:p>
-            <w:pPr>
-              <w:pStyle w:val="Compact"/>
-            </w:pPr>
-            <w:r>
-              <w:t xml:space="preserve">—</w:t>
-            </w:r>
-          </w:p>
-        </w:tc>
-        <w:tc>
-          <w:tcPr/>
-          <w:p>
-            <w:pPr>
-              <w:pStyle w:val="Compact"/>
-            </w:pPr>
-            <w:r>
-              <w:rPr>
-                <w:rFonts w:hint="eastAsia"/>
-              </w:rPr>
-              <w:t xml:space="preserve">否</w:t>
-            </w:r>
-          </w:p>
-        </w:tc>
-        <w:tc>
-          <w:tcPr/>
-          <w:p>
-            <w:pPr>
-              <w:pStyle w:val="Compact"/>
-            </w:pPr>
-            <w:r>
-              <w:t xml:space="preserve">—</w:t>
-            </w:r>
-          </w:p>
-        </w:tc>
-        <w:tc>
-          <w:tcPr/>
-          <w:p>
-            <w:pPr>
-              <w:pStyle w:val="Compact"/>
-            </w:pPr>
-            <w:r>
-              <w:rPr>
-                <w:rFonts w:hint="eastAsia"/>
-              </w:rPr>
-              <w:t xml:space="preserve">关键词数组</w:t>
-            </w:r>
-          </w:p>
-        </w:tc>
-      </w:tr>
-      <w:tr>
-        <w:tc>
-          <w:tcPr/>
-          <w:p>
-            <w:pPr>
-              <w:pStyle w:val="Compact"/>
-            </w:pPr>
-            <w:r>
-              <w:t xml:space="preserve">question_variants</w:t>
-            </w:r>
-          </w:p>
-        </w:tc>
-        <w:tc>
-          <w:tcPr/>
-          <w:p>
-            <w:pPr>
-              <w:pStyle w:val="Compact"/>
-            </w:pPr>
-            <w:r>
-              <w:t xml:space="preserve">JSON</w:t>
-            </w:r>
-          </w:p>
-        </w:tc>
-        <w:tc>
-          <w:tcPr/>
-          <w:p>
-            <w:pPr>
-              <w:pStyle w:val="Compact"/>
-            </w:pPr>
-            <w:r>
-              <w:t xml:space="preserve">—</w:t>
-            </w:r>
-          </w:p>
-        </w:tc>
-        <w:tc>
-          <w:tcPr/>
-          <w:p>
-            <w:pPr>
-              <w:pStyle w:val="Compact"/>
-            </w:pPr>
-            <w:r>
-              <w:rPr>
-                <w:rFonts w:hint="eastAsia"/>
-              </w:rPr>
-              <w:t xml:space="preserve">否</w:t>
-            </w:r>
-          </w:p>
-        </w:tc>
-        <w:tc>
-          <w:tcPr/>
-          <w:p>
-            <w:pPr>
-              <w:pStyle w:val="Compact"/>
-            </w:pPr>
-            <w:r>
-              <w:t xml:space="preserve">—</w:t>
-            </w:r>
-          </w:p>
-        </w:tc>
-        <w:tc>
-          <w:tcPr/>
-          <w:p>
-            <w:pPr>
-              <w:pStyle w:val="Compact"/>
-            </w:pPr>
-            <w:r>
-              <w:rPr>
-                <w:rFonts w:hint="eastAsia"/>
-              </w:rPr>
-              <w:t xml:space="preserve">常见问法变体</w:t>
-            </w:r>
-          </w:p>
-        </w:tc>
-      </w:tr>
-      <w:tr>
-        <w:tc>
-          <w:tcPr/>
-          <w:p>
-            <w:pPr>
-              <w:pStyle w:val="Compact"/>
-            </w:pPr>
-            <w:r>
-              <w:t xml:space="preserve">applicable_roles</w:t>
-            </w:r>
-          </w:p>
-        </w:tc>
-        <w:tc>
-          <w:tcPr/>
-          <w:p>
-            <w:pPr>
-              <w:pStyle w:val="Compact"/>
-            </w:pPr>
-            <w:r>
-              <w:t xml:space="preserve">JSON</w:t>
-            </w:r>
-          </w:p>
-        </w:tc>
-        <w:tc>
-          <w:tcPr/>
-          <w:p>
-            <w:pPr>
-              <w:pStyle w:val="Compact"/>
-            </w:pPr>
-            <w:r>
-              <w:t xml:space="preserve">—</w:t>
-            </w:r>
-          </w:p>
-        </w:tc>
-        <w:tc>
-          <w:tcPr/>
-          <w:p>
-            <w:pPr>
-              <w:pStyle w:val="Compact"/>
-            </w:pPr>
-            <w:r>
-              <w:rPr>
-                <w:rFonts w:hint="eastAsia"/>
-              </w:rPr>
-              <w:t xml:space="preserve">是</w:t>
-            </w:r>
-          </w:p>
-        </w:tc>
-        <w:tc>
-          <w:tcPr/>
-          <w:p>
-            <w:pPr>
-              <w:pStyle w:val="Compact"/>
-            </w:pPr>
-            <w:r>
-              <w:t xml:space="preserve">—</w:t>
-            </w:r>
-          </w:p>
-        </w:tc>
-        <w:tc>
-          <w:tcPr/>
-          <w:p>
-            <w:pPr>
-              <w:pStyle w:val="Compact"/>
-            </w:pPr>
-            <w:r>
-              <w:rPr>
-                <w:rFonts w:hint="eastAsia"/>
-              </w:rPr>
-              <w:t xml:space="preserve">适用角色列表</w:t>
-            </w:r>
-          </w:p>
-        </w:tc>
-      </w:tr>
-      <w:tr>
-        <w:tc>
-          <w:tcPr/>
-          <w:p>
-            <w:pPr>
-              <w:pStyle w:val="Compact"/>
-            </w:pPr>
-            <w:r>
-              <w:t xml:space="preserve">priority</w:t>
-            </w:r>
-          </w:p>
-        </w:tc>
-        <w:tc>
-          <w:tcPr/>
-          <w:p>
-            <w:pPr>
-              <w:pStyle w:val="Compact"/>
-            </w:pPr>
-            <w:r>
-              <w:t xml:space="preserve">INT</w:t>
-            </w:r>
-          </w:p>
-        </w:tc>
-        <w:tc>
-          <w:tcPr/>
-          <w:p>
-            <w:pPr>
-              <w:pStyle w:val="Compact"/>
-            </w:pPr>
-            <w:r>
-              <w:t xml:space="preserve">—</w:t>
-            </w:r>
-          </w:p>
-        </w:tc>
-        <w:tc>
-          <w:tcPr/>
-          <w:p>
-            <w:pPr>
-              <w:pStyle w:val="Compact"/>
-            </w:pPr>
-            <w:r>
-              <w:rPr>
-                <w:rFonts w:hint="eastAsia"/>
-              </w:rPr>
-              <w:t xml:space="preserve">是</w:t>
-            </w:r>
-          </w:p>
-        </w:tc>
-        <w:tc>
-          <w:tcPr/>
-          <w:p>
-            <w:pPr>
-              <w:pStyle w:val="Compact"/>
-            </w:pPr>
-            <w:r>
-              <w:t xml:space="preserve">DEFAULT 0</w:t>
-            </w:r>
-          </w:p>
-        </w:tc>
-        <w:tc>
-          <w:tcPr/>
-          <w:p>
-            <w:pPr>
-              <w:pStyle w:val="Compact"/>
-            </w:pPr>
-            <w:r>
-              <w:rPr>
-                <w:rFonts w:hint="eastAsia"/>
-              </w:rPr>
-              <w:t xml:space="preserve">优先级(越高越优先)</w:t>
-            </w:r>
-          </w:p>
-        </w:tc>
-      </w:tr>
-      <w:tr>
-        <w:tc>
-          <w:tcPr/>
-          <w:p>
-            <w:pPr>
-              <w:pStyle w:val="Compact"/>
-            </w:pPr>
-            <w:r>
-              <w:t xml:space="preserve">status</w:t>
-            </w:r>
-          </w:p>
-        </w:tc>
-        <w:tc>
-          <w:tcPr/>
-          <w:p>
-            <w:pPr>
-              <w:pStyle w:val="Compact"/>
-            </w:pPr>
-            <w:r>
-              <w:t xml:space="preserve">ENUM</w:t>
-            </w:r>
-          </w:p>
-        </w:tc>
-        <w:tc>
-          <w:tcPr/>
-          <w:p>
-            <w:pPr>
-              <w:pStyle w:val="Compact"/>
-            </w:pPr>
-            <w:r>
-              <w:t xml:space="preserve">—</w:t>
-            </w:r>
-          </w:p>
-        </w:tc>
-        <w:tc>
-          <w:tcPr/>
-          <w:p>
-            <w:pPr>
-              <w:pStyle w:val="Compact"/>
-            </w:pPr>
-            <w:r>
-              <w:rPr>
-                <w:rFonts w:hint="eastAsia"/>
-              </w:rPr>
-              <w:t xml:space="preserve">是</w:t>
-            </w:r>
-          </w:p>
-        </w:tc>
-        <w:tc>
-          <w:tcPr/>
-          <w:p>
-            <w:pPr>
-              <w:pStyle w:val="Compact"/>
-            </w:pPr>
-            <w:r>
-              <w:t xml:space="preserve">—</w:t>
-            </w:r>
-          </w:p>
-        </w:tc>
-        <w:tc>
-          <w:tcPr/>
-          <w:p>
-            <w:pPr>
-              <w:pStyle w:val="Compact"/>
-            </w:pPr>
-            <w:r>
-              <w:t xml:space="preserve">draft/published/archived</w:t>
-            </w:r>
-          </w:p>
-        </w:tc>
-      </w:tr>
-      <w:tr>
-        <w:tc>
-          <w:tcPr/>
-          <w:p>
-            <w:pPr>
-              <w:pStyle w:val="Compact"/>
-            </w:pPr>
-            <w:r>
-              <w:t xml:space="preserve">view_count</w:t>
-            </w:r>
-          </w:p>
-        </w:tc>
-        <w:tc>
-          <w:tcPr/>
-          <w:p>
-            <w:pPr>
-              <w:pStyle w:val="Compact"/>
-            </w:pPr>
-            <w:r>
-              <w:t xml:space="preserve">INT</w:t>
-            </w:r>
-          </w:p>
-        </w:tc>
-        <w:tc>
-          <w:tcPr/>
-          <w:p>
-            <w:pPr>
-              <w:pStyle w:val="Compact"/>
-            </w:pPr>
-            <w:r>
-              <w:t xml:space="preserve">—</w:t>
-            </w:r>
-          </w:p>
-        </w:tc>
-        <w:tc>
-          <w:tcPr/>
-          <w:p>
-            <w:pPr>
-              <w:pStyle w:val="Compact"/>
-            </w:pPr>
-            <w:r>
-              <w:rPr>
-                <w:rFonts w:hint="eastAsia"/>
-              </w:rPr>
-              <w:t xml:space="preserve">是</w:t>
-            </w:r>
-          </w:p>
-        </w:tc>
-        <w:tc>
-          <w:tcPr/>
-          <w:p>
-            <w:pPr>
-              <w:pStyle w:val="Compact"/>
-            </w:pPr>
-            <w:r>
-              <w:t xml:space="preserve">DEFAULT 0</w:t>
-            </w:r>
-          </w:p>
-        </w:tc>
-        <w:tc>
-          <w:tcPr/>
-          <w:p>
-            <w:pPr>
-              <w:pStyle w:val="Compact"/>
-            </w:pPr>
-            <w:r>
-              <w:rPr>
-                <w:rFonts w:hint="eastAsia"/>
-              </w:rPr>
-              <w:t xml:space="preserve">查阅次数</w:t>
-            </w:r>
-          </w:p>
-        </w:tc>
-      </w:tr>
-      <w:tr>
-        <w:tc>
-          <w:tcPr/>
-          <w:p>
-            <w:pPr>
-              <w:pStyle w:val="Compact"/>
-            </w:pPr>
-            <w:r>
-              <w:t xml:space="preserve">helpful_count</w:t>
-            </w:r>
-          </w:p>
-        </w:tc>
-        <w:tc>
-          <w:tcPr/>
-          <w:p>
-            <w:pPr>
-              <w:pStyle w:val="Compact"/>
-            </w:pPr>
-            <w:r>
-              <w:t xml:space="preserve">INT</w:t>
-            </w:r>
-          </w:p>
-        </w:tc>
-        <w:tc>
-          <w:tcPr/>
-          <w:p>
-            <w:pPr>
-              <w:pStyle w:val="Compact"/>
-            </w:pPr>
-            <w:r>
-              <w:t xml:space="preserve">—</w:t>
-            </w:r>
-          </w:p>
-        </w:tc>
-        <w:tc>
-          <w:tcPr/>
-          <w:p>
-            <w:pPr>
-              <w:pStyle w:val="Compact"/>
-            </w:pPr>
-            <w:r>
-              <w:rPr>
-                <w:rFonts w:hint="eastAsia"/>
-              </w:rPr>
-              <w:t xml:space="preserve">是</w:t>
-            </w:r>
-          </w:p>
-        </w:tc>
-        <w:tc>
-          <w:tcPr/>
-          <w:p>
-            <w:pPr>
-              <w:pStyle w:val="Compact"/>
-            </w:pPr>
-            <w:r>
-              <w:t xml:space="preserve">DEFAULT 0</w:t>
-            </w:r>
-          </w:p>
-        </w:tc>
-        <w:tc>
-          <w:tcPr/>
-          <w:p>
-            <w:pPr>
-              <w:pStyle w:val="Compact"/>
-            </w:pPr>
-            <w:r>
-              <w:rPr>
-                <w:rFonts w:hint="eastAsia"/>
-              </w:rPr>
-              <w:t xml:space="preserve">有用反馈数</w:t>
-            </w:r>
-          </w:p>
-        </w:tc>
-      </w:tr>
-      <w:tr>
-        <w:tc>
-          <w:tcPr/>
-          <w:p>
-            <w:pPr>
-              <w:pStyle w:val="Compact"/>
-            </w:pPr>
-            <w:r>
-              <w:t xml:space="preserve">unhelpful_count</w:t>
-            </w:r>
-          </w:p>
-        </w:tc>
-        <w:tc>
-          <w:tcPr/>
-          <w:p>
-            <w:pPr>
-              <w:pStyle w:val="Compact"/>
-            </w:pPr>
-            <w:r>
-              <w:t xml:space="preserve">INT</w:t>
-            </w:r>
-          </w:p>
-        </w:tc>
-        <w:tc>
-          <w:tcPr/>
-          <w:p>
-            <w:pPr>
-              <w:pStyle w:val="Compact"/>
-            </w:pPr>
-            <w:r>
-              <w:t xml:space="preserve">—</w:t>
-            </w:r>
-          </w:p>
-        </w:tc>
-        <w:tc>
-          <w:tcPr/>
-          <w:p>
-            <w:pPr>
-              <w:pStyle w:val="Compact"/>
-            </w:pPr>
-            <w:r>
-              <w:rPr>
-                <w:rFonts w:hint="eastAsia"/>
-              </w:rPr>
-              <w:t xml:space="preserve">是</w:t>
-            </w:r>
-          </w:p>
-        </w:tc>
-        <w:tc>
-          <w:tcPr/>
-          <w:p>
-            <w:pPr>
-              <w:pStyle w:val="Compact"/>
-            </w:pPr>
-            <w:r>
-              <w:t xml:space="preserve">DEFAULT 0</w:t>
-            </w:r>
-          </w:p>
-        </w:tc>
-        <w:tc>
-          <w:tcPr/>
-          <w:p>
-            <w:pPr>
-              <w:pStyle w:val="Compact"/>
-            </w:pPr>
-            <w:r>
-              <w:rPr>
-                <w:rFonts w:hint="eastAsia"/>
-              </w:rPr>
-              <w:t xml:space="preserve">无用反馈数</w:t>
-            </w:r>
-          </w:p>
-        </w:tc>
-      </w:tr>
-      <w:tr>
-        <w:tc>
-          <w:tcPr/>
-          <w:p>
-            <w:pPr>
-              <w:pStyle w:val="Compact"/>
-            </w:pPr>
-            <w:r>
-              <w:t xml:space="preserve">created_by</w:t>
-            </w:r>
-          </w:p>
-        </w:tc>
-        <w:tc>
-          <w:tcPr/>
-          <w:p>
-            <w:pPr>
-              <w:pStyle w:val="Compact"/>
-            </w:pPr>
-            <w:r>
-              <w:t xml:space="preserve">VARCHAR</w:t>
-            </w:r>
-          </w:p>
-        </w:tc>
-        <w:tc>
-          <w:tcPr/>
-          <w:p>
-            <w:pPr>
-              <w:pStyle w:val="Compact"/>
-            </w:pPr>
-            <w:r>
-              <w:t xml:space="preserve">32</w:t>
-            </w:r>
-          </w:p>
-        </w:tc>
-        <w:tc>
-          <w:tcPr/>
-          <w:p>
-            <w:pPr>
-              <w:pStyle w:val="Compact"/>
-            </w:pPr>
-            <w:r>
-              <w:rPr>
-                <w:rFonts w:hint="eastAsia"/>
-              </w:rPr>
-              <w:t xml:space="preserve">是</w:t>
-            </w:r>
-          </w:p>
-        </w:tc>
-        <w:tc>
-          <w:tcPr/>
-          <w:p>
-            <w:pPr>
-              <w:pStyle w:val="Compact"/>
-            </w:pPr>
-            <w:r>
-              <w:t xml:space="preserve">FK→users</w:t>
-            </w:r>
-          </w:p>
-        </w:tc>
-        <w:tc>
-          <w:tcPr/>
-          <w:p>
-            <w:pPr>
-              <w:pStyle w:val="Compact"/>
-            </w:pPr>
-            <w:r>
-              <w:rPr>
-                <w:rFonts w:hint="eastAsia"/>
-              </w:rPr>
-              <w:t xml:space="preserve">创建者</w:t>
-            </w:r>
-          </w:p>
-        </w:tc>
-      </w:tr>
-      <w:tr>
-        <w:tc>
-          <w:tcPr/>
-          <w:p>
-            <w:pPr>
-              <w:pStyle w:val="Compact"/>
-            </w:pPr>
-            <w:r>
-              <w:t xml:space="preserve">updated_by</w:t>
-            </w:r>
-          </w:p>
-        </w:tc>
-        <w:tc>
-          <w:tcPr/>
-          <w:p>
-            <w:pPr>
-              <w:pStyle w:val="Compact"/>
-            </w:pPr>
-            <w:r>
-              <w:t xml:space="preserve">VARCHAR</w:t>
-            </w:r>
-          </w:p>
-        </w:tc>
-        <w:tc>
-          <w:tcPr/>
-          <w:p>
-            <w:pPr>
-              <w:pStyle w:val="Compact"/>
-            </w:pPr>
-            <w:r>
-              <w:t xml:space="preserve">32</w:t>
-            </w:r>
-          </w:p>
-        </w:tc>
-        <w:tc>
-          <w:tcPr/>
-          <w:p>
-            <w:pPr>
-              <w:pStyle w:val="Compact"/>
-            </w:pPr>
-            <w:r>
-              <w:rPr>
-                <w:rFonts w:hint="eastAsia"/>
-              </w:rPr>
-              <w:t xml:space="preserve">否</w:t>
-            </w:r>
-          </w:p>
-        </w:tc>
-        <w:tc>
-          <w:tcPr/>
-          <w:p>
-            <w:pPr>
-              <w:pStyle w:val="Compact"/>
-            </w:pPr>
-            <w:r>
-              <w:t xml:space="preserve">FK→users</w:t>
-            </w:r>
-          </w:p>
-        </w:tc>
-        <w:tc>
-          <w:tcPr/>
-          <w:p>
-            <w:pPr>
-              <w:pStyle w:val="Compact"/>
-            </w:pPr>
-            <w:r>
-              <w:rPr>
-                <w:rFonts w:hint="eastAsia"/>
-              </w:rPr>
-              <w:t xml:space="preserve">最后更新者</w:t>
-            </w:r>
-          </w:p>
-        </w:tc>
-      </w:tr>
-      <w:tr>
-        <w:tc>
-          <w:tcPr/>
-          <w:p>
-            <w:pPr>
-              <w:pStyle w:val="Compact"/>
-            </w:pPr>
-            <w:r>
-              <w:t xml:space="preserve">published_at</w:t>
-            </w:r>
-          </w:p>
-        </w:tc>
-        <w:tc>
-          <w:tcPr/>
-          <w:p>
-            <w:pPr>
-              <w:pStyle w:val="Compact"/>
-            </w:pPr>
-            <w:r>
-              <w:t xml:space="preserve">DATETIME</w:t>
-            </w:r>
-          </w:p>
-        </w:tc>
-        <w:tc>
-          <w:tcPr/>
-          <w:p>
-            <w:pPr>
-              <w:pStyle w:val="Compact"/>
-            </w:pPr>
-            <w:r>
-              <w:t xml:space="preserve">—</w:t>
-            </w:r>
-          </w:p>
-        </w:tc>
-        <w:tc>
-          <w:tcPr/>
-          <w:p>
-            <w:pPr>
-              <w:pStyle w:val="Compact"/>
-            </w:pPr>
-            <w:r>
-              <w:rPr>
-                <w:rFonts w:hint="eastAsia"/>
-              </w:rPr>
-              <w:t xml:space="preserve">否</w:t>
-            </w:r>
-          </w:p>
-        </w:tc>
-        <w:tc>
-          <w:tcPr/>
-          <w:p>
-            <w:pPr>
-              <w:pStyle w:val="Compact"/>
-            </w:pPr>
-            <w:r>
-              <w:t xml:space="preserve">—</w:t>
-            </w:r>
-          </w:p>
-        </w:tc>
-        <w:tc>
-          <w:tcPr/>
-          <w:p>
-            <w:pPr>
-              <w:pStyle w:val="Compact"/>
-            </w:pPr>
-            <w:r>
-              <w:rPr>
-                <w:rFonts w:hint="eastAsia"/>
-              </w:rPr>
-              <w:t xml:space="preserve">发布时间</w:t>
-            </w:r>
-          </w:p>
-        </w:tc>
-      </w:tr>
-      <w:tr>
-        <w:tc>
-          <w:tcPr/>
-          <w:p>
-            <w:pPr>
-              <w:pStyle w:val="Compact"/>
-            </w:pPr>
-            <w:r>
-              <w:t xml:space="preserve">created_at</w:t>
-            </w:r>
-          </w:p>
-        </w:tc>
-        <w:tc>
-          <w:tcPr/>
-          <w:p>
-            <w:pPr>
-              <w:pStyle w:val="Compact"/>
-            </w:pPr>
-            <w:r>
-              <w:t xml:space="preserve">DATETIME</w:t>
-            </w:r>
-          </w:p>
-        </w:tc>
-        <w:tc>
-          <w:tcPr/>
-          <w:p>
-            <w:pPr>
-              <w:pStyle w:val="Compact"/>
-            </w:pPr>
-            <w:r>
-              <w:t xml:space="preserve">—</w:t>
-            </w:r>
-          </w:p>
-        </w:tc>
-        <w:tc>
-          <w:tcPr/>
-          <w:p>
-            <w:pPr>
-              <w:pStyle w:val="Compact"/>
-            </w:pPr>
-            <w:r>
-              <w:rPr>
-                <w:rFonts w:hint="eastAsia"/>
-              </w:rPr>
-              <w:t xml:space="preserve">是</w:t>
-            </w:r>
-          </w:p>
-        </w:tc>
-        <w:tc>
-          <w:tcPr/>
-          <w:p>
-            <w:pPr>
-              <w:pStyle w:val="Compact"/>
-            </w:pPr>
-            <w:r>
-              <w:t xml:space="preserve">NOW()</w:t>
-            </w:r>
-          </w:p>
-        </w:tc>
-        <w:tc>
-          <w:tcPr/>
-          <w:p>
-            <w:pPr>
-              <w:pStyle w:val="Compact"/>
-            </w:pPr>
-            <w:r>
-              <w:rPr>
-                <w:rFonts w:hint="eastAsia"/>
-              </w:rPr>
-              <w:t xml:space="preserve">创建时间</w:t>
-            </w:r>
-          </w:p>
-        </w:tc>
-      </w:tr>
-      <w:tr>
-        <w:tc>
-          <w:tcPr/>
-          <w:p>
-            <w:pPr>
-              <w:pStyle w:val="Compact"/>
-            </w:pPr>
-            <w:r>
-              <w:t xml:space="preserve">updated_at</w:t>
-            </w:r>
-          </w:p>
-        </w:tc>
-        <w:tc>
-          <w:tcPr/>
-          <w:p>
-            <w:pPr>
-              <w:pStyle w:val="Compact"/>
-            </w:pPr>
-            <w:r>
-              <w:t xml:space="preserve">DATETIME</w:t>
-            </w:r>
-          </w:p>
-        </w:tc>
-        <w:tc>
-          <w:tcPr/>
-          <w:p>
-            <w:pPr>
-              <w:pStyle w:val="Compact"/>
-            </w:pPr>
-            <w:r>
-              <w:t xml:space="preserve">—</w:t>
-            </w:r>
-          </w:p>
-        </w:tc>
-        <w:tc>
-          <w:tcPr/>
-          <w:p>
-            <w:pPr>
-              <w:pStyle w:val="Compact"/>
-            </w:pPr>
-            <w:r>
-              <w:rPr>
-                <w:rFonts w:hint="eastAsia"/>
-              </w:rPr>
-              <w:t xml:space="preserve">否</w:t>
-            </w:r>
-          </w:p>
-        </w:tc>
-        <w:tc>
-          <w:tcPr/>
-          <w:p>
-            <w:pPr>
-              <w:pStyle w:val="Compact"/>
-            </w:pPr>
-            <w:r>
-              <w:t xml:space="preserve">—</w:t>
-            </w:r>
-          </w:p>
-        </w:tc>
-        <w:tc>
-          <w:tcPr/>
-          <w:p>
-            <w:pPr>
-              <w:pStyle w:val="Compact"/>
-            </w:pPr>
-            <w:r>
-              <w:rPr>
-                <w:rFonts w:hint="eastAsia"/>
-              </w:rPr>
-              <w:t xml:space="preserve">更新时间</w:t>
-            </w:r>
-          </w:p>
-        </w:tc>
-      </w:tr>
-    </w:tbl>
-    <w:p>
-      <w:r>
-        <w:pict>
-          <v:rect style="width:0;height:1.5pt" o:hralign="center" o:hrstd="t" o:hr="t"/>
-        </w:pict>
-      </w:r>
-    </w:p>
-    <w:bookmarkEnd w:id="24"/>
-    <w:bookmarkEnd w:id="25"/>
-    <w:bookmarkStart w:id="29" w:name="数据采集"/>
     <w:p>
       <w:pPr>
         <w:pStyle w:val="Heading2"/>
@@ -9361,21 +5640,6 @@
           <w:rFonts w:hint="eastAsia"/>
         </w:rPr>
         <w:t xml:space="preserve">数据采集</w:t>
-      </w:r>
-    </w:p>
-    <w:bookmarkStart w:id="26" w:name="外部系统数据同步"/>
-    <w:p>
-      <w:pPr>
-        <w:pStyle w:val="Heading3"/>
-      </w:pPr>
-      <w:r>
-        <w:t xml:space="preserve">5.1 </w:t>
-      </w:r>
-      <w:r>
-        <w:rPr>
-          <w:rFonts w:hint="eastAsia"/>
-        </w:rPr>
-        <w:t xml:space="preserve">外部系统数据同步</w:t>
       </w:r>
     </w:p>
     <w:tbl>
@@ -9999,8 +6263,6 @@
         </w:tc>
       </w:tr>
     </w:tbl>
-    <w:bookmarkEnd w:id="26"/>
-    <w:bookmarkStart w:id="27" w:name="系统内部数据生成"/>
     <w:p>
       <w:pPr>
         <w:pStyle w:val="Heading3"/>
@@ -10015,413 +6277,6 @@
         <w:t xml:space="preserve">系统内部数据生成</w:t>
       </w:r>
     </w:p>
-    <w:tbl>
-      <w:tblPr>
-        <w:tblStyle w:val="Table"/>
-        <w:tblW w:type="pct" w:w="5000"/>
-        <w:tblLayout w:type="fixed"/>
-        <w:tblLook w:firstRow="1" w:lastRow="0" w:firstColumn="0" w:lastColumn="0" w:noHBand="0" w:noVBand="0" w:val="0020"/>
-      </w:tblPr>
-      <w:tblGrid>
-        <w:gridCol w:w="1980"/>
-        <w:gridCol w:w="1980"/>
-        <w:gridCol w:w="1980"/>
-        <w:gridCol w:w="1980"/>
-      </w:tblGrid>
-      <w:tr>
-        <w:trPr>
-          <w:tblHeader w:val="on"/>
-        </w:trPr>
-        <w:tc>
-          <w:tcPr/>
-          <w:p>
-            <w:pPr>
-              <w:pStyle w:val="Compact"/>
-            </w:pPr>
-            <w:r>
-              <w:rPr>
-                <w:rFonts w:hint="eastAsia"/>
-              </w:rPr>
-              <w:t xml:space="preserve">数据类型</w:t>
-            </w:r>
-          </w:p>
-        </w:tc>
-        <w:tc>
-          <w:tcPr/>
-          <w:p>
-            <w:pPr>
-              <w:pStyle w:val="Compact"/>
-            </w:pPr>
-            <w:r>
-              <w:rPr>
-                <w:rFonts w:hint="eastAsia"/>
-              </w:rPr>
-              <w:t xml:space="preserve">生成方式</w:t>
-            </w:r>
-          </w:p>
-        </w:tc>
-        <w:tc>
-          <w:tcPr/>
-          <w:p>
-            <w:pPr>
-              <w:pStyle w:val="Compact"/>
-            </w:pPr>
-            <w:r>
-              <w:rPr>
-                <w:rFonts w:hint="eastAsia"/>
-              </w:rPr>
-              <w:t xml:space="preserve">存储位置</w:t>
-            </w:r>
-          </w:p>
-        </w:tc>
-        <w:tc>
-          <w:tcPr/>
-          <w:p>
-            <w:pPr>
-              <w:pStyle w:val="Compact"/>
-            </w:pPr>
-            <w:r>
-              <w:rPr>
-                <w:rFonts w:hint="eastAsia"/>
-              </w:rPr>
-              <w:t xml:space="preserve">保留策略</w:t>
-            </w:r>
-          </w:p>
-        </w:tc>
-      </w:tr>
-      <w:tr>
-        <w:tc>
-          <w:tcPr/>
-          <w:p>
-            <w:pPr>
-              <w:pStyle w:val="Compact"/>
-            </w:pPr>
-            <w:r>
-              <w:rPr>
-                <w:rFonts w:hint="eastAsia"/>
-              </w:rPr>
-              <w:t xml:space="preserve">对话记录</w:t>
-            </w:r>
-          </w:p>
-        </w:tc>
-        <w:tc>
-          <w:tcPr/>
-          <w:p>
-            <w:pPr>
-              <w:pStyle w:val="Compact"/>
-            </w:pPr>
-            <w:r>
-              <w:rPr>
-                <w:rFonts w:hint="eastAsia"/>
-              </w:rPr>
-              <w:t xml:space="preserve">每次问答自动记录</w:t>
-            </w:r>
-          </w:p>
-        </w:tc>
-        <w:tc>
-          <w:tcPr/>
-          <w:p>
-            <w:pPr>
-              <w:pStyle w:val="Compact"/>
-            </w:pPr>
-            <w:r>
-              <w:t xml:space="preserve">MySQL conversations + messages</w:t>
-            </w:r>
-          </w:p>
-        </w:tc>
-        <w:tc>
-          <w:tcPr/>
-          <w:p>
-            <w:pPr>
-              <w:pStyle w:val="Compact"/>
-            </w:pPr>
-            <w:r>
-              <w:rPr>
-                <w:rFonts w:hint="eastAsia"/>
-              </w:rPr>
-              <w:t xml:space="preserve">永久保留(归档&gt;=3年)</w:t>
-            </w:r>
-          </w:p>
-        </w:tc>
-      </w:tr>
-      <w:tr>
-        <w:tc>
-          <w:tcPr/>
-          <w:p>
-            <w:pPr>
-              <w:pStyle w:val="Compact"/>
-            </w:pPr>
-            <w:r>
-              <w:rPr>
-                <w:rFonts w:hint="eastAsia"/>
-              </w:rPr>
-              <w:t xml:space="preserve">NLU日志</w:t>
-            </w:r>
-          </w:p>
-        </w:tc>
-        <w:tc>
-          <w:tcPr/>
-          <w:p>
-            <w:pPr>
-              <w:pStyle w:val="Compact"/>
-            </w:pPr>
-            <w:r>
-              <w:rPr>
-                <w:rFonts w:hint="eastAsia"/>
-              </w:rPr>
-              <w:t xml:space="preserve">每次意图识别记录</w:t>
-            </w:r>
-          </w:p>
-        </w:tc>
-        <w:tc>
-          <w:tcPr/>
-          <w:p>
-            <w:pPr>
-              <w:pStyle w:val="Compact"/>
-            </w:pPr>
-            <w:r>
-              <w:t xml:space="preserve">MySQL + Elasticsearch</w:t>
-            </w:r>
-          </w:p>
-        </w:tc>
-        <w:tc>
-          <w:tcPr/>
-          <w:p>
-            <w:pPr>
-              <w:pStyle w:val="Compact"/>
-            </w:pPr>
-            <w:r>
-              <w:rPr>
-                <w:rFonts w:hint="eastAsia"/>
-              </w:rPr>
-              <w:t xml:space="preserve">保留1年，按季度归档</w:t>
-            </w:r>
-          </w:p>
-        </w:tc>
-      </w:tr>
-      <w:tr>
-        <w:tc>
-          <w:tcPr/>
-          <w:p>
-            <w:pPr>
-              <w:pStyle w:val="Compact"/>
-            </w:pPr>
-            <w:r>
-              <w:rPr>
-                <w:rFonts w:hint="eastAsia"/>
-              </w:rPr>
-              <w:t xml:space="preserve">审计日志</w:t>
-            </w:r>
-          </w:p>
-        </w:tc>
-        <w:tc>
-          <w:tcPr/>
-          <w:p>
-            <w:pPr>
-              <w:pStyle w:val="Compact"/>
-            </w:pPr>
-            <w:r>
-              <w:rPr>
-                <w:rFonts w:hint="eastAsia"/>
-              </w:rPr>
-              <w:t xml:space="preserve">操作触发实时写入</w:t>
-            </w:r>
-          </w:p>
-        </w:tc>
-        <w:tc>
-          <w:tcPr/>
-          <w:p>
-            <w:pPr>
-              <w:pStyle w:val="Compact"/>
-            </w:pPr>
-            <w:r>
-              <w:t xml:space="preserve">MySQL audit_logs</w:t>
-            </w:r>
-          </w:p>
-        </w:tc>
-        <w:tc>
-          <w:tcPr/>
-          <w:p>
-            <w:pPr>
-              <w:pStyle w:val="Compact"/>
-            </w:pPr>
-            <w:r>
-              <w:rPr>
-                <w:rFonts w:hint="eastAsia"/>
-              </w:rPr>
-              <w:t xml:space="preserve">保留3年，不可删除</w:t>
-            </w:r>
-          </w:p>
-        </w:tc>
-      </w:tr>
-      <w:tr>
-        <w:tc>
-          <w:tcPr/>
-          <w:p>
-            <w:pPr>
-              <w:pStyle w:val="Compact"/>
-            </w:pPr>
-            <w:r>
-              <w:rPr>
-                <w:rFonts w:hint="eastAsia"/>
-              </w:rPr>
-              <w:t xml:space="preserve">未命中问题</w:t>
-            </w:r>
-          </w:p>
-        </w:tc>
-        <w:tc>
-          <w:tcPr/>
-          <w:p>
-            <w:pPr>
-              <w:pStyle w:val="Compact"/>
-            </w:pPr>
-            <w:r>
-              <w:rPr>
-                <w:rFonts w:hint="eastAsia"/>
-              </w:rPr>
-              <w:t xml:space="preserve">NLU置信度&lt;0.6自动记录</w:t>
-            </w:r>
-          </w:p>
-        </w:tc>
-        <w:tc>
-          <w:tcPr/>
-          <w:p>
-            <w:pPr>
-              <w:pStyle w:val="Compact"/>
-            </w:pPr>
-            <w:r>
-              <w:t xml:space="preserve">MySQL unmatched_queries</w:t>
-            </w:r>
-          </w:p>
-        </w:tc>
-        <w:tc>
-          <w:tcPr/>
-          <w:p>
-            <w:pPr>
-              <w:pStyle w:val="Compact"/>
-            </w:pPr>
-            <w:r>
-              <w:rPr>
-                <w:rFonts w:hint="eastAsia"/>
-              </w:rPr>
-              <w:t xml:space="preserve">保留6个月</w:t>
-            </w:r>
-          </w:p>
-        </w:tc>
-      </w:tr>
-      <w:tr>
-        <w:tc>
-          <w:tcPr/>
-          <w:p>
-            <w:pPr>
-              <w:pStyle w:val="Compact"/>
-            </w:pPr>
-            <w:r>
-              <w:rPr>
-                <w:rFonts w:hint="eastAsia"/>
-              </w:rPr>
-              <w:t xml:space="preserve">统计数据</w:t>
-            </w:r>
-          </w:p>
-        </w:tc>
-        <w:tc>
-          <w:tcPr/>
-          <w:p>
-            <w:pPr>
-              <w:pStyle w:val="Compact"/>
-            </w:pPr>
-            <w:r>
-              <w:rPr>
-                <w:rFonts w:hint="eastAsia"/>
-              </w:rPr>
-              <w:t xml:space="preserve">定时任务(每日/每周)计算</w:t>
-            </w:r>
-          </w:p>
-        </w:tc>
-        <w:tc>
-          <w:tcPr/>
-          <w:p>
-            <w:pPr>
-              <w:pStyle w:val="Compact"/>
-            </w:pPr>
-            <w:r>
-              <w:t xml:space="preserve">MySQL statistics_*</w:t>
-            </w:r>
-          </w:p>
-        </w:tc>
-        <w:tc>
-          <w:tcPr/>
-          <w:p>
-            <w:pPr>
-              <w:pStyle w:val="Compact"/>
-            </w:pPr>
-            <w:r>
-              <w:rPr>
-                <w:rFonts w:hint="eastAsia"/>
-              </w:rPr>
-              <w:t xml:space="preserve">保留2年</w:t>
-            </w:r>
-          </w:p>
-        </w:tc>
-      </w:tr>
-      <w:tr>
-        <w:tc>
-          <w:tcPr/>
-          <w:p>
-            <w:pPr>
-              <w:pStyle w:val="Compact"/>
-            </w:pPr>
-            <w:r>
-              <w:rPr>
-                <w:rFonts w:hint="eastAsia"/>
-              </w:rPr>
-              <w:t xml:space="preserve">用户反馈</w:t>
-            </w:r>
-          </w:p>
-        </w:tc>
-        <w:tc>
-          <w:tcPr/>
-          <w:p>
-            <w:pPr>
-              <w:pStyle w:val="Compact"/>
-            </w:pPr>
-            <w:r>
-              <w:rPr>
-                <w:rFonts w:hint="eastAsia"/>
-              </w:rPr>
-              <w:t xml:space="preserve">用户提交</w:t>
-            </w:r>
-          </w:p>
-        </w:tc>
-        <w:tc>
-          <w:tcPr/>
-          <w:p>
-            <w:pPr>
-              <w:pStyle w:val="Compact"/>
-            </w:pPr>
-            <w:r>
-              <w:t xml:space="preserve">MySQL feedbacks</w:t>
-            </w:r>
-          </w:p>
-        </w:tc>
-        <w:tc>
-          <w:tcPr/>
-          <w:p>
-            <w:pPr>
-              <w:pStyle w:val="Compact"/>
-            </w:pPr>
-            <w:r>
-              <w:rPr>
-                <w:rFonts w:hint="eastAsia"/>
-              </w:rPr>
-              <w:t xml:space="preserve">永久保留</w:t>
-            </w:r>
-          </w:p>
-        </w:tc>
-      </w:tr>
-    </w:tbl>
-    <w:bookmarkEnd w:id="27"/>
-    <w:bookmarkStart w:id="28" w:name="数据质量要求"/>
     <w:p>
       <w:pPr>
         <w:pStyle w:val="Heading3"/>
@@ -10436,295 +6291,6 @@
         <w:t xml:space="preserve">数据质量要求</w:t>
       </w:r>
     </w:p>
-    <w:tbl>
-      <w:tblPr>
-        <w:tblStyle w:val="Table"/>
-        <w:tblW w:type="auto" w:w="0"/>
-        <w:tblLook w:firstRow="1" w:lastRow="0" w:firstColumn="0" w:lastColumn="0" w:noHBand="0" w:noVBand="0" w:val="0020"/>
-      </w:tblPr>
-      <w:tblGrid>
-        <w:gridCol w:w="2640"/>
-        <w:gridCol w:w="2640"/>
-        <w:gridCol w:w="2640"/>
-      </w:tblGrid>
-      <w:tr>
-        <w:trPr>
-          <w:tblHeader w:val="on"/>
-        </w:trPr>
-        <w:tc>
-          <w:tcPr/>
-          <w:p>
-            <w:pPr>
-              <w:pStyle w:val="Compact"/>
-            </w:pPr>
-            <w:r>
-              <w:rPr>
-                <w:rFonts w:hint="eastAsia"/>
-              </w:rPr>
-              <w:t xml:space="preserve">质量维度</w:t>
-            </w:r>
-          </w:p>
-        </w:tc>
-        <w:tc>
-          <w:tcPr/>
-          <w:p>
-            <w:pPr>
-              <w:pStyle w:val="Compact"/>
-            </w:pPr>
-            <w:r>
-              <w:rPr>
-                <w:rFonts w:hint="eastAsia"/>
-              </w:rPr>
-              <w:t xml:space="preserve">要求</w:t>
-            </w:r>
-          </w:p>
-        </w:tc>
-        <w:tc>
-          <w:tcPr/>
-          <w:p>
-            <w:pPr>
-              <w:pStyle w:val="Compact"/>
-            </w:pPr>
-            <w:r>
-              <w:rPr>
-                <w:rFonts w:hint="eastAsia"/>
-              </w:rPr>
-              <w:t xml:space="preserve">测量方式</w:t>
-            </w:r>
-          </w:p>
-        </w:tc>
-      </w:tr>
-      <w:tr>
-        <w:tc>
-          <w:tcPr/>
-          <w:p>
-            <w:pPr>
-              <w:pStyle w:val="Compact"/>
-            </w:pPr>
-            <w:r>
-              <w:rPr>
-                <w:rFonts w:hint="eastAsia"/>
-              </w:rPr>
-              <w:t xml:space="preserve">完整性</w:t>
-            </w:r>
-          </w:p>
-        </w:tc>
-        <w:tc>
-          <w:tcPr/>
-          <w:p>
-            <w:pPr>
-              <w:pStyle w:val="Compact"/>
-            </w:pPr>
-            <w:r>
-              <w:rPr>
-                <w:rFonts w:hint="eastAsia"/>
-              </w:rPr>
-              <w:t xml:space="preserve">必填字段100%不为空</w:t>
-            </w:r>
-          </w:p>
-        </w:tc>
-        <w:tc>
-          <w:tcPr/>
-          <w:p>
-            <w:pPr>
-              <w:pStyle w:val="Compact"/>
-            </w:pPr>
-            <w:r>
-              <w:rPr>
-                <w:rFonts w:hint="eastAsia"/>
-              </w:rPr>
-              <w:t xml:space="preserve">入库校验</w:t>
-            </w:r>
-          </w:p>
-        </w:tc>
-      </w:tr>
-      <w:tr>
-        <w:tc>
-          <w:tcPr/>
-          <w:p>
-            <w:pPr>
-              <w:pStyle w:val="Compact"/>
-            </w:pPr>
-            <w:r>
-              <w:rPr>
-                <w:rFonts w:hint="eastAsia"/>
-              </w:rPr>
-              <w:t xml:space="preserve">准确性</w:t>
-            </w:r>
-          </w:p>
-        </w:tc>
-        <w:tc>
-          <w:tcPr/>
-          <w:p>
-            <w:pPr>
-              <w:pStyle w:val="Compact"/>
-            </w:pPr>
-            <w:r>
-              <w:rPr>
-                <w:rFonts w:hint="eastAsia"/>
-              </w:rPr>
-              <w:t xml:space="preserve">课程/成绩等关键数据与源系统一致</w:t>
-            </w:r>
-          </w:p>
-        </w:tc>
-        <w:tc>
-          <w:tcPr/>
-          <w:p>
-            <w:pPr>
-              <w:pStyle w:val="Compact"/>
-            </w:pPr>
-            <w:r>
-              <w:rPr>
-                <w:rFonts w:hint="eastAsia"/>
-              </w:rPr>
-              <w:t xml:space="preserve">定期抽样比对</w:t>
-            </w:r>
-          </w:p>
-        </w:tc>
-      </w:tr>
-      <w:tr>
-        <w:tc>
-          <w:tcPr/>
-          <w:p>
-            <w:pPr>
-              <w:pStyle w:val="Compact"/>
-            </w:pPr>
-            <w:r>
-              <w:rPr>
-                <w:rFonts w:hint="eastAsia"/>
-              </w:rPr>
-              <w:t xml:space="preserve">时效性</w:t>
-            </w:r>
-          </w:p>
-        </w:tc>
-        <w:tc>
-          <w:tcPr/>
-          <w:p>
-            <w:pPr>
-              <w:pStyle w:val="Compact"/>
-            </w:pPr>
-            <w:r>
-              <w:rPr>
-                <w:rFonts w:hint="eastAsia"/>
-              </w:rPr>
-              <w:t xml:space="preserve">高频数据缓存过期时间&lt;=30min</w:t>
-            </w:r>
-          </w:p>
-        </w:tc>
-        <w:tc>
-          <w:tcPr/>
-          <w:p>
-            <w:pPr>
-              <w:pStyle w:val="Compact"/>
-            </w:pPr>
-            <w:r>
-              <w:rPr>
-                <w:rFonts w:hint="eastAsia"/>
-              </w:rPr>
-              <w:t xml:space="preserve">监控缓存命中率</w:t>
-            </w:r>
-          </w:p>
-        </w:tc>
-      </w:tr>
-      <w:tr>
-        <w:tc>
-          <w:tcPr/>
-          <w:p>
-            <w:pPr>
-              <w:pStyle w:val="Compact"/>
-            </w:pPr>
-            <w:r>
-              <w:rPr>
-                <w:rFonts w:hint="eastAsia"/>
-              </w:rPr>
-              <w:t xml:space="preserve">一致性</w:t>
-            </w:r>
-          </w:p>
-        </w:tc>
-        <w:tc>
-          <w:tcPr/>
-          <w:p>
-            <w:pPr>
-              <w:pStyle w:val="Compact"/>
-            </w:pPr>
-            <w:r>
-              <w:rPr>
-                <w:rFonts w:hint="eastAsia"/>
-              </w:rPr>
-              <w:t xml:space="preserve">同一实体跨表一致</w:t>
-            </w:r>
-          </w:p>
-        </w:tc>
-        <w:tc>
-          <w:tcPr/>
-          <w:p>
-            <w:pPr>
-              <w:pStyle w:val="Compact"/>
-            </w:pPr>
-            <w:r>
-              <w:rPr>
-                <w:rFonts w:hint="eastAsia"/>
-              </w:rPr>
-              <w:t xml:space="preserve">外键约束+定期检查</w:t>
-            </w:r>
-          </w:p>
-        </w:tc>
-      </w:tr>
-      <w:tr>
-        <w:tc>
-          <w:tcPr/>
-          <w:p>
-            <w:pPr>
-              <w:pStyle w:val="Compact"/>
-            </w:pPr>
-            <w:r>
-              <w:rPr>
-                <w:rFonts w:hint="eastAsia"/>
-              </w:rPr>
-              <w:t xml:space="preserve">唯一性</w:t>
-            </w:r>
-          </w:p>
-        </w:tc>
-        <w:tc>
-          <w:tcPr/>
-          <w:p>
-            <w:pPr>
-              <w:pStyle w:val="Compact"/>
-            </w:pPr>
-            <w:r>
-              <w:rPr>
-                <w:rFonts w:hint="eastAsia"/>
-              </w:rPr>
-              <w:t xml:space="preserve">业务主键100%不重复</w:t>
-            </w:r>
-          </w:p>
-        </w:tc>
-        <w:tc>
-          <w:tcPr/>
-          <w:p>
-            <w:pPr>
-              <w:pStyle w:val="Compact"/>
-            </w:pPr>
-            <w:r>
-              <w:rPr>
-                <w:rFonts w:hint="eastAsia"/>
-              </w:rPr>
-              <w:t xml:space="preserve">唯一约束</w:t>
-            </w:r>
-          </w:p>
-        </w:tc>
-      </w:tr>
-    </w:tbl>
-    <w:p>
-      <w:r>
-        <w:pict>
-          <v:rect style="width:0;height:1.5pt" o:hralign="center" o:hrstd="t" o:hr="t"/>
-        </w:pict>
-      </w:r>
-    </w:p>
-    <w:bookmarkEnd w:id="28"/>
-    <w:bookmarkEnd w:id="29"/>
-    <w:bookmarkStart w:id="34" w:name="数据安全"/>
     <w:p>
       <w:pPr>
         <w:pStyle w:val="Heading2"/>
@@ -10737,21 +6303,6 @@
           <w:rFonts w:hint="eastAsia"/>
         </w:rPr>
         <w:t xml:space="preserve">数据安全</w:t>
-      </w:r>
-    </w:p>
-    <w:bookmarkStart w:id="30" w:name="数据分类与分级"/>
-    <w:p>
-      <w:pPr>
-        <w:pStyle w:val="Heading3"/>
-      </w:pPr>
-      <w:r>
-        <w:t xml:space="preserve">6.1 </w:t>
-      </w:r>
-      <w:r>
-        <w:rPr>
-          <w:rFonts w:hint="eastAsia"/>
-        </w:rPr>
-        <w:t xml:space="preserve">数据分类与分级</w:t>
       </w:r>
     </w:p>
     <w:tbl>
@@ -11177,8 +6728,6 @@
         </w:tc>
       </w:tr>
     </w:tbl>
-    <w:bookmarkEnd w:id="30"/>
-    <w:bookmarkStart w:id="31" w:name="数据脱敏策略"/>
     <w:p>
       <w:pPr>
         <w:pStyle w:val="Heading3"/>
@@ -11193,281 +6742,6 @@
         <w:t xml:space="preserve">数据脱敏策略</w:t>
       </w:r>
     </w:p>
-    <w:tbl>
-      <w:tblPr>
-        <w:tblStyle w:val="Table"/>
-        <w:tblW w:type="auto" w:w="0"/>
-        <w:tblLook w:firstRow="1" w:lastRow="0" w:firstColumn="0" w:lastColumn="0" w:noHBand="0" w:noVBand="0" w:val="0020"/>
-      </w:tblPr>
-      <w:tblGrid>
-        <w:gridCol w:w="2640"/>
-        <w:gridCol w:w="2640"/>
-        <w:gridCol w:w="2640"/>
-      </w:tblGrid>
-      <w:tr>
-        <w:trPr>
-          <w:tblHeader w:val="on"/>
-        </w:trPr>
-        <w:tc>
-          <w:tcPr/>
-          <w:p>
-            <w:pPr>
-              <w:pStyle w:val="Compact"/>
-            </w:pPr>
-            <w:r>
-              <w:rPr>
-                <w:rFonts w:hint="eastAsia"/>
-              </w:rPr>
-              <w:t xml:space="preserve">场景</w:t>
-            </w:r>
-          </w:p>
-        </w:tc>
-        <w:tc>
-          <w:tcPr/>
-          <w:p>
-            <w:pPr>
-              <w:pStyle w:val="Compact"/>
-            </w:pPr>
-            <w:r>
-              <w:rPr>
-                <w:rFonts w:hint="eastAsia"/>
-              </w:rPr>
-              <w:t xml:space="preserve">脱敏方式</w:t>
-            </w:r>
-          </w:p>
-        </w:tc>
-        <w:tc>
-          <w:tcPr/>
-          <w:p>
-            <w:pPr>
-              <w:pStyle w:val="Compact"/>
-            </w:pPr>
-            <w:r>
-              <w:rPr>
-                <w:rFonts w:hint="eastAsia"/>
-              </w:rPr>
-              <w:t xml:space="preserve">示例</w:t>
-            </w:r>
-          </w:p>
-        </w:tc>
-      </w:tr>
-      <w:tr>
-        <w:tc>
-          <w:tcPr/>
-          <w:p>
-            <w:pPr>
-              <w:pStyle w:val="Compact"/>
-            </w:pPr>
-            <w:r>
-              <w:rPr>
-                <w:rFonts w:hint="eastAsia"/>
-              </w:rPr>
-              <w:t xml:space="preserve">日志输出</w:t>
-            </w:r>
-          </w:p>
-        </w:tc>
-        <w:tc>
-          <w:tcPr/>
-          <w:p>
-            <w:pPr>
-              <w:pStyle w:val="Compact"/>
-            </w:pPr>
-            <w:r>
-              <w:rPr>
-                <w:rFonts w:hint="eastAsia"/>
-              </w:rPr>
-              <w:t xml:space="preserve">手机号中间4位替换</w:t>
-            </w:r>
-          </w:p>
-        </w:tc>
-        <w:tc>
-          <w:tcPr/>
-          <w:p>
-            <w:pPr>
-              <w:pStyle w:val="Compact"/>
-            </w:pPr>
-            <w:r>
-              <w:t xml:space="preserve">138****1234</w:t>
-            </w:r>
-          </w:p>
-        </w:tc>
-      </w:tr>
-      <w:tr>
-        <w:tc>
-          <w:tcPr/>
-          <w:p>
-            <w:pPr>
-              <w:pStyle w:val="Compact"/>
-            </w:pPr>
-            <w:r>
-              <w:rPr>
-                <w:rFonts w:hint="eastAsia"/>
-              </w:rPr>
-              <w:t xml:space="preserve">日志输出</w:t>
-            </w:r>
-          </w:p>
-        </w:tc>
-        <w:tc>
-          <w:tcPr/>
-          <w:p>
-            <w:pPr>
-              <w:pStyle w:val="Compact"/>
-            </w:pPr>
-            <w:r>
-              <w:rPr>
-                <w:rFonts w:hint="eastAsia"/>
-              </w:rPr>
-              <w:t xml:space="preserve">姓名只保留姓</w:t>
-            </w:r>
-          </w:p>
-        </w:tc>
-        <w:tc>
-          <w:tcPr/>
-          <w:p>
-            <w:pPr>
-              <w:pStyle w:val="Compact"/>
-            </w:pPr>
-            <w:r>
-              <w:rPr>
-                <w:rFonts w:hint="eastAsia"/>
-              </w:rPr>
-              <w:t xml:space="preserve">张**</w:t>
-            </w:r>
-          </w:p>
-        </w:tc>
-      </w:tr>
-      <w:tr>
-        <w:tc>
-          <w:tcPr/>
-          <w:p>
-            <w:pPr>
-              <w:pStyle w:val="Compact"/>
-            </w:pPr>
-            <w:r>
-              <w:rPr>
-                <w:rFonts w:hint="eastAsia"/>
-              </w:rPr>
-              <w:t xml:space="preserve">数据分析</w:t>
-            </w:r>
-          </w:p>
-        </w:tc>
-        <w:tc>
-          <w:tcPr/>
-          <w:p>
-            <w:pPr>
-              <w:pStyle w:val="Compact"/>
-            </w:pPr>
-            <w:r>
-              <w:rPr>
-                <w:rFonts w:hint="eastAsia"/>
-              </w:rPr>
-              <w:t xml:space="preserve">学号/工号Hash化</w:t>
-            </w:r>
-          </w:p>
-        </w:tc>
-        <w:tc>
-          <w:tcPr/>
-          <w:p>
-            <w:pPr>
-              <w:pStyle w:val="Compact"/>
-            </w:pPr>
-            <w:r>
-              <w:t xml:space="preserve">SHA256(student_no)</w:t>
-            </w:r>
-          </w:p>
-        </w:tc>
-      </w:tr>
-      <w:tr>
-        <w:tc>
-          <w:tcPr/>
-          <w:p>
-            <w:pPr>
-              <w:pStyle w:val="Compact"/>
-            </w:pPr>
-            <w:r>
-              <w:rPr>
-                <w:rFonts w:hint="eastAsia"/>
-              </w:rPr>
-              <w:t xml:space="preserve">接口返回</w:t>
-            </w:r>
-          </w:p>
-        </w:tc>
-        <w:tc>
-          <w:tcPr/>
-          <w:p>
-            <w:pPr>
-              <w:pStyle w:val="Compact"/>
-            </w:pPr>
-            <w:r>
-              <w:rPr>
-                <w:rFonts w:hint="eastAsia"/>
-              </w:rPr>
-              <w:t xml:space="preserve">非本人信息脱敏</w:t>
-            </w:r>
-          </w:p>
-        </w:tc>
-        <w:tc>
-          <w:tcPr/>
-          <w:p>
-            <w:pPr>
-              <w:pStyle w:val="Compact"/>
-            </w:pPr>
-            <w:r>
-              <w:rPr>
-                <w:rFonts w:hint="eastAsia"/>
-              </w:rPr>
-              <w:t xml:space="preserve">仅返回必要字段</w:t>
-            </w:r>
-          </w:p>
-        </w:tc>
-      </w:tr>
-      <w:tr>
-        <w:tc>
-          <w:tcPr/>
-          <w:p>
-            <w:pPr>
-              <w:pStyle w:val="Compact"/>
-            </w:pPr>
-            <w:r>
-              <w:rPr>
-                <w:rFonts w:hint="eastAsia"/>
-              </w:rPr>
-              <w:t xml:space="preserve">测试环境</w:t>
-            </w:r>
-          </w:p>
-        </w:tc>
-        <w:tc>
-          <w:tcPr/>
-          <w:p>
-            <w:pPr>
-              <w:pStyle w:val="Compact"/>
-            </w:pPr>
-            <w:r>
-              <w:rPr>
-                <w:rFonts w:hint="eastAsia"/>
-              </w:rPr>
-              <w:t xml:space="preserve">全量数据脱敏</w:t>
-            </w:r>
-          </w:p>
-        </w:tc>
-        <w:tc>
-          <w:tcPr/>
-          <w:p>
-            <w:pPr>
-              <w:pStyle w:val="Compact"/>
-            </w:pPr>
-            <w:r>
-              <w:rPr>
-                <w:rFonts w:hint="eastAsia"/>
-              </w:rPr>
-              <w:t xml:space="preserve">Faker生成假数据</w:t>
-            </w:r>
-          </w:p>
-        </w:tc>
-      </w:tr>
-    </w:tbl>
-    <w:bookmarkEnd w:id="31"/>
-    <w:bookmarkStart w:id="32" w:name="访问控制矩阵"/>
     <w:p>
       <w:pPr>
         <w:pStyle w:val="Heading3"/>
@@ -11482,704 +6756,6 @@
         <w:t xml:space="preserve">访问控制矩阵</w:t>
       </w:r>
     </w:p>
-    <w:tbl>
-      <w:tblPr>
-        <w:tblStyle w:val="Table"/>
-        <w:tblW w:type="auto" w:w="0"/>
-        <w:tblLook w:firstRow="1" w:lastRow="0" w:firstColumn="0" w:lastColumn="0" w:noHBand="0" w:noVBand="0" w:val="0020"/>
-      </w:tblPr>
-      <w:tblGrid>
-        <w:gridCol w:w="1320"/>
-        <w:gridCol w:w="1320"/>
-        <w:gridCol w:w="1320"/>
-        <w:gridCol w:w="1320"/>
-        <w:gridCol w:w="1320"/>
-        <w:gridCol w:w="1320"/>
-      </w:tblGrid>
-      <w:tr>
-        <w:trPr>
-          <w:tblHeader w:val="on"/>
-        </w:trPr>
-        <w:tc>
-          <w:tcPr/>
-          <w:p>
-            <w:pPr>
-              <w:pStyle w:val="Compact"/>
-            </w:pPr>
-            <w:r>
-              <w:rPr>
-                <w:rFonts w:hint="eastAsia"/>
-              </w:rPr>
-              <w:t xml:space="preserve">角色</w:t>
-            </w:r>
-          </w:p>
-        </w:tc>
-        <w:tc>
-          <w:tcPr/>
-          <w:p>
-            <w:pPr>
-              <w:pStyle w:val="Compact"/>
-            </w:pPr>
-            <w:r>
-              <w:rPr>
-                <w:rFonts w:hint="eastAsia"/>
-              </w:rPr>
-              <w:t xml:space="preserve">个人数据</w:t>
-            </w:r>
-          </w:p>
-        </w:tc>
-        <w:tc>
-          <w:tcPr/>
-          <w:p>
-            <w:pPr>
-              <w:pStyle w:val="Compact"/>
-            </w:pPr>
-            <w:r>
-              <w:rPr>
-                <w:rFonts w:hint="eastAsia"/>
-              </w:rPr>
-              <w:t xml:space="preserve">他人数据</w:t>
-            </w:r>
-          </w:p>
-        </w:tc>
-        <w:tc>
-          <w:tcPr/>
-          <w:p>
-            <w:pPr>
-              <w:pStyle w:val="Compact"/>
-            </w:pPr>
-            <w:r>
-              <w:rPr>
-                <w:rFonts w:hint="eastAsia"/>
-              </w:rPr>
-              <w:t xml:space="preserve">知识库</w:t>
-            </w:r>
-          </w:p>
-        </w:tc>
-        <w:tc>
-          <w:tcPr/>
-          <w:p>
-            <w:pPr>
-              <w:pStyle w:val="Compact"/>
-            </w:pPr>
-            <w:r>
-              <w:rPr>
-                <w:rFonts w:hint="eastAsia"/>
-              </w:rPr>
-              <w:t xml:space="preserve">审计日志</w:t>
-            </w:r>
-          </w:p>
-        </w:tc>
-        <w:tc>
-          <w:tcPr/>
-          <w:p>
-            <w:pPr>
-              <w:pStyle w:val="Compact"/>
-            </w:pPr>
-            <w:r>
-              <w:rPr>
-                <w:rFonts w:hint="eastAsia"/>
-              </w:rPr>
-              <w:t xml:space="preserve">配置</w:t>
-            </w:r>
-          </w:p>
-        </w:tc>
-      </w:tr>
-      <w:tr>
-        <w:tc>
-          <w:tcPr/>
-          <w:p>
-            <w:pPr>
-              <w:pStyle w:val="Compact"/>
-            </w:pPr>
-            <w:r>
-              <w:rPr>
-                <w:rFonts w:hint="eastAsia"/>
-              </w:rPr>
-              <w:t xml:space="preserve">学生</w:t>
-            </w:r>
-          </w:p>
-        </w:tc>
-        <w:tc>
-          <w:tcPr/>
-          <w:p>
-            <w:pPr>
-              <w:pStyle w:val="Compact"/>
-            </w:pPr>
-            <w:r>
-              <w:rPr>
-                <w:rFonts w:hint="eastAsia"/>
-              </w:rPr>
-              <w:t xml:space="preserve">R(自己)</w:t>
-            </w:r>
-          </w:p>
-        </w:tc>
-        <w:tc>
-          <w:tcPr/>
-          <w:p>
-            <w:pPr>
-              <w:pStyle w:val="Compact"/>
-            </w:pPr>
-            <w:r>
-              <w:t xml:space="preserve">—</w:t>
-            </w:r>
-          </w:p>
-        </w:tc>
-        <w:tc>
-          <w:tcPr/>
-          <w:p>
-            <w:pPr>
-              <w:pStyle w:val="Compact"/>
-            </w:pPr>
-            <w:r>
-              <w:rPr>
-                <w:rFonts w:hint="eastAsia"/>
-              </w:rPr>
-              <w:t xml:space="preserve">R(公开)</w:t>
-            </w:r>
-          </w:p>
-        </w:tc>
-        <w:tc>
-          <w:tcPr/>
-          <w:p>
-            <w:pPr>
-              <w:pStyle w:val="Compact"/>
-            </w:pPr>
-            <w:r>
-              <w:t xml:space="preserve">—</w:t>
-            </w:r>
-          </w:p>
-        </w:tc>
-        <w:tc>
-          <w:tcPr/>
-          <w:p>
-            <w:pPr>
-              <w:pStyle w:val="Compact"/>
-            </w:pPr>
-            <w:r>
-              <w:t xml:space="preserve">—</w:t>
-            </w:r>
-          </w:p>
-        </w:tc>
-      </w:tr>
-      <w:tr>
-        <w:tc>
-          <w:tcPr/>
-          <w:p>
-            <w:pPr>
-              <w:pStyle w:val="Compact"/>
-            </w:pPr>
-            <w:r>
-              <w:rPr>
-                <w:rFonts w:hint="eastAsia"/>
-              </w:rPr>
-              <w:t xml:space="preserve">教师</w:t>
-            </w:r>
-          </w:p>
-        </w:tc>
-        <w:tc>
-          <w:tcPr/>
-          <w:p>
-            <w:pPr>
-              <w:pStyle w:val="Compact"/>
-            </w:pPr>
-            <w:r>
-              <w:rPr>
-                <w:rFonts w:hint="eastAsia"/>
-              </w:rPr>
-              <w:t xml:space="preserve">R(自己)</w:t>
-            </w:r>
-          </w:p>
-        </w:tc>
-        <w:tc>
-          <w:tcPr/>
-          <w:p>
-            <w:pPr>
-              <w:pStyle w:val="Compact"/>
-            </w:pPr>
-            <w:r>
-              <w:rPr>
-                <w:rFonts w:hint="eastAsia"/>
-              </w:rPr>
-              <w:t xml:space="preserve">R(授课学生)</w:t>
-            </w:r>
-          </w:p>
-        </w:tc>
-        <w:tc>
-          <w:tcPr/>
-          <w:p>
-            <w:pPr>
-              <w:pStyle w:val="Compact"/>
-            </w:pPr>
-            <w:r>
-              <w:rPr>
-                <w:rFonts w:hint="eastAsia"/>
-              </w:rPr>
-              <w:t xml:space="preserve">R(公开)</w:t>
-            </w:r>
-          </w:p>
-        </w:tc>
-        <w:tc>
-          <w:tcPr/>
-          <w:p>
-            <w:pPr>
-              <w:pStyle w:val="Compact"/>
-            </w:pPr>
-            <w:r>
-              <w:t xml:space="preserve">—</w:t>
-            </w:r>
-          </w:p>
-        </w:tc>
-        <w:tc>
-          <w:tcPr/>
-          <w:p>
-            <w:pPr>
-              <w:pStyle w:val="Compact"/>
-            </w:pPr>
-            <w:r>
-              <w:t xml:space="preserve">—</w:t>
-            </w:r>
-          </w:p>
-        </w:tc>
-      </w:tr>
-      <w:tr>
-        <w:tc>
-          <w:tcPr/>
-          <w:p>
-            <w:pPr>
-              <w:pStyle w:val="Compact"/>
-            </w:pPr>
-            <w:r>
-              <w:rPr>
-                <w:rFonts w:hint="eastAsia"/>
-              </w:rPr>
-              <w:t xml:space="preserve">辅导员</w:t>
-            </w:r>
-          </w:p>
-        </w:tc>
-        <w:tc>
-          <w:tcPr/>
-          <w:p>
-            <w:pPr>
-              <w:pStyle w:val="Compact"/>
-            </w:pPr>
-            <w:r>
-              <w:rPr>
-                <w:rFonts w:hint="eastAsia"/>
-              </w:rPr>
-              <w:t xml:space="preserve">R(自己)</w:t>
-            </w:r>
-          </w:p>
-        </w:tc>
-        <w:tc>
-          <w:tcPr/>
-          <w:p>
-            <w:pPr>
-              <w:pStyle w:val="Compact"/>
-            </w:pPr>
-            <w:r>
-              <w:rPr>
-                <w:rFonts w:hint="eastAsia"/>
-              </w:rPr>
-              <w:t xml:space="preserve">R(所管学生)</w:t>
-            </w:r>
-          </w:p>
-        </w:tc>
-        <w:tc>
-          <w:tcPr/>
-          <w:p>
-            <w:pPr>
-              <w:pStyle w:val="Compact"/>
-            </w:pPr>
-            <w:r>
-              <w:rPr>
-                <w:rFonts w:hint="eastAsia"/>
-              </w:rPr>
-              <w:t xml:space="preserve">R(公开)</w:t>
-            </w:r>
-          </w:p>
-        </w:tc>
-        <w:tc>
-          <w:tcPr/>
-          <w:p>
-            <w:pPr>
-              <w:pStyle w:val="Compact"/>
-            </w:pPr>
-            <w:r>
-              <w:t xml:space="preserve">—</w:t>
-            </w:r>
-          </w:p>
-        </w:tc>
-        <w:tc>
-          <w:tcPr/>
-          <w:p>
-            <w:pPr>
-              <w:pStyle w:val="Compact"/>
-            </w:pPr>
-            <w:r>
-              <w:t xml:space="preserve">—</w:t>
-            </w:r>
-          </w:p>
-        </w:tc>
-      </w:tr>
-      <w:tr>
-        <w:tc>
-          <w:tcPr/>
-          <w:p>
-            <w:pPr>
-              <w:pStyle w:val="Compact"/>
-            </w:pPr>
-            <w:r>
-              <w:rPr>
-                <w:rFonts w:hint="eastAsia"/>
-              </w:rPr>
-              <w:t xml:space="preserve">行政管理员</w:t>
-            </w:r>
-          </w:p>
-        </w:tc>
-        <w:tc>
-          <w:tcPr/>
-          <w:p>
-            <w:pPr>
-              <w:pStyle w:val="Compact"/>
-            </w:pPr>
-            <w:r>
-              <w:rPr>
-                <w:rFonts w:hint="eastAsia"/>
-              </w:rPr>
-              <w:t xml:space="preserve">R(自己)</w:t>
-            </w:r>
-          </w:p>
-        </w:tc>
-        <w:tc>
-          <w:tcPr/>
-          <w:p>
-            <w:pPr>
-              <w:pStyle w:val="Compact"/>
-            </w:pPr>
-            <w:r>
-              <w:t xml:space="preserve">—</w:t>
-            </w:r>
-          </w:p>
-        </w:tc>
-        <w:tc>
-          <w:tcPr/>
-          <w:p>
-            <w:pPr>
-              <w:pStyle w:val="Compact"/>
-            </w:pPr>
-            <w:r>
-              <w:rPr>
-                <w:rFonts w:hint="eastAsia"/>
-              </w:rPr>
-              <w:t xml:space="preserve">CRUD(分管领域)</w:t>
-            </w:r>
-          </w:p>
-        </w:tc>
-        <w:tc>
-          <w:tcPr/>
-          <w:p>
-            <w:pPr>
-              <w:pStyle w:val="Compact"/>
-            </w:pPr>
-            <w:r>
-              <w:rPr>
-                <w:rFonts w:hint="eastAsia"/>
-              </w:rPr>
-              <w:t xml:space="preserve">R(分管领域)</w:t>
-            </w:r>
-          </w:p>
-        </w:tc>
-        <w:tc>
-          <w:tcPr/>
-          <w:p>
-            <w:pPr>
-              <w:pStyle w:val="Compact"/>
-            </w:pPr>
-            <w:r>
-              <w:t xml:space="preserve">R</w:t>
-            </w:r>
-          </w:p>
-        </w:tc>
-      </w:tr>
-      <w:tr>
-        <w:tc>
-          <w:tcPr/>
-          <w:p>
-            <w:pPr>
-              <w:pStyle w:val="Compact"/>
-            </w:pPr>
-            <w:r>
-              <w:rPr>
-                <w:rFonts w:hint="eastAsia"/>
-              </w:rPr>
-              <w:t xml:space="preserve">超级管理员</w:t>
-            </w:r>
-          </w:p>
-        </w:tc>
-        <w:tc>
-          <w:tcPr/>
-          <w:p>
-            <w:pPr>
-              <w:pStyle w:val="Compact"/>
-            </w:pPr>
-            <w:r>
-              <w:rPr>
-                <w:rFonts w:hint="eastAsia"/>
-              </w:rPr>
-              <w:t xml:space="preserve">R(自己)</w:t>
-            </w:r>
-          </w:p>
-        </w:tc>
-        <w:tc>
-          <w:tcPr/>
-          <w:p>
-            <w:pPr>
-              <w:pStyle w:val="Compact"/>
-            </w:pPr>
-            <w:r>
-              <w:rPr>
-                <w:rFonts w:hint="eastAsia"/>
-              </w:rPr>
-              <w:t xml:space="preserve">R(全部)</w:t>
-            </w:r>
-          </w:p>
-        </w:tc>
-        <w:tc>
-          <w:tcPr/>
-          <w:p>
-            <w:pPr>
-              <w:pStyle w:val="Compact"/>
-            </w:pPr>
-            <w:r>
-              <w:rPr>
-                <w:rFonts w:hint="eastAsia"/>
-              </w:rPr>
-              <w:t xml:space="preserve">CRUD(全部)</w:t>
-            </w:r>
-          </w:p>
-        </w:tc>
-        <w:tc>
-          <w:tcPr/>
-          <w:p>
-            <w:pPr>
-              <w:pStyle w:val="Compact"/>
-            </w:pPr>
-            <w:r>
-              <w:rPr>
-                <w:rFonts w:hint="eastAsia"/>
-              </w:rPr>
-              <w:t xml:space="preserve">R(全部)</w:t>
-            </w:r>
-          </w:p>
-        </w:tc>
-        <w:tc>
-          <w:tcPr/>
-          <w:p>
-            <w:pPr>
-              <w:pStyle w:val="Compact"/>
-            </w:pPr>
-            <w:r>
-              <w:t xml:space="preserve">CRUD</w:t>
-            </w:r>
-          </w:p>
-        </w:tc>
-      </w:tr>
-      <w:tr>
-        <w:tc>
-          <w:tcPr/>
-          <w:p>
-            <w:pPr>
-              <w:pStyle w:val="Compact"/>
-            </w:pPr>
-            <w:r>
-              <w:rPr>
-                <w:rFonts w:hint="eastAsia"/>
-              </w:rPr>
-              <w:t xml:space="preserve">家长</w:t>
-            </w:r>
-          </w:p>
-        </w:tc>
-        <w:tc>
-          <w:tcPr/>
-          <w:p>
-            <w:pPr>
-              <w:pStyle w:val="Compact"/>
-            </w:pPr>
-            <w:r>
-              <w:rPr>
-                <w:rFonts w:hint="eastAsia"/>
-              </w:rPr>
-              <w:t xml:space="preserve">R(自己)</w:t>
-            </w:r>
-          </w:p>
-        </w:tc>
-        <w:tc>
-          <w:tcPr/>
-          <w:p>
-            <w:pPr>
-              <w:pStyle w:val="Compact"/>
-            </w:pPr>
-            <w:r>
-              <w:rPr>
-                <w:rFonts w:hint="eastAsia"/>
-              </w:rPr>
-              <w:t xml:space="preserve">R(授权关联学生)</w:t>
-            </w:r>
-          </w:p>
-        </w:tc>
-        <w:tc>
-          <w:tcPr/>
-          <w:p>
-            <w:pPr>
-              <w:pStyle w:val="Compact"/>
-            </w:pPr>
-            <w:r>
-              <w:rPr>
-                <w:rFonts w:hint="eastAsia"/>
-              </w:rPr>
-              <w:t xml:space="preserve">R(公开)</w:t>
-            </w:r>
-          </w:p>
-        </w:tc>
-        <w:tc>
-          <w:tcPr/>
-          <w:p>
-            <w:pPr>
-              <w:pStyle w:val="Compact"/>
-            </w:pPr>
-            <w:r>
-              <w:t xml:space="preserve">—</w:t>
-            </w:r>
-          </w:p>
-        </w:tc>
-        <w:tc>
-          <w:tcPr/>
-          <w:p>
-            <w:pPr>
-              <w:pStyle w:val="Compact"/>
-            </w:pPr>
-            <w:r>
-              <w:t xml:space="preserve">—</w:t>
-            </w:r>
-          </w:p>
-        </w:tc>
-      </w:tr>
-      <w:tr>
-        <w:tc>
-          <w:tcPr/>
-          <w:p>
-            <w:pPr>
-              <w:pStyle w:val="Compact"/>
-            </w:pPr>
-            <w:r>
-              <w:rPr>
-                <w:rFonts w:hint="eastAsia"/>
-              </w:rPr>
-              <w:t xml:space="preserve">访客</w:t>
-            </w:r>
-          </w:p>
-        </w:tc>
-        <w:tc>
-          <w:tcPr/>
-          <w:p>
-            <w:pPr>
-              <w:pStyle w:val="Compact"/>
-            </w:pPr>
-            <w:r>
-              <w:t xml:space="preserve">—</w:t>
-            </w:r>
-          </w:p>
-        </w:tc>
-        <w:tc>
-          <w:tcPr/>
-          <w:p>
-            <w:pPr>
-              <w:pStyle w:val="Compact"/>
-            </w:pPr>
-            <w:r>
-              <w:t xml:space="preserve">—</w:t>
-            </w:r>
-          </w:p>
-        </w:tc>
-        <w:tc>
-          <w:tcPr/>
-          <w:p>
-            <w:pPr>
-              <w:pStyle w:val="Compact"/>
-            </w:pPr>
-            <w:r>
-              <w:rPr>
-                <w:rFonts w:hint="eastAsia"/>
-              </w:rPr>
-              <w:t xml:space="preserve">R(公开)</w:t>
-            </w:r>
-          </w:p>
-        </w:tc>
-        <w:tc>
-          <w:tcPr/>
-          <w:p>
-            <w:pPr>
-              <w:pStyle w:val="Compact"/>
-            </w:pPr>
-            <w:r>
-              <w:t xml:space="preserve">—</w:t>
-            </w:r>
-          </w:p>
-        </w:tc>
-        <w:tc>
-          <w:tcPr/>
-          <w:p>
-            <w:pPr>
-              <w:pStyle w:val="Compact"/>
-            </w:pPr>
-            <w:r>
-              <w:t xml:space="preserve">—</w:t>
-            </w:r>
-          </w:p>
-        </w:tc>
-      </w:tr>
-    </w:tbl>
-    <w:p>
-      <w:pPr>
-        <w:pStyle w:val="BlockText"/>
-      </w:pPr>
-      <w:r>
-        <w:rPr>
-          <w:rFonts w:hint="eastAsia"/>
-        </w:rPr>
-        <w:t xml:space="preserve">R=读取,</w:t>
-      </w:r>
-      <w:r>
-        <w:t xml:space="preserve"> </w:t>
-      </w:r>
-      <w:r>
-        <w:rPr>
-          <w:rFonts w:hint="eastAsia"/>
-        </w:rPr>
-        <w:t xml:space="preserve">C=创建,</w:t>
-      </w:r>
-      <w:r>
-        <w:t xml:space="preserve"> </w:t>
-      </w:r>
-      <w:r>
-        <w:rPr>
-          <w:rFonts w:hint="eastAsia"/>
-        </w:rPr>
-        <w:t xml:space="preserve">U=更新,</w:t>
-      </w:r>
-      <w:r>
-        <w:t xml:space="preserve"> </w:t>
-      </w:r>
-      <w:r>
-        <w:rPr>
-          <w:rFonts w:hint="eastAsia"/>
-        </w:rPr>
-        <w:t xml:space="preserve">D=删除</w:t>
-      </w:r>
-    </w:p>
-    <w:bookmarkEnd w:id="32"/>
-    <w:bookmarkStart w:id="33" w:name="备份与恢复"/>
     <w:p>
       <w:pPr>
         <w:pStyle w:val="Heading3"/>
@@ -12194,366 +6770,6 @@
         <w:t xml:space="preserve">备份与恢复</w:t>
       </w:r>
     </w:p>
-    <w:tbl>
-      <w:tblPr>
-        <w:tblStyle w:val="Table"/>
-        <w:tblW w:type="auto" w:w="0"/>
-        <w:tblLook w:firstRow="1" w:lastRow="0" w:firstColumn="0" w:lastColumn="0" w:noHBand="0" w:noVBand="0" w:val="0020"/>
-      </w:tblPr>
-      <w:tblGrid>
-        <w:gridCol w:w="1584"/>
-        <w:gridCol w:w="1584"/>
-        <w:gridCol w:w="1584"/>
-        <w:gridCol w:w="1584"/>
-        <w:gridCol w:w="1584"/>
-      </w:tblGrid>
-      <w:tr>
-        <w:trPr>
-          <w:tblHeader w:val="on"/>
-        </w:trPr>
-        <w:tc>
-          <w:tcPr/>
-          <w:p>
-            <w:pPr>
-              <w:pStyle w:val="Compact"/>
-            </w:pPr>
-            <w:r>
-              <w:rPr>
-                <w:rFonts w:hint="eastAsia"/>
-              </w:rPr>
-              <w:t xml:space="preserve">数据类型</w:t>
-            </w:r>
-          </w:p>
-        </w:tc>
-        <w:tc>
-          <w:tcPr/>
-          <w:p>
-            <w:pPr>
-              <w:pStyle w:val="Compact"/>
-            </w:pPr>
-            <w:r>
-              <w:rPr>
-                <w:rFonts w:hint="eastAsia"/>
-              </w:rPr>
-              <w:t xml:space="preserve">备份方式</w:t>
-            </w:r>
-          </w:p>
-        </w:tc>
-        <w:tc>
-          <w:tcPr/>
-          <w:p>
-            <w:pPr>
-              <w:pStyle w:val="Compact"/>
-            </w:pPr>
-            <w:r>
-              <w:rPr>
-                <w:rFonts w:hint="eastAsia"/>
-              </w:rPr>
-              <w:t xml:space="preserve">备份频率</w:t>
-            </w:r>
-          </w:p>
-        </w:tc>
-        <w:tc>
-          <w:tcPr/>
-          <w:p>
-            <w:pPr>
-              <w:pStyle w:val="Compact"/>
-            </w:pPr>
-            <w:r>
-              <w:t xml:space="preserve">RPO</w:t>
-            </w:r>
-          </w:p>
-        </w:tc>
-        <w:tc>
-          <w:tcPr/>
-          <w:p>
-            <w:pPr>
-              <w:pStyle w:val="Compact"/>
-            </w:pPr>
-            <w:r>
-              <w:t xml:space="preserve">RTO</w:t>
-            </w:r>
-          </w:p>
-        </w:tc>
-      </w:tr>
-      <w:tr>
-        <w:tc>
-          <w:tcPr/>
-          <w:p>
-            <w:pPr>
-              <w:pStyle w:val="Compact"/>
-            </w:pPr>
-            <w:r>
-              <w:t xml:space="preserve">MySQL</w:t>
-            </w:r>
-          </w:p>
-        </w:tc>
-        <w:tc>
-          <w:tcPr/>
-          <w:p>
-            <w:pPr>
-              <w:pStyle w:val="Compact"/>
-            </w:pPr>
-            <w:r>
-              <w:rPr>
-                <w:rFonts w:hint="eastAsia"/>
-              </w:rPr>
-              <w:t xml:space="preserve">全量+增量binlog</w:t>
-            </w:r>
-          </w:p>
-        </w:tc>
-        <w:tc>
-          <w:tcPr/>
-          <w:p>
-            <w:pPr>
-              <w:pStyle w:val="Compact"/>
-            </w:pPr>
-            <w:r>
-              <w:rPr>
-                <w:rFonts w:hint="eastAsia"/>
-              </w:rPr>
-              <w:t xml:space="preserve">全量:每天/binglog:实时</w:t>
-            </w:r>
-          </w:p>
-        </w:tc>
-        <w:tc>
-          <w:tcPr/>
-          <w:p>
-            <w:pPr>
-              <w:pStyle w:val="Compact"/>
-            </w:pPr>
-            <w:r>
-              <w:rPr>
-                <w:rFonts w:hint="eastAsia"/>
-              </w:rPr>
-              <w:t xml:space="preserve">1分钟</w:t>
-            </w:r>
-          </w:p>
-        </w:tc>
-        <w:tc>
-          <w:tcPr/>
-          <w:p>
-            <w:pPr>
-              <w:pStyle w:val="Compact"/>
-            </w:pPr>
-            <w:r>
-              <w:rPr>
-                <w:rFonts w:hint="eastAsia"/>
-              </w:rPr>
-              <w:t xml:space="preserve">30分钟</w:t>
-            </w:r>
-          </w:p>
-        </w:tc>
-      </w:tr>
-      <w:tr>
-        <w:tc>
-          <w:tcPr/>
-          <w:p>
-            <w:pPr>
-              <w:pStyle w:val="Compact"/>
-            </w:pPr>
-            <w:r>
-              <w:t xml:space="preserve">Elasticsearch</w:t>
-            </w:r>
-          </w:p>
-        </w:tc>
-        <w:tc>
-          <w:tcPr/>
-          <w:p>
-            <w:pPr>
-              <w:pStyle w:val="Compact"/>
-            </w:pPr>
-            <w:r>
-              <w:t xml:space="preserve">Snapshot to MinIO</w:t>
-            </w:r>
-          </w:p>
-        </w:tc>
-        <w:tc>
-          <w:tcPr/>
-          <w:p>
-            <w:pPr>
-              <w:pStyle w:val="Compact"/>
-            </w:pPr>
-            <w:r>
-              <w:rPr>
-                <w:rFonts w:hint="eastAsia"/>
-              </w:rPr>
-              <w:t xml:space="preserve">每天</w:t>
-            </w:r>
-          </w:p>
-        </w:tc>
-        <w:tc>
-          <w:tcPr/>
-          <w:p>
-            <w:pPr>
-              <w:pStyle w:val="Compact"/>
-            </w:pPr>
-            <w:r>
-              <w:rPr>
-                <w:rFonts w:hint="eastAsia"/>
-              </w:rPr>
-              <w:t xml:space="preserve">24小时</w:t>
-            </w:r>
-          </w:p>
-        </w:tc>
-        <w:tc>
-          <w:tcPr/>
-          <w:p>
-            <w:pPr>
-              <w:pStyle w:val="Compact"/>
-            </w:pPr>
-            <w:r>
-              <w:rPr>
-                <w:rFonts w:hint="eastAsia"/>
-              </w:rPr>
-              <w:t xml:space="preserve">1小时</w:t>
-            </w:r>
-          </w:p>
-        </w:tc>
-      </w:tr>
-      <w:tr>
-        <w:tc>
-          <w:tcPr/>
-          <w:p>
-            <w:pPr>
-              <w:pStyle w:val="Compact"/>
-            </w:pPr>
-            <w:r>
-              <w:t xml:space="preserve">Redis</w:t>
-            </w:r>
-          </w:p>
-        </w:tc>
-        <w:tc>
-          <w:tcPr/>
-          <w:p>
-            <w:pPr>
-              <w:pStyle w:val="Compact"/>
-            </w:pPr>
-            <w:r>
-              <w:t xml:space="preserve">RDB + AOF</w:t>
-            </w:r>
-          </w:p>
-        </w:tc>
-        <w:tc>
-          <w:tcPr/>
-          <w:p>
-            <w:pPr>
-              <w:pStyle w:val="Compact"/>
-            </w:pPr>
-            <w:r>
-              <w:rPr>
-                <w:rFonts w:hint="eastAsia"/>
-              </w:rPr>
-              <w:t xml:space="preserve">RDB:每小时/AOF:每秒</w:t>
-            </w:r>
-          </w:p>
-        </w:tc>
-        <w:tc>
-          <w:tcPr/>
-          <w:p>
-            <w:pPr>
-              <w:pStyle w:val="Compact"/>
-            </w:pPr>
-            <w:r>
-              <w:rPr>
-                <w:rFonts w:hint="eastAsia"/>
-              </w:rPr>
-              <w:t xml:space="preserve">1秒</w:t>
-            </w:r>
-          </w:p>
-        </w:tc>
-        <w:tc>
-          <w:tcPr/>
-          <w:p>
-            <w:pPr>
-              <w:pStyle w:val="Compact"/>
-            </w:pPr>
-            <w:r>
-              <w:rPr>
-                <w:rFonts w:hint="eastAsia"/>
-              </w:rPr>
-              <w:t xml:space="preserve">5分钟</w:t>
-            </w:r>
-          </w:p>
-        </w:tc>
-      </w:tr>
-      <w:tr>
-        <w:tc>
-          <w:tcPr/>
-          <w:p>
-            <w:pPr>
-              <w:pStyle w:val="Compact"/>
-            </w:pPr>
-            <w:r>
-              <w:t xml:space="preserve">MinIO</w:t>
-            </w:r>
-          </w:p>
-        </w:tc>
-        <w:tc>
-          <w:tcPr/>
-          <w:p>
-            <w:pPr>
-              <w:pStyle w:val="Compact"/>
-            </w:pPr>
-            <w:r>
-              <w:rPr>
-                <w:rFonts w:hint="eastAsia"/>
-              </w:rPr>
-              <w:t xml:space="preserve">多副本+异地同步</w:t>
-            </w:r>
-          </w:p>
-        </w:tc>
-        <w:tc>
-          <w:tcPr/>
-          <w:p>
-            <w:pPr>
-              <w:pStyle w:val="Compact"/>
-            </w:pPr>
-            <w:r>
-              <w:rPr>
-                <w:rFonts w:hint="eastAsia"/>
-              </w:rPr>
-              <w:t xml:space="preserve">实时</w:t>
-            </w:r>
-          </w:p>
-        </w:tc>
-        <w:tc>
-          <w:tcPr/>
-          <w:p>
-            <w:pPr>
-              <w:pStyle w:val="Compact"/>
-            </w:pPr>
-            <w:r>
-              <w:t xml:space="preserve">0</w:t>
-            </w:r>
-          </w:p>
-        </w:tc>
-        <w:tc>
-          <w:tcPr/>
-          <w:p>
-            <w:pPr>
-              <w:pStyle w:val="Compact"/>
-            </w:pPr>
-            <w:r>
-              <w:rPr>
-                <w:rFonts w:hint="eastAsia"/>
-              </w:rPr>
-              <w:t xml:space="preserve">即时</w:t>
-            </w:r>
-          </w:p>
-        </w:tc>
-      </w:tr>
-    </w:tbl>
-    <w:p>
-      <w:r>
-        <w:pict>
-          <v:rect style="width:0;height:1.5pt" o:hralign="center" o:hrstd="t" o:hr="t"/>
-        </w:pict>
-      </w:r>
-    </w:p>
-    <w:bookmarkEnd w:id="33"/>
-    <w:bookmarkEnd w:id="34"/>
-    <w:bookmarkStart w:id="35" w:name="数据生命周期管理"/>
     <w:p>
       <w:pPr>
         <w:pStyle w:val="Heading2"/>
@@ -12568,260 +6784,6 @@
         <w:t xml:space="preserve">数据生命周期管理</w:t>
       </w:r>
     </w:p>
-    <w:tbl>
-      <w:tblPr>
-        <w:tblStyle w:val="Table"/>
-        <w:tblW w:type="pct" w:w="5000"/>
-        <w:tblLayout w:type="fixed"/>
-        <w:tblLook w:firstRow="1" w:lastRow="0" w:firstColumn="0" w:lastColumn="0" w:noHBand="0" w:noVBand="0" w:val="0020"/>
-      </w:tblPr>
-      <w:tblGrid>
-        <w:gridCol w:w="2640"/>
-        <w:gridCol w:w="2640"/>
-        <w:gridCol w:w="2640"/>
-      </w:tblGrid>
-      <w:tr>
-        <w:trPr>
-          <w:tblHeader w:val="on"/>
-        </w:trPr>
-        <w:tc>
-          <w:tcPr/>
-          <w:p>
-            <w:pPr>
-              <w:pStyle w:val="Compact"/>
-            </w:pPr>
-            <w:r>
-              <w:rPr>
-                <w:rFonts w:hint="eastAsia"/>
-              </w:rPr>
-              <w:t xml:space="preserve">阶段</w:t>
-            </w:r>
-          </w:p>
-        </w:tc>
-        <w:tc>
-          <w:tcPr/>
-          <w:p>
-            <w:pPr>
-              <w:pStyle w:val="Compact"/>
-            </w:pPr>
-            <w:r>
-              <w:rPr>
-                <w:rFonts w:hint="eastAsia"/>
-              </w:rPr>
-              <w:t xml:space="preserve">操作</w:t>
-            </w:r>
-          </w:p>
-        </w:tc>
-        <w:tc>
-          <w:tcPr/>
-          <w:p>
-            <w:pPr>
-              <w:pStyle w:val="Compact"/>
-            </w:pPr>
-            <w:r>
-              <w:rPr>
-                <w:rFonts w:hint="eastAsia"/>
-              </w:rPr>
-              <w:t xml:space="preserve">策略</w:t>
-            </w:r>
-          </w:p>
-        </w:tc>
-      </w:tr>
-      <w:tr>
-        <w:tc>
-          <w:tcPr/>
-          <w:p>
-            <w:pPr>
-              <w:pStyle w:val="Compact"/>
-            </w:pPr>
-            <w:r>
-              <w:rPr>
-                <w:rFonts w:hint="eastAsia"/>
-              </w:rPr>
-              <w:t xml:space="preserve">创建</w:t>
-            </w:r>
-          </w:p>
-        </w:tc>
-        <w:tc>
-          <w:tcPr/>
-          <w:p>
-            <w:pPr>
-              <w:pStyle w:val="Compact"/>
-            </w:pPr>
-            <w:r>
-              <w:rPr>
-                <w:rFonts w:hint="eastAsia"/>
-              </w:rPr>
-              <w:t xml:space="preserve">用户注册/CAS同步/系统采集</w:t>
-            </w:r>
-          </w:p>
-        </w:tc>
-        <w:tc>
-          <w:tcPr/>
-          <w:p>
-            <w:pPr>
-              <w:pStyle w:val="Compact"/>
-            </w:pPr>
-            <w:r>
-              <w:rPr>
-                <w:rFonts w:hint="eastAsia"/>
-              </w:rPr>
-              <w:t xml:space="preserve">实时写入，必填校验</w:t>
-            </w:r>
-          </w:p>
-        </w:tc>
-      </w:tr>
-      <w:tr>
-        <w:tc>
-          <w:tcPr/>
-          <w:p>
-            <w:pPr>
-              <w:pStyle w:val="Compact"/>
-            </w:pPr>
-            <w:r>
-              <w:rPr>
-                <w:rFonts w:hint="eastAsia"/>
-              </w:rPr>
-              <w:t xml:space="preserve">使用</w:t>
-            </w:r>
-          </w:p>
-        </w:tc>
-        <w:tc>
-          <w:tcPr/>
-          <w:p>
-            <w:pPr>
-              <w:pStyle w:val="Compact"/>
-            </w:pPr>
-            <w:r>
-              <w:rPr>
-                <w:rFonts w:hint="eastAsia"/>
-              </w:rPr>
-              <w:t xml:space="preserve">查询/分析/展示</w:t>
-            </w:r>
-          </w:p>
-        </w:tc>
-        <w:tc>
-          <w:tcPr/>
-          <w:p>
-            <w:pPr>
-              <w:pStyle w:val="Compact"/>
-            </w:pPr>
-            <w:r>
-              <w:rPr>
-                <w:rFonts w:hint="eastAsia"/>
-              </w:rPr>
-              <w:t xml:space="preserve">热数据缓存(Redis)，温数据MySQL，冷数据归档</w:t>
-            </w:r>
-          </w:p>
-        </w:tc>
-      </w:tr>
-      <w:tr>
-        <w:tc>
-          <w:tcPr/>
-          <w:p>
-            <w:pPr>
-              <w:pStyle w:val="Compact"/>
-            </w:pPr>
-            <w:r>
-              <w:rPr>
-                <w:rFonts w:hint="eastAsia"/>
-              </w:rPr>
-              <w:t xml:space="preserve">归档</w:t>
-            </w:r>
-          </w:p>
-        </w:tc>
-        <w:tc>
-          <w:tcPr/>
-          <w:p>
-            <w:pPr>
-              <w:pStyle w:val="Compact"/>
-            </w:pPr>
-            <w:r>
-              <w:rPr>
-                <w:rFonts w:hint="eastAsia"/>
-              </w:rPr>
-              <w:t xml:space="preserve">对话记录&gt;1年、NLU日志&gt;1年</w:t>
-            </w:r>
-          </w:p>
-        </w:tc>
-        <w:tc>
-          <w:tcPr/>
-          <w:p>
-            <w:pPr>
-              <w:pStyle w:val="Compact"/>
-            </w:pPr>
-            <w:r>
-              <w:rPr>
-                <w:rFonts w:hint="eastAsia"/>
-              </w:rPr>
-              <w:t xml:space="preserve">迁移至归档库(压缩存储)</w:t>
-            </w:r>
-          </w:p>
-        </w:tc>
-      </w:tr>
-      <w:tr>
-        <w:tc>
-          <w:tcPr/>
-          <w:p>
-            <w:pPr>
-              <w:pStyle w:val="Compact"/>
-            </w:pPr>
-            <w:r>
-              <w:rPr>
-                <w:rFonts w:hint="eastAsia"/>
-              </w:rPr>
-              <w:t xml:space="preserve">销毁</w:t>
-            </w:r>
-          </w:p>
-        </w:tc>
-        <w:tc>
-          <w:tcPr/>
-          <w:p>
-            <w:pPr>
-              <w:pStyle w:val="Compact"/>
-            </w:pPr>
-            <w:r>
-              <w:rPr>
-                <w:rFonts w:hint="eastAsia"/>
-              </w:rPr>
-              <w:t xml:space="preserve">审计日志&gt;3年、未命中问题&gt;6月</w:t>
-            </w:r>
-          </w:p>
-        </w:tc>
-        <w:tc>
-          <w:tcPr/>
-          <w:p>
-            <w:pPr>
-              <w:pStyle w:val="Compact"/>
-            </w:pPr>
-            <w:r>
-              <w:rPr>
-                <w:rFonts w:hint="eastAsia"/>
-              </w:rPr>
-              <w:t xml:space="preserve">安全删除(overwrite</w:t>
-            </w:r>
-            <w:r>
-              <w:t xml:space="preserve"> </w:t>
-            </w:r>
-            <w:r>
-              <w:rPr>
-                <w:rFonts w:hint="eastAsia"/>
-              </w:rPr>
-              <w:t xml:space="preserve">3次)，记录删除日志</w:t>
-            </w:r>
-          </w:p>
-        </w:tc>
-      </w:tr>
-    </w:tbl>
-    <w:p>
-      <w:r>
-        <w:pict>
-          <v:rect style="width:0;height:1.5pt" o:hralign="center" o:hrstd="t" o:hr="t"/>
-        </w:pict>
-      </w:r>
-    </w:p>
-    <w:bookmarkEnd w:id="35"/>
-    <w:bookmarkStart w:id="36" w:name="待确认事项"/>
     <w:p>
       <w:pPr>
         <w:pStyle w:val="Heading2"/>
@@ -12841,36 +6803,6 @@
         <w:pStyle w:val="Compact"/>
         <w:numPr>
           <w:ilvl w:val="0"/>
-          <w:numId w:val="1001"/>
-        </w:numPr>
-      </w:pPr>
-      <w:r>
-        <w:rPr>
-          <w:rFonts w:hint="eastAsia"/>
-        </w:rPr>
-        <w:t xml:space="preserve">教务系统API接口文档尚未正式获取，数据字段以本文档预估为准</w:t>
-      </w:r>
-    </w:p>
-    <w:p>
-      <w:pPr>
-        <w:pStyle w:val="Compact"/>
-        <w:numPr>
-          <w:ilvl w:val="0"/>
-          <w:numId w:val="1002"/>
-        </w:numPr>
-      </w:pPr>
-      <w:r>
-        <w:rPr>
-          <w:rFonts w:hint="eastAsia"/>
-        </w:rPr>
-        <w:t xml:space="preserve">CAS认证系统的用户属性映射表需与信息中心确认</w:t>
-      </w:r>
-    </w:p>
-    <w:p>
-      <w:pPr>
-        <w:pStyle w:val="Compact"/>
-        <w:numPr>
-          <w:ilvl w:val="0"/>
           <w:numId w:val="1003"/>
         </w:numPr>
       </w:pPr>
@@ -12883,38 +6815,6 @@
     </w:p>
     <w:p>
       <w:pPr>
-        <w:pStyle w:val="Compact"/>
-        <w:numPr>
-          <w:ilvl w:val="0"/>
-          <w:numId w:val="1004"/>
-        </w:numPr>
-      </w:pPr>
-      <w:r>
-        <w:rPr>
-          <w:rFonts w:hint="eastAsia"/>
-        </w:rPr>
-        <w:t xml:space="preserve">数据均在私有云部署，无跨境传输，需在架构文档中明确声明</w:t>
-      </w:r>
-    </w:p>
-    <w:p>
-      <w:pPr>
-        <w:pStyle w:val="Compact"/>
-        <w:numPr>
-          <w:ilvl w:val="0"/>
-          <w:numId w:val="1005"/>
-        </w:numPr>
-      </w:pPr>
-      <w:r>
-        <w:rPr>
-          <w:rFonts w:hint="eastAsia"/>
-        </w:rPr>
-        <w:t xml:space="preserve">个人信息保护影响评估(PIA)建议在系统上线前完成</w:t>
-      </w:r>
-    </w:p>
-    <w:bookmarkEnd w:id="36"/>
-    <w:bookmarkEnd w:id="37"/>
-    <w:p>
-      <w:pPr>
         <w:pStyle w:val="Heading1"/>
       </w:pPr>
       <w:r>
@@ -12922,243 +6822,11 @@
       </w:r>
     </w:p>
     <w:p>
-      <w:r>
-        <w:t>本节同步SRS V1.1扩写后的用户群和功能范围，补充数据实体、来源系统和权限边界。</w:t>
-      </w:r>
-    </w:p>
-    <w:tbl>
-      <w:tblPr>
-        <w:tblW w:type="auto" w:w="0"/>
-        <w:tblLook w:firstColumn="1" w:firstRow="1" w:lastColumn="0" w:lastRow="0" w:noHBand="0" w:noVBand="1" w:val="04A0"/>
-      </w:tblPr>
-      <w:tblGrid>
-        <w:gridCol w:w="2340"/>
-        <w:gridCol w:w="2340"/>
-        <w:gridCol w:w="2340"/>
-        <w:gridCol w:w="2340"/>
-      </w:tblGrid>
-      <w:tr>
-        <w:tc>
-          <w:tcPr>
-            <w:tcW w:type="dxa" w:w="2340"/>
-          </w:tcPr>
-          <w:p>
-            <w:r>
-              <w:t>SRS需求域</w:t>
-            </w:r>
-          </w:p>
-        </w:tc>
-        <w:tc>
-          <w:tcPr>
-            <w:tcW w:type="dxa" w:w="2340"/>
-          </w:tcPr>
-          <w:p>
-            <w:r>
-              <w:t>新增/强化数据对象</w:t>
-            </w:r>
-          </w:p>
-        </w:tc>
-        <w:tc>
-          <w:tcPr>
-            <w:tcW w:type="dxa" w:w="2340"/>
-          </w:tcPr>
-          <w:p>
-            <w:r>
-              <w:t>来源系统</w:t>
-            </w:r>
-          </w:p>
-        </w:tc>
-        <w:tc>
-          <w:tcPr>
-            <w:tcW w:type="dxa" w:w="2340"/>
-          </w:tcPr>
-          <w:p>
-            <w:r>
-              <w:t>DRD处理要求</w:t>
-            </w:r>
-          </w:p>
-        </w:tc>
-      </w:tr>
-      <w:tr>
-        <w:tc>
-          <w:tcPr>
-            <w:tcW w:type="dxa" w:w="2340"/>
-          </w:tcPr>
-          <w:p>
-            <w:r>
-              <w:t>研究生服务</w:t>
-            </w:r>
-          </w:p>
-        </w:tc>
-        <w:tc>
-          <w:tcPr>
-            <w:tcW w:type="dxa" w:w="2340"/>
-          </w:tcPr>
-          <w:p>
-            <w:r>
-              <w:t>培养方案、导师、论文流程、实验室设备、学术活动</w:t>
-            </w:r>
-          </w:p>
-        </w:tc>
-        <w:tc>
-          <w:tcPr>
-            <w:tcW w:type="dxa" w:w="2340"/>
-          </w:tcPr>
-          <w:p>
-            <w:r>
-              <w:t>研究生院系统、科研系统、实验室管理系统</w:t>
-            </w:r>
-          </w:p>
-        </w:tc>
-        <w:tc>
-          <w:tcPr>
-            <w:tcW w:type="dxa" w:w="2340"/>
-          </w:tcPr>
-          <w:p>
-            <w:r>
-              <w:t>按院系、导师和学生身份控制查询权限。</w:t>
-            </w:r>
-          </w:p>
-        </w:tc>
-      </w:tr>
-      <w:tr>
-        <w:tc>
-          <w:tcPr>
-            <w:tcW w:type="dxa" w:w="2340"/>
-          </w:tcPr>
-          <w:p>
-            <w:r>
-              <w:t>辅导员服务</w:t>
-            </w:r>
-          </w:p>
-        </w:tc>
-        <w:tc>
-          <w:tcPr>
-            <w:tcW w:type="dxa" w:w="2340"/>
-          </w:tcPr>
-          <w:p>
-            <w:r>
-              <w:t>学业预警、请假、资助、违纪、就业指导</w:t>
-            </w:r>
-          </w:p>
-        </w:tc>
-        <w:tc>
-          <w:tcPr>
-            <w:tcW w:type="dxa" w:w="2340"/>
-          </w:tcPr>
-          <w:p>
-            <w:r>
-              <w:t>学工系统、就业系统、奖助系统</w:t>
-            </w:r>
-          </w:p>
-        </w:tc>
-        <w:tc>
-          <w:tcPr>
-            <w:tcW w:type="dxa" w:w="2340"/>
-          </w:tcPr>
-          <w:p>
-            <w:r>
-              <w:t>涉及敏感信息的数据字段必须记录访问审计。</w:t>
-            </w:r>
-          </w:p>
-        </w:tc>
-      </w:tr>
-      <w:tr>
-        <w:tc>
-          <w:tcPr>
-            <w:tcW w:type="dxa" w:w="2340"/>
-          </w:tcPr>
-          <w:p>
-            <w:r>
-              <w:t>家长服务</w:t>
-            </w:r>
-          </w:p>
-        </w:tc>
-        <w:tc>
-          <w:tcPr>
-            <w:tcW w:type="dxa" w:w="2340"/>
-          </w:tcPr>
-          <w:p>
-            <w:r>
-              <w:t>学生状态、费用、假期通知、校园活动</w:t>
-            </w:r>
-          </w:p>
-        </w:tc>
-        <w:tc>
-          <w:tcPr>
-            <w:tcW w:type="dxa" w:w="2340"/>
-          </w:tcPr>
-          <w:p>
-            <w:r>
-              <w:t>授权关系表、财务系统、通知系统</w:t>
-            </w:r>
-          </w:p>
-        </w:tc>
-        <w:tc>
-          <w:tcPr>
-            <w:tcW w:type="dxa" w:w="2340"/>
-          </w:tcPr>
-          <w:p>
-            <w:r>
-              <w:t>必须以学生授权或学校合规授权为前置条件。</w:t>
-            </w:r>
-          </w:p>
-        </w:tc>
-      </w:tr>
-      <w:tr>
-        <w:tc>
-          <w:tcPr>
-            <w:tcW w:type="dxa" w:w="2340"/>
-          </w:tcPr>
-          <w:p>
-            <w:r>
-              <w:t>知识库治理</w:t>
-            </w:r>
-          </w:p>
-        </w:tc>
-        <w:tc>
-          <w:tcPr>
-            <w:tcW w:type="dxa" w:w="2340"/>
-          </w:tcPr>
-          <w:p>
-            <w:r>
-              <w:t>知识条目版本、未命中问题、反馈、审核记录</w:t>
-            </w:r>
-          </w:p>
-        </w:tc>
-        <w:tc>
-          <w:tcPr>
-            <w:tcW w:type="dxa" w:w="2340"/>
-          </w:tcPr>
-          <w:p>
-            <w:r>
-              <w:t>知识库后台、问答日志</w:t>
-            </w:r>
-          </w:p>
-        </w:tc>
-        <w:tc>
-          <w:tcPr>
-            <w:tcW w:type="dxa" w:w="2340"/>
-          </w:tcPr>
-          <w:p>
-            <w:r>
-              <w:t>每次发布和回滚必须生成审计日志。</w:t>
-            </w:r>
-          </w:p>
-        </w:tc>
-      </w:tr>
-    </w:tbl>
-    <w:p>
       <w:pPr>
         <w:pStyle w:val="Heading1"/>
       </w:pPr>
       <w:r>
         <w:t>10. V1.2 数据质量与合规补充</w:t>
-      </w:r>
-    </w:p>
-    <w:p>
-      <w:r>
-        <w:t>V1.2将数据需求从字段描述扩展到可验收的数据质量、保留、脱敏和备份恢复规则。</w:t>
       </w:r>
     </w:p>
     <w:tbl>
@@ -13178,7 +6846,7 @@
           </w:tcPr>
           <w:p>
             <w:r>
-              <w:t>规则类别</w:t>
+              <w:t>数据类别</w:t>
             </w:r>
           </w:p>
         </w:tc>
@@ -13188,7 +6856,7 @@
           </w:tcPr>
           <w:p>
             <w:r>
-              <w:t>要求</w:t>
+              <w:t>保留期限</w:t>
             </w:r>
           </w:p>
         </w:tc>
@@ -13198,7 +6866,7 @@
           </w:tcPr>
           <w:p>
             <w:r>
-              <w:t>验收方式</w:t>
+              <w:t>脱敏/删除要求</w:t>
             </w:r>
           </w:p>
         </w:tc>
@@ -13210,7 +6878,7 @@
           </w:tcPr>
           <w:p>
             <w:r>
-              <w:t>完整性</w:t>
+              <w:t>会话消息</w:t>
             </w:r>
           </w:p>
         </w:tc>
@@ -13220,7 +6888,7 @@
           </w:tcPr>
           <w:p>
             <w:r>
-              <w:t>核心用户、会话、消息、知识条目、反馈和审计表的必填字段不得为空。</w:t>
+              <w:t>默认保留12个月，统计汇总可长期保留。</w:t>
             </w:r>
           </w:p>
         </w:tc>
@@ -13230,7 +6898,7 @@
           </w:tcPr>
           <w:p>
             <w:r>
-              <w:t>抽样SQL检查和接口返回校验。</w:t>
+              <w:t>超过期限后删除明文内容，仅保留匿名统计。</w:t>
             </w:r>
           </w:p>
         </w:tc>
@@ -13242,7 +6910,7 @@
           </w:tcPr>
           <w:p>
             <w:r>
-              <w:t>一致性</w:t>
+              <w:t>审计日志</w:t>
             </w:r>
           </w:p>
         </w:tc>
@@ -13252,7 +6920,7 @@
           </w:tcPr>
           <w:p>
             <w:r>
-              <w:t>用户角色、组织机构、课程、考试和成绩字段须与来源系统主数据保持一致。</w:t>
+              <w:t>不少于6个月，涉及安全事件的日志按事件闭环要求延长。</w:t>
             </w:r>
           </w:p>
         </w:tc>
@@ -13262,7 +6930,7 @@
           </w:tcPr>
           <w:p>
             <w:r>
-              <w:t>同步批次校验和差异报告。</w:t>
+              <w:t>禁止普通管理员删除或改写。</w:t>
             </w:r>
           </w:p>
         </w:tc>
@@ -13274,7 +6942,7 @@
           </w:tcPr>
           <w:p>
             <w:r>
-              <w:t>准确性</w:t>
+              <w:t>个人敏感信息</w:t>
             </w:r>
           </w:p>
         </w:tc>
@@ -13284,7 +6952,7 @@
           </w:tcPr>
           <w:p>
             <w:r>
-              <w:t>知识库答案必须保留来源、维护人、审核人和生效时间。</w:t>
+              <w:t>按业务必要性保存。</w:t>
             </w:r>
           </w:p>
         </w:tc>
@@ -13294,39 +6962,7 @@
           </w:tcPr>
           <w:p>
             <w:r>
-              <w:t>知识条目抽样复核。</w:t>
-            </w:r>
-          </w:p>
-        </w:tc>
-      </w:tr>
-      <w:tr>
-        <w:tc>
-          <w:tcPr>
-            <w:tcW w:type="dxa" w:w="3120"/>
-          </w:tcPr>
-          <w:p>
-            <w:r>
-              <w:t>时效性</w:t>
-            </w:r>
-          </w:p>
-        </w:tc>
-        <w:tc>
-          <w:tcPr>
-            <w:tcW w:type="dxa" w:w="3120"/>
-          </w:tcPr>
-          <w:p>
-            <w:r>
-              <w:t>课表、考试、通知类数据应在来源系统变更后按约定周期同步。</w:t>
-            </w:r>
-          </w:p>
-        </w:tc>
-        <w:tc>
-          <w:tcPr>
-            <w:tcW w:type="dxa" w:w="3120"/>
-          </w:tcPr>
-          <w:p>
-            <w:r>
-              <w:t>同步日志和监控告警记录。</w:t>
+              <w:t>展示和导出时默认脱敏，导出需审批。</w:t>
             </w:r>
           </w:p>
         </w:tc>
@@ -13349,7 +6985,7 @@
           </w:tcPr>
           <w:p>
             <w:r>
-              <w:t>数据类别</w:t>
+              <w:t>基线项</w:t>
             </w:r>
           </w:p>
         </w:tc>
@@ -13359,7 +6995,7 @@
           </w:tcPr>
           <w:p>
             <w:r>
-              <w:t>保留期限</w:t>
+              <w:t>确认内容</w:t>
             </w:r>
           </w:p>
         </w:tc>
@@ -13369,7 +7005,7 @@
           </w:tcPr>
           <w:p>
             <w:r>
-              <w:t>脱敏/删除要求</w:t>
+              <w:t>后续变更规则</w:t>
             </w:r>
           </w:p>
         </w:tc>
@@ -13381,7 +7017,7 @@
           </w:tcPr>
           <w:p>
             <w:r>
-              <w:t>会话消息</w:t>
+              <w:t>实体范围</w:t>
             </w:r>
           </w:p>
         </w:tc>
@@ -13391,7 +7027,7 @@
           </w:tcPr>
           <w:p>
             <w:r>
-              <w:t>默认保留12个月，统计汇总可长期保留。</w:t>
+              <w:t>用户、学生、教师、家长授权、会话、消息、知识条目、反馈、未命中问题、审计日志。</w:t>
             </w:r>
           </w:p>
         </w:tc>
@@ -13401,7 +7037,7 @@
           </w:tcPr>
           <w:p>
             <w:r>
-              <w:t>超过期限后删除明文内容，仅保留匿名统计。</w:t>
+              <w:t>新增实体需同步更新ER图、数据字典和权限矩阵。</w:t>
             </w:r>
           </w:p>
         </w:tc>
@@ -13413,7 +7049,7 @@
           </w:tcPr>
           <w:p>
             <w:r>
-              <w:t>审计日志</w:t>
+              <w:t>字段范围</w:t>
             </w:r>
           </w:p>
         </w:tc>
@@ -13423,7 +7059,7 @@
           </w:tcPr>
           <w:p>
             <w:r>
-              <w:t>不少于6个月，涉及安全事件的日志按事件闭环要求延长。</w:t>
+              <w:t>字段名称、含义、类型、长度、约束、来源和敏感级别。</w:t>
             </w:r>
           </w:p>
         </w:tc>
@@ -13433,7 +7069,7 @@
           </w:tcPr>
           <w:p>
             <w:r>
-              <w:t>禁止普通管理员删除或改写。</w:t>
+              <w:t>字段调整需记录兼容影响和迁移方案。</w:t>
             </w:r>
           </w:p>
         </w:tc>
@@ -13445,7 +7081,7 @@
           </w:tcPr>
           <w:p>
             <w:r>
-              <w:t>个人敏感信息</w:t>
+              <w:t>接口数据</w:t>
             </w:r>
           </w:p>
         </w:tc>
@@ -13455,7 +7091,7 @@
           </w:tcPr>
           <w:p>
             <w:r>
-              <w:t>按业务必要性保存。</w:t>
+              <w:t>外部系统同步字段和内部生成字段。</w:t>
             </w:r>
           </w:p>
         </w:tc>
@@ -13465,7 +7101,39 @@
           </w:tcPr>
           <w:p>
             <w:r>
-              <w:t>展示和导出时默认脱敏，导出需审批。</w:t>
+              <w:t>接口方确认后更新接口映射表。</w:t>
+            </w:r>
+          </w:p>
+        </w:tc>
+      </w:tr>
+      <w:tr>
+        <w:tc>
+          <w:tcPr>
+            <w:tcW w:type="dxa" w:w="3120"/>
+          </w:tcPr>
+          <w:p>
+            <w:r>
+              <w:t>合规要求</w:t>
+            </w:r>
+          </w:p>
+        </w:tc>
+        <w:tc>
+          <w:tcPr>
+            <w:tcW w:type="dxa" w:w="3120"/>
+          </w:tcPr>
+          <w:p>
+            <w:r>
+              <w:t>最小化采集、授权访问、脱敏展示、审计留痕、备份恢复。</w:t>
+            </w:r>
+          </w:p>
+        </w:tc>
+        <w:tc>
+          <w:tcPr>
+            <w:tcW w:type="dxa" w:w="3120"/>
+          </w:tcPr>
+          <w:p>
+            <w:r>
+              <w:t>不得在维护版本中降低保护级别。</w:t>
             </w:r>
           </w:p>
         </w:tc>
@@ -13484,177 +7152,6 @@
         <w:t>V1.3作为数据需求正式基线，与SRS V1.3和NFR V1.3共同作为设计、开发、测试和验收依据。</w:t>
       </w:r>
     </w:p>
-    <w:tbl>
-      <w:tblPr>
-        <w:tblW w:type="auto" w:w="0"/>
-        <w:tblLook w:firstColumn="1" w:firstRow="1" w:lastColumn="0" w:lastRow="0" w:noHBand="0" w:noVBand="1" w:val="04A0"/>
-      </w:tblPr>
-      <w:tblGrid>
-        <w:gridCol w:w="3120"/>
-        <w:gridCol w:w="3120"/>
-        <w:gridCol w:w="3120"/>
-      </w:tblGrid>
-      <w:tr>
-        <w:tc>
-          <w:tcPr>
-            <w:tcW w:type="dxa" w:w="3120"/>
-          </w:tcPr>
-          <w:p>
-            <w:r>
-              <w:t>基线项</w:t>
-            </w:r>
-          </w:p>
-        </w:tc>
-        <w:tc>
-          <w:tcPr>
-            <w:tcW w:type="dxa" w:w="3120"/>
-          </w:tcPr>
-          <w:p>
-            <w:r>
-              <w:t>确认内容</w:t>
-            </w:r>
-          </w:p>
-        </w:tc>
-        <w:tc>
-          <w:tcPr>
-            <w:tcW w:type="dxa" w:w="3120"/>
-          </w:tcPr>
-          <w:p>
-            <w:r>
-              <w:t>后续变更规则</w:t>
-            </w:r>
-          </w:p>
-        </w:tc>
-      </w:tr>
-      <w:tr>
-        <w:tc>
-          <w:tcPr>
-            <w:tcW w:type="dxa" w:w="3120"/>
-          </w:tcPr>
-          <w:p>
-            <w:r>
-              <w:t>实体范围</w:t>
-            </w:r>
-          </w:p>
-        </w:tc>
-        <w:tc>
-          <w:tcPr>
-            <w:tcW w:type="dxa" w:w="3120"/>
-          </w:tcPr>
-          <w:p>
-            <w:r>
-              <w:t>用户、学生、教师、家长授权、会话、消息、知识条目、反馈、未命中问题、审计日志。</w:t>
-            </w:r>
-          </w:p>
-        </w:tc>
-        <w:tc>
-          <w:tcPr>
-            <w:tcW w:type="dxa" w:w="3120"/>
-          </w:tcPr>
-          <w:p>
-            <w:r>
-              <w:t>新增实体需同步更新ER图、数据字典和权限矩阵。</w:t>
-            </w:r>
-          </w:p>
-        </w:tc>
-      </w:tr>
-      <w:tr>
-        <w:tc>
-          <w:tcPr>
-            <w:tcW w:type="dxa" w:w="3120"/>
-          </w:tcPr>
-          <w:p>
-            <w:r>
-              <w:t>字段范围</w:t>
-            </w:r>
-          </w:p>
-        </w:tc>
-        <w:tc>
-          <w:tcPr>
-            <w:tcW w:type="dxa" w:w="3120"/>
-          </w:tcPr>
-          <w:p>
-            <w:r>
-              <w:t>字段名称、含义、类型、长度、约束、来源和敏感级别。</w:t>
-            </w:r>
-          </w:p>
-        </w:tc>
-        <w:tc>
-          <w:tcPr>
-            <w:tcW w:type="dxa" w:w="3120"/>
-          </w:tcPr>
-          <w:p>
-            <w:r>
-              <w:t>字段调整需记录兼容影响和迁移方案。</w:t>
-            </w:r>
-          </w:p>
-        </w:tc>
-      </w:tr>
-      <w:tr>
-        <w:tc>
-          <w:tcPr>
-            <w:tcW w:type="dxa" w:w="3120"/>
-          </w:tcPr>
-          <w:p>
-            <w:r>
-              <w:t>接口数据</w:t>
-            </w:r>
-          </w:p>
-        </w:tc>
-        <w:tc>
-          <w:tcPr>
-            <w:tcW w:type="dxa" w:w="3120"/>
-          </w:tcPr>
-          <w:p>
-            <w:r>
-              <w:t>外部系统同步字段和内部生成字段。</w:t>
-            </w:r>
-          </w:p>
-        </w:tc>
-        <w:tc>
-          <w:tcPr>
-            <w:tcW w:type="dxa" w:w="3120"/>
-          </w:tcPr>
-          <w:p>
-            <w:r>
-              <w:t>接口方确认后更新接口映射表。</w:t>
-            </w:r>
-          </w:p>
-        </w:tc>
-      </w:tr>
-      <w:tr>
-        <w:tc>
-          <w:tcPr>
-            <w:tcW w:type="dxa" w:w="3120"/>
-          </w:tcPr>
-          <w:p>
-            <w:r>
-              <w:t>合规要求</w:t>
-            </w:r>
-          </w:p>
-        </w:tc>
-        <w:tc>
-          <w:tcPr>
-            <w:tcW w:type="dxa" w:w="3120"/>
-          </w:tcPr>
-          <w:p>
-            <w:r>
-              <w:t>最小化采集、授权访问、脱敏展示、审计留痕、备份恢复。</w:t>
-            </w:r>
-          </w:p>
-        </w:tc>
-        <w:tc>
-          <w:tcPr>
-            <w:tcW w:type="dxa" w:w="3120"/>
-          </w:tcPr>
-          <w:p>
-            <w:r>
-              <w:t>不得在维护版本中降低保护级别。</w:t>
-            </w:r>
-          </w:p>
-        </w:tc>
-      </w:tr>
-    </w:tbl>
     <w:sectPr>
       <w:footnotePr>
         <w:numRestart w:val="eachSect"/>
